--- a/docs/chapters/AI-Rescue_Report_A4.docx
+++ b/docs/chapters/AI-Rescue_Report_A4.docx
@@ -10,9 +10,9 @@
         <w:tblLook w:firstColumn="1" w:firstRow="1" w:lastColumn="0" w:lastRow="0" w:noHBand="0" w:noVBand="1" w:val="04A0"/>
       </w:tblPr>
       <w:tblGrid>
-        <w:gridCol w:w="3264"/>
-        <w:gridCol w:w="3264"/>
-        <w:gridCol w:w="3264"/>
+        <w:gridCol w:w="3312"/>
+        <w:gridCol w:w="3312"/>
+        <w:gridCol w:w="3312"/>
       </w:tblGrid>
       <w:tr>
         <w:tc>
@@ -40,7 +40,7 @@
                           <pic:cNvPicPr/>
                         </pic:nvPicPr>
                         <pic:blipFill>
-                          <a:blip r:embed="rId10"/>
+                          <a:blip r:embed="rId11"/>
                           <a:stretch>
                             <a:fillRect/>
                           </a:stretch>
@@ -62,7 +62,7 @@
         </w:tc>
         <w:tc>
           <w:tcPr>
-            <w:tcW w:type="dxa" w:w="6192"/>
+            <w:tcW w:type="dxa" w:w="6480"/>
             <w:vAlign w:val="center"/>
           </w:tcPr>
           <w:p>
@@ -115,7 +115,7 @@
                           <pic:cNvPicPr/>
                         </pic:nvPicPr>
                         <pic:blipFill>
-                          <a:blip r:embed="rId11"/>
+                          <a:blip r:embed="rId12"/>
                           <a:stretch>
                             <a:fillRect/>
                           </a:stretch>
@@ -139,12 +139,12 @@
     </w:tbl>
     <w:p>
       <w:pPr>
-        <w:spacing w:before="560"/>
-      </w:pPr>
-    </w:p>
-    <w:p>
-      <w:pPr>
-        <w:spacing w:before="160" w:after="480"/>
+        <w:spacing w:before="600"/>
+      </w:pPr>
+    </w:p>
+    <w:p>
+      <w:pPr>
+        <w:spacing w:before="160" w:after="520"/>
         <w:jc w:val="center"/>
       </w:pPr>
       <w:r>
@@ -160,7 +160,7 @@
     </w:p>
     <w:p>
       <w:pPr>
-        <w:spacing w:after="440"/>
+        <w:spacing w:after="480"/>
         <w:jc w:val="center"/>
       </w:pPr>
       <w:r>
@@ -189,7 +189,7 @@
     </w:p>
     <w:p>
       <w:pPr>
-        <w:spacing w:before="320" w:after="80"/>
+        <w:spacing w:before="360" w:after="120"/>
         <w:jc w:val="center"/>
       </w:pPr>
       <w:r>
@@ -214,7 +214,7 @@
     </w:p>
     <w:p>
       <w:pPr>
-        <w:spacing w:before="640" w:after="0"/>
+        <w:spacing w:before="720" w:after="0"/>
         <w:jc w:val="center"/>
       </w:pPr>
       <w:r>
@@ -238,13 +238,41 @@
     <w:p>
       <w:pPr>
         <w:sectPr>
-          <w:footerReference w:type="default" r:id="rId9"/>
+          <w:headerReference w:type="default" r:id="rId9"/>
+          <w:footerReference w:type="default" r:id="rId10"/>
           <w:pgSz w:w="12240" w:h="15840"/>
-          <w:pgMar w:top="1008" w:right="1224" w:bottom="936" w:left="1224" w:header="720" w:footer="720" w:gutter="0"/>
+          <w:pgMar w:top="1008" w:right="1152" w:bottom="864" w:left="1152" w:header="720" w:footer="720" w:gutter="0"/>
           <w:cols w:space="720"/>
           <w:docGrid w:linePitch="360"/>
         </w:sectPr>
       </w:pPr>
+    </w:p>
+    <w:p>
+      <w:pPr>
+        <w:spacing w:before="400" w:after="640"/>
+        <w:jc w:val="center"/>
+      </w:pPr>
+      <w:r>
+        <w:rPr>
+          <w:rFonts w:ascii="Times New Roman" w:hAnsi="Times New Roman"/>
+          <w:b/>
+          <w:sz w:val="32"/>
+        </w:rPr>
+        <w:t>CERTIFICATE</w:t>
+      </w:r>
+    </w:p>
+    <w:p>
+      <w:pPr>
+        <w:spacing w:line="324" w:lineRule="auto" w:after="1500"/>
+        <w:jc w:val="both"/>
+      </w:pPr>
+      <w:r>
+        <w:rPr>
+          <w:rFonts w:ascii="Times New Roman" w:hAnsi="Times New Roman"/>
+          <w:sz w:val="24"/>
+        </w:rPr>
+        <w:t>This is to certify that Mr. Dev Vikam, SAP ID 53013240013, has successfully completed the Field Project Work in B.Sc. Information Technology under the Department of Information Technology with the project title "AI-Rescue: Intelligent Disaster Response &amp; Resource Coordination Platform" under the esteemed guidance of Dr. Manisha Divate, in partial fulfillment of the requirements for the award of the Degree of Bachelor of Science in Information Technology from Usha Pravin Gandhi College of Arts, Science and Commerce (Autonomous), for the Academic Year 2026-2027.</w:t>
+      </w:r>
     </w:p>
     <w:tbl>
       <w:tblPr>
@@ -261,53 +289,25 @@
       <w:tr>
         <w:tc>
           <w:tcPr>
-            <w:tcW w:type="dxa" w:w="1728"/>
-            <w:vAlign w:val="center"/>
+            <w:tcW w:type="dxa" w:w="3240"/>
           </w:tcPr>
           <w:p>
             <w:pPr>
               <w:jc w:val="center"/>
             </w:pPr>
             <w:r>
-              <w:drawing>
-                <wp:inline xmlns:a="http://schemas.openxmlformats.org/drawingml/2006/main" xmlns:pic="http://schemas.openxmlformats.org/drawingml/2006/picture">
-                  <wp:extent cx="868680" cy="1021568"/>
-                  <wp:docPr id="3" name="Picture 3"/>
-                  <wp:cNvGraphicFramePr>
-                    <a:graphicFrameLocks noChangeAspect="1"/>
-                  </wp:cNvGraphicFramePr>
-                  <a:graphic>
-                    <a:graphicData uri="http://schemas.openxmlformats.org/drawingml/2006/picture">
-                      <pic:pic>
-                        <pic:nvPicPr>
-                          <pic:cNvPr id="3" name="rk_img_0.png"/>
-                          <pic:cNvPicPr/>
-                        </pic:nvPicPr>
-                        <pic:blipFill>
-                          <a:blip r:embed="rId10"/>
-                          <a:stretch>
-                            <a:fillRect/>
-                          </a:stretch>
-                        </pic:blipFill>
-                        <pic:spPr>
-                          <a:xfrm>
-                            <a:off x="0" y="0"/>
-                            <a:ext cx="868680" cy="1021568"/>
-                          </a:xfrm>
-                          <a:prstGeom prst="rect"/>
-                        </pic:spPr>
-                      </pic:pic>
-                    </a:graphicData>
-                  </a:graphic>
-                </wp:inline>
-              </w:drawing>
-            </w:r>
-          </w:p>
-        </w:tc>
-        <w:tc>
-          <w:tcPr>
-            <w:tcW w:type="dxa" w:w="6192"/>
-            <w:vAlign w:val="center"/>
+              <w:rPr>
+                <w:b/>
+              </w:rPr>
+              <w:t>Dr. Manisha Divate</w:t>
+              <w:br/>
+              <w:t>Project Guide</w:t>
+            </w:r>
+          </w:p>
+        </w:tc>
+        <w:tc>
+          <w:tcPr>
+            <w:tcW w:type="dxa" w:w="3240"/>
           </w:tcPr>
           <w:p>
             <w:pPr>
@@ -315,67 +315,75 @@
             </w:pPr>
             <w:r>
               <w:rPr>
-                <w:rFonts w:ascii="Times New Roman" w:hAnsi="Times New Roman"/>
                 <w:b/>
-                <w:sz w:val="26"/>
               </w:rPr>
-              <w:t>Shri Vile Parle Kelavani Mandal's</w:t>
+              <w:t>Course Coordinator /</w:t>
               <w:br/>
-            </w:r>
-            <w:r>
-              <w:rPr>
-                <w:rFonts w:ascii="Times New Roman" w:hAnsi="Times New Roman"/>
-                <w:b/>
-                <w:sz w:val="24"/>
-              </w:rPr>
-              <w:t>USHA PRAVIN GANDHI COLLEGE OF ARTS,</w:t>
-              <w:br/>
-              <w:t>SCIENCE AND COMMERCE (Autonomous)</w:t>
-            </w:r>
-          </w:p>
-        </w:tc>
-        <w:tc>
-          <w:tcPr>
-            <w:tcW w:type="dxa" w:w="1728"/>
-            <w:vAlign w:val="center"/>
+              <w:t>HOD</w:t>
+            </w:r>
+          </w:p>
+        </w:tc>
+        <w:tc>
+          <w:tcPr>
+            <w:tcW w:type="dxa" w:w="3240"/>
           </w:tcPr>
           <w:p>
             <w:pPr>
               <w:jc w:val="center"/>
             </w:pPr>
             <w:r>
-              <w:drawing>
-                <wp:inline xmlns:a="http://schemas.openxmlformats.org/drawingml/2006/main" xmlns:pic="http://schemas.openxmlformats.org/drawingml/2006/picture">
-                  <wp:extent cx="868680" cy="965200"/>
-                  <wp:docPr id="4" name="Picture 4"/>
-                  <wp:cNvGraphicFramePr>
-                    <a:graphicFrameLocks noChangeAspect="1"/>
-                  </wp:cNvGraphicFramePr>
-                  <a:graphic>
-                    <a:graphicData uri="http://schemas.openxmlformats.org/drawingml/2006/picture">
-                      <pic:pic>
-                        <pic:nvPicPr>
-                          <pic:cNvPr id="4" name="rk_img_5.png"/>
-                          <pic:cNvPicPr/>
-                        </pic:nvPicPr>
-                        <pic:blipFill>
-                          <a:blip r:embed="rId11"/>
-                          <a:stretch>
-                            <a:fillRect/>
-                          </a:stretch>
-                        </pic:blipFill>
-                        <pic:spPr>
-                          <a:xfrm>
-                            <a:off x="0" y="0"/>
-                            <a:ext cx="868680" cy="965200"/>
-                          </a:xfrm>
-                          <a:prstGeom prst="rect"/>
-                        </pic:spPr>
-                      </pic:pic>
-                    </a:graphicData>
-                  </a:graphic>
-                </wp:inline>
-              </w:drawing>
+              <w:rPr>
+                <w:b/>
+              </w:rPr>
+              <w:t>Principal</w:t>
+              <w:br/>
+              <w:t>UPG College</w:t>
+            </w:r>
+          </w:p>
+        </w:tc>
+      </w:tr>
+      <w:tr>
+        <w:tc>
+          <w:tcPr>
+            <w:tcW w:type="dxa" w:w="3240"/>
+          </w:tcPr>
+          <w:p>
+            <w:pPr>
+              <w:spacing w:before="1100"/>
+              <w:jc w:val="center"/>
+            </w:pPr>
+            <w:r>
+              <w:rPr>
+                <w:b/>
+              </w:rPr>
+              <w:t>Date: ____________</w:t>
+            </w:r>
+          </w:p>
+        </w:tc>
+        <w:tc>
+          <w:tcPr>
+            <w:tcW w:type="dxa" w:w="3240"/>
+          </w:tcPr>
+          <w:p>
+            <w:pPr>
+              <w:jc w:val="center"/>
+            </w:pPr>
+          </w:p>
+        </w:tc>
+        <w:tc>
+          <w:tcPr>
+            <w:tcW w:type="dxa" w:w="3240"/>
+          </w:tcPr>
+          <w:p>
+            <w:pPr>
+              <w:spacing w:before="1100"/>
+              <w:jc w:val="center"/>
+            </w:pPr>
+            <w:r>
+              <w:rPr>
+                <w:b/>
+              </w:rPr>
+              <w:t>External Examiner</w:t>
             </w:r>
           </w:p>
         </w:tc>
@@ -383,7 +391,19 @@
     </w:tbl>
     <w:p>
       <w:pPr>
-        <w:spacing w:before="720" w:after="560"/>
+        <w:sectPr>
+          <w:headerReference w:type="default" r:id="rId13"/>
+          <w:footerReference w:type="default" r:id="rId14"/>
+          <w:pgSz w:w="12240" w:h="15840"/>
+          <w:pgMar w:top="1224" w:right="1224" w:bottom="1008" w:left="1224" w:header="720" w:footer="720" w:gutter="0"/>
+          <w:cols w:space="720"/>
+          <w:docGrid w:linePitch="360"/>
+        </w:sectPr>
+      </w:pPr>
+    </w:p>
+    <w:p>
+      <w:pPr>
+        <w:spacing w:before="300" w:after="80"/>
         <w:jc w:val="center"/>
       </w:pPr>
       <w:r>
@@ -392,7 +412,49 @@
           <w:b/>
           <w:sz w:val="32"/>
         </w:rPr>
-        <w:t>CERTIFICATE</w:t>
+        <w:t>DISASTER RESPONSE &amp; CRISIS TECH LABS</w:t>
+      </w:r>
+    </w:p>
+    <w:p>
+      <w:pPr>
+        <w:spacing w:after="720"/>
+        <w:jc w:val="center"/>
+      </w:pPr>
+      <w:r>
+        <w:rPr>
+          <w:rFonts w:ascii="Times New Roman" w:hAnsi="Times New Roman"/>
+          <w:sz w:val="22"/>
+        </w:rPr>
+        <w:t>Center for Disaster Informatics, AI Solutions &amp; Emergency Coordination</w:t>
+        <w:br/>
+        <w:t>Mumbai, Maharashtra - 400056</w:t>
+      </w:r>
+    </w:p>
+    <w:p>
+      <w:pPr>
+        <w:spacing w:after="600"/>
+        <w:jc w:val="center"/>
+      </w:pPr>
+      <w:r>
+        <w:rPr>
+          <w:rFonts w:ascii="Times New Roman" w:hAnsi="Times New Roman"/>
+          <w:b/>
+          <w:sz w:val="32"/>
+        </w:rPr>
+        <w:t>COMPANY CERTIFICATE</w:t>
+      </w:r>
+    </w:p>
+    <w:p>
+      <w:pPr>
+        <w:spacing w:line="324" w:lineRule="auto" w:after="360"/>
+        <w:jc w:val="both"/>
+      </w:pPr>
+      <w:r>
+        <w:rPr>
+          <w:rFonts w:ascii="Times New Roman" w:hAnsi="Times New Roman"/>
+          <w:sz w:val="24"/>
+        </w:rPr>
+        <w:t>This is to certify that Mr. Dev Vikam, a student of Third Year B.Sc. Information Technology (SAP ID: 53013240013) from Usha Pravin Gandhi College of Arts, Science and Commerce (Autonomous), has successfully undergone and completed his Field Project work on the project entitled "AI-Rescue: Intelligent Disaster Response &amp; Resource Coordination Platform" from June 2026 to September 2026 under the mentorship and technical supervision of our technical engineering team.</w:t>
       </w:r>
     </w:p>
     <w:p>
@@ -405,7 +467,192 @@
           <w:rFonts w:ascii="Times New Roman" w:hAnsi="Times New Roman"/>
           <w:sz w:val="24"/>
         </w:rPr>
-        <w:t>This is to certify that Mr. Dev Vikam, SAP ID 53013240013, has successfully completed the Field Project Work in B.Sc. Information Technology under the Department of Information Technology with the project title "AI-Rescue: Intelligent Disaster Response &amp; Resource Coordination Platform" under the esteemed guidance of Dr. Manisha Divate, in partial fulfillment of the requirements for the award of the Degree of Bachelor of Science in Information Technology from Usha Pravin Gandhi College of Arts, Science and Commerce (Autonomous), for the Academic Year 2026-2027.</w:t>
+        <w:t>During this 90-hour engagement (30 hours guide-supervised reviews and 60 hours independent development work), he demonstrated excellent analytical capabilities, technical proficiency in full-stack architecture, spatial query algorithms, and high commitment to real-time humanitarian engineering solutions. His conduct and performance throughout the tenure were exemplary.</w:t>
+      </w:r>
+    </w:p>
+    <w:tbl>
+      <w:tblPr>
+        <w:tblW w:type="auto" w:w="0"/>
+        <w:jc w:val="center"/>
+        <w:tblLayout w:type="fixed"/>
+        <w:tblLook w:firstColumn="1" w:firstRow="1" w:lastColumn="0" w:lastRow="0" w:noHBand="0" w:noVBand="1" w:val="04A0"/>
+      </w:tblPr>
+      <w:tblGrid>
+        <w:gridCol w:w="4896"/>
+        <w:gridCol w:w="4896"/>
+      </w:tblGrid>
+      <w:tr>
+        <w:tc>
+          <w:tcPr>
+            <w:tcW w:type="dxa" w:w="4896"/>
+          </w:tcPr>
+          <w:p>
+            <w:r>
+              <w:rPr>
+                <w:b/>
+              </w:rPr>
+              <w:t>Date: 26th September 2026</w:t>
+              <w:br/>
+              <w:t>Place: Mumbai</w:t>
+            </w:r>
+          </w:p>
+        </w:tc>
+        <w:tc>
+          <w:tcPr>
+            <w:tcW w:type="dxa" w:w="4896"/>
+          </w:tcPr>
+          <w:p>
+            <w:pPr>
+              <w:jc w:val="right"/>
+            </w:pPr>
+            <w:r>
+              <w:rPr>
+                <w:b/>
+              </w:rPr>
+              <w:t>Authorized Signatory &amp; Seal</w:t>
+              <w:br/>
+              <w:t>Disaster Response &amp; Crisis Tech Labs</w:t>
+            </w:r>
+          </w:p>
+        </w:tc>
+      </w:tr>
+    </w:tbl>
+    <w:p>
+      <w:pPr>
+        <w:sectPr>
+          <w:headerReference w:type="default" r:id="rId15"/>
+          <w:footerReference w:type="default" r:id="rId16"/>
+          <w:pgSz w:w="12240" w:h="15840"/>
+          <w:pgMar w:top="1152" w:right="1224" w:bottom="1008" w:left="1224" w:header="720" w:footer="720" w:gutter="0"/>
+          <w:cols w:space="720"/>
+          <w:docGrid w:linePitch="360"/>
+        </w:sectPr>
+      </w:pPr>
+    </w:p>
+    <w:p>
+      <w:pPr>
+        <w:spacing w:before="400" w:after="640"/>
+        <w:jc w:val="center"/>
+      </w:pPr>
+      <w:r>
+        <w:rPr>
+          <w:rFonts w:ascii="Times New Roman" w:hAnsi="Times New Roman"/>
+          <w:b/>
+          <w:sz w:val="32"/>
+        </w:rPr>
+        <w:t>DECLARATION</w:t>
+      </w:r>
+    </w:p>
+    <w:p>
+      <w:pPr>
+        <w:spacing w:line="324" w:lineRule="auto" w:after="320"/>
+        <w:jc w:val="both"/>
+      </w:pPr>
+      <w:r>
+        <w:rPr>
+          <w:rFonts w:ascii="Times New Roman" w:hAnsi="Times New Roman"/>
+          <w:sz w:val="24"/>
+        </w:rPr>
+        <w:t>I, Mr. Dev Vikam, hereby declare that the project report entitled "AI-Rescue: Intelligent Disaster Response &amp; Resource Coordination Platform" represents my original work carried out under the guidance of Dr. Manisha Divate.</w:t>
+      </w:r>
+    </w:p>
+    <w:p>
+      <w:pPr>
+        <w:spacing w:line="324" w:lineRule="auto" w:after="320"/>
+        <w:jc w:val="both"/>
+      </w:pPr>
+      <w:r>
+        <w:rPr>
+          <w:rFonts w:ascii="Times New Roman" w:hAnsi="Times New Roman"/>
+          <w:sz w:val="24"/>
+        </w:rPr>
+        <w:t>The work presented in this report has been completed as part of the Third Year Bachelor of Science (Information Technology) program at Shri Vile Parle Kelavani Mandal's Usha Pravin Gandhi College of Arts, Science and Commerce (Autonomous) for the academic year 2026-2027.</w:t>
+      </w:r>
+    </w:p>
+    <w:p>
+      <w:pPr>
+        <w:spacing w:line="324" w:lineRule="auto" w:after="1000"/>
+        <w:jc w:val="both"/>
+      </w:pPr>
+      <w:r>
+        <w:rPr>
+          <w:rFonts w:ascii="Times New Roman" w:hAnsi="Times New Roman"/>
+          <w:sz w:val="24"/>
+        </w:rPr>
+        <w:t>I further declare that this report has not been submitted previously to any other university, institute, or board for the award of any degree, diploma, fellowship, or other similar academic recognition. All information obtained from published literature, software libraries, and web resources has been duly cited and acknowledged in the bibliography.</w:t>
+      </w:r>
+    </w:p>
+    <w:tbl>
+      <w:tblPr>
+        <w:tblW w:type="auto" w:w="0"/>
+        <w:jc w:val="center"/>
+        <w:tblLayout w:type="fixed"/>
+        <w:tblLook w:firstColumn="1" w:firstRow="1" w:lastColumn="0" w:lastRow="0" w:noHBand="0" w:noVBand="1" w:val="04A0"/>
+      </w:tblPr>
+      <w:tblGrid>
+        <w:gridCol w:w="4896"/>
+        <w:gridCol w:w="4896"/>
+      </w:tblGrid>
+      <w:tr>
+        <w:tc>
+          <w:tcPr>
+            <w:tcW w:type="dxa" w:w="4896"/>
+          </w:tcPr>
+          <w:p>
+            <w:r>
+              <w:rPr>
+                <w:b/>
+              </w:rPr>
+              <w:t>Date: 26th September 2026</w:t>
+              <w:br/>
+              <w:t>Place: Mumbai</w:t>
+            </w:r>
+          </w:p>
+        </w:tc>
+        <w:tc>
+          <w:tcPr>
+            <w:tcW w:type="dxa" w:w="4896"/>
+          </w:tcPr>
+          <w:p>
+            <w:pPr>
+              <w:jc w:val="right"/>
+            </w:pPr>
+            <w:r>
+              <w:rPr>
+                <w:b/>
+              </w:rPr>
+              <w:t>Mr. Dev Vikam</w:t>
+              <w:br/>
+              <w:t>SAP ID: 53013240013</w:t>
+            </w:r>
+          </w:p>
+        </w:tc>
+      </w:tr>
+    </w:tbl>
+    <w:p>
+      <w:pPr>
+        <w:sectPr>
+          <w:headerReference w:type="default" r:id="rId17"/>
+          <w:footerReference w:type="default" r:id="rId18"/>
+          <w:pgSz w:w="12240" w:h="15840"/>
+          <w:pgMar w:top="1224" w:right="1224" w:bottom="1008" w:left="1224" w:header="720" w:footer="720" w:gutter="0"/>
+          <w:cols w:space="720"/>
+          <w:docGrid w:linePitch="360"/>
+        </w:sectPr>
+      </w:pPr>
+    </w:p>
+    <w:p>
+      <w:pPr>
+        <w:spacing w:before="120" w:after="240"/>
+        <w:jc w:val="center"/>
+      </w:pPr>
+      <w:r>
+        <w:rPr>
+          <w:rFonts w:ascii="Times New Roman" w:hAnsi="Times New Roman"/>
+          <w:b/>
+          <w:sz w:val="32"/>
+        </w:rPr>
+        <w:t>TABLE OF CONTENTS</w:t>
       </w:r>
     </w:p>
     <w:tbl>
@@ -423,373 +670,10 @@
       <w:tr>
         <w:tc>
           <w:tcPr>
-            <w:tcW w:type="dxa" w:w="3240"/>
-          </w:tcPr>
-          <w:p>
-            <w:pPr>
-              <w:jc w:val="center"/>
-            </w:pPr>
-            <w:r>
-              <w:rPr>
-                <w:b/>
-              </w:rPr>
-              <w:t>Dr. Manisha Divate</w:t>
-              <w:br/>
-              <w:t>Project Guide</w:t>
-            </w:r>
-          </w:p>
-        </w:tc>
-        <w:tc>
-          <w:tcPr>
-            <w:tcW w:type="dxa" w:w="3240"/>
-          </w:tcPr>
-          <w:p>
-            <w:pPr>
-              <w:jc w:val="center"/>
-            </w:pPr>
-            <w:r>
-              <w:rPr>
-                <w:b/>
-              </w:rPr>
-              <w:t>Course Coordinator /</w:t>
-              <w:br/>
-              <w:t>HOD</w:t>
-            </w:r>
-          </w:p>
-        </w:tc>
-        <w:tc>
-          <w:tcPr>
-            <w:tcW w:type="dxa" w:w="3240"/>
-          </w:tcPr>
-          <w:p>
-            <w:pPr>
-              <w:jc w:val="center"/>
-            </w:pPr>
-            <w:r>
-              <w:rPr>
-                <w:b/>
-              </w:rPr>
-              <w:t>Principal</w:t>
-              <w:br/>
-              <w:t>UPG College</w:t>
-            </w:r>
-          </w:p>
-        </w:tc>
-      </w:tr>
-      <w:tr>
-        <w:tc>
-          <w:tcPr>
-            <w:tcW w:type="dxa" w:w="3240"/>
-          </w:tcPr>
-          <w:p>
-            <w:pPr>
-              <w:spacing w:before="900"/>
-              <w:jc w:val="center"/>
-            </w:pPr>
-            <w:r>
-              <w:rPr>
-                <w:b/>
-              </w:rPr>
-              <w:t>Date: ____________</w:t>
-            </w:r>
-          </w:p>
-        </w:tc>
-        <w:tc>
-          <w:tcPr>
-            <w:tcW w:type="dxa" w:w="3240"/>
-          </w:tcPr>
-          <w:p>
-            <w:pPr>
-              <w:jc w:val="center"/>
-            </w:pPr>
-          </w:p>
-        </w:tc>
-        <w:tc>
-          <w:tcPr>
-            <w:tcW w:type="dxa" w:w="3240"/>
-          </w:tcPr>
-          <w:p>
-            <w:pPr>
-              <w:spacing w:before="900"/>
-              <w:jc w:val="center"/>
-            </w:pPr>
-            <w:r>
-              <w:rPr>
-                <w:b/>
-              </w:rPr>
-              <w:t>External Examiner</w:t>
-            </w:r>
-          </w:p>
-        </w:tc>
-      </w:tr>
-    </w:tbl>
-    <w:p>
-      <w:pPr>
-        <w:sectPr>
-          <w:footerReference w:type="default" r:id="rId12"/>
-          <w:pgSz w:w="12240" w:h="15840"/>
-          <w:pgMar w:top="1008" w:right="1224" w:bottom="936" w:left="1224" w:header="720" w:footer="720" w:gutter="0"/>
-          <w:cols w:space="720"/>
-          <w:docGrid w:linePitch="360"/>
-        </w:sectPr>
-      </w:pPr>
-    </w:p>
-    <w:p>
-      <w:pPr>
-        <w:spacing w:before="200" w:after="80"/>
-        <w:jc w:val="center"/>
-      </w:pPr>
-      <w:r>
-        <w:rPr>
-          <w:rFonts w:ascii="Times New Roman" w:hAnsi="Times New Roman"/>
-          <w:b/>
-          <w:sz w:val="32"/>
-        </w:rPr>
-        <w:t>DISASTER RESPONSE &amp; CRISIS TECH LABS</w:t>
-      </w:r>
-    </w:p>
-    <w:p>
-      <w:pPr>
-        <w:spacing w:after="720"/>
-        <w:jc w:val="center"/>
-      </w:pPr>
-      <w:r>
-        <w:rPr>
-          <w:rFonts w:ascii="Times New Roman" w:hAnsi="Times New Roman"/>
-          <w:sz w:val="22"/>
-        </w:rPr>
-        <w:t>Center for Disaster Informatics, AI Solutions &amp; Emergency Coordination</w:t>
-        <w:br/>
-        <w:t>Mumbai, Maharashtra - 400056</w:t>
-      </w:r>
-    </w:p>
-    <w:p>
-      <w:pPr>
-        <w:spacing w:after="560"/>
-        <w:jc w:val="center"/>
-      </w:pPr>
-      <w:r>
-        <w:rPr>
-          <w:rFonts w:ascii="Times New Roman" w:hAnsi="Times New Roman"/>
-          <w:b/>
-          <w:sz w:val="32"/>
-        </w:rPr>
-        <w:t>COMPANY CERTIFICATE</w:t>
-      </w:r>
-    </w:p>
-    <w:p>
-      <w:pPr>
-        <w:spacing w:line="324" w:lineRule="auto" w:after="400"/>
-        <w:jc w:val="both"/>
-      </w:pPr>
-      <w:r>
-        <w:rPr>
-          <w:rFonts w:ascii="Times New Roman" w:hAnsi="Times New Roman"/>
-          <w:sz w:val="24"/>
-        </w:rPr>
-        <w:t>This is to certify that Mr. Dev Vikam, a student of Third Year B.Sc. Information Technology (SAP ID: 53013240013) from Usha Pravin Gandhi College of Arts, Science and Commerce (Autonomous), has successfully undergone and completed his Field Project work on the project entitled "AI-Rescue: Intelligent Disaster Response &amp; Resource Coordination Platform" from June 2026 to September 2026 under the mentorship and technical supervision of our technical engineering team.</w:t>
-      </w:r>
-    </w:p>
-    <w:p>
-      <w:pPr>
-        <w:spacing w:line="324" w:lineRule="auto" w:after="1300"/>
-        <w:jc w:val="both"/>
-      </w:pPr>
-      <w:r>
-        <w:rPr>
-          <w:rFonts w:ascii="Times New Roman" w:hAnsi="Times New Roman"/>
-          <w:sz w:val="24"/>
-        </w:rPr>
-        <w:t>During this 90-hour engagement (30 hours guide-supervised reviews and 60 hours independent development work), he demonstrated excellent analytical capabilities, technical proficiency in full-stack architecture, spatial query algorithms, and high commitment to real-time humanitarian engineering solutions. His conduct and performance throughout the tenure were exemplary.</w:t>
-      </w:r>
-    </w:p>
-    <w:tbl>
-      <w:tblPr>
-        <w:tblW w:type="auto" w:w="0"/>
-        <w:jc w:val="center"/>
-        <w:tblLayout w:type="fixed"/>
-        <w:tblLook w:firstColumn="1" w:firstRow="1" w:lastColumn="0" w:lastRow="0" w:noHBand="0" w:noVBand="1" w:val="04A0"/>
-      </w:tblPr>
-      <w:tblGrid>
-        <w:gridCol w:w="4896"/>
-        <w:gridCol w:w="4896"/>
-      </w:tblGrid>
-      <w:tr>
-        <w:tc>
-          <w:tcPr>
-            <w:tcW w:type="dxa" w:w="4896"/>
-          </w:tcPr>
-          <w:p>
-            <w:r>
-              <w:rPr>
-                <w:b/>
-              </w:rPr>
-              <w:t>Date: 26th September 2026</w:t>
-              <w:br/>
-              <w:t>Place: Mumbai</w:t>
-            </w:r>
-          </w:p>
-        </w:tc>
-        <w:tc>
-          <w:tcPr>
-            <w:tcW w:type="dxa" w:w="4896"/>
-          </w:tcPr>
-          <w:p>
-            <w:pPr>
-              <w:jc w:val="right"/>
-            </w:pPr>
-            <w:r>
-              <w:rPr>
-                <w:b/>
-              </w:rPr>
-              <w:t>Authorized Signatory &amp; Seal</w:t>
-              <w:br/>
-              <w:t>Disaster Response &amp; Crisis Tech Labs</w:t>
-            </w:r>
-          </w:p>
-        </w:tc>
-      </w:tr>
-    </w:tbl>
-    <w:p>
-      <w:pPr>
-        <w:sectPr>
-          <w:footerReference w:type="default" r:id="rId13"/>
-          <w:pgSz w:w="12240" w:h="15840"/>
-          <w:pgMar w:top="1080" w:right="1224" w:bottom="936" w:left="1224" w:header="720" w:footer="720" w:gutter="0"/>
-          <w:cols w:space="720"/>
-          <w:docGrid w:linePitch="360"/>
-        </w:sectPr>
-      </w:pPr>
-    </w:p>
-    <w:p>
-      <w:pPr>
-        <w:spacing w:before="400" w:after="640"/>
-        <w:jc w:val="center"/>
-      </w:pPr>
-      <w:r>
-        <w:rPr>
-          <w:rFonts w:ascii="Times New Roman" w:hAnsi="Times New Roman"/>
-          <w:b/>
-          <w:sz w:val="32"/>
-        </w:rPr>
-        <w:t>DECLARATION</w:t>
-      </w:r>
-    </w:p>
-    <w:p>
-      <w:pPr>
-        <w:spacing w:line="324" w:lineRule="auto" w:after="360"/>
-        <w:jc w:val="both"/>
-      </w:pPr>
-      <w:r>
-        <w:rPr>
-          <w:rFonts w:ascii="Times New Roman" w:hAnsi="Times New Roman"/>
-          <w:sz w:val="24"/>
-        </w:rPr>
-        <w:t>I, Mr. Dev Vikam, hereby declare that the project report entitled "AI-Rescue: Intelligent Disaster Response &amp; Resource Coordination Platform" represents my original work carried out under the guidance of Dr. Manisha Divate.</w:t>
-        <w:br/>
-        <w:br/>
-        <w:t>The work presented in this report has been completed as part of the Third Year Bachelor of Science (Information Technology) program at Shri Vile Parle Kelavani Mandal's Usha Pravin Gandhi College of Arts, Science and Commerce (Autonomous) for the academic year 2026-2027.</w:t>
-        <w:br/>
-        <w:br/>
-        <w:t>I further declare that this report has not been submitted previously to any other university, institute, or board for the award of any degree, diploma, fellowship, or other similar academic recognition. All information obtained from published literature, software libraries, and web resources has been duly cited and acknowledged in the bibliography.</w:t>
-      </w:r>
-    </w:p>
-    <w:p>
-      <w:pPr>
-        <w:spacing w:before="1500"/>
-      </w:pPr>
-    </w:p>
-    <w:tbl>
-      <w:tblPr>
-        <w:tblW w:type="auto" w:w="0"/>
-        <w:jc w:val="center"/>
-        <w:tblLayout w:type="fixed"/>
-        <w:tblLook w:firstColumn="1" w:firstRow="1" w:lastColumn="0" w:lastRow="0" w:noHBand="0" w:noVBand="1" w:val="04A0"/>
-      </w:tblPr>
-      <w:tblGrid>
-        <w:gridCol w:w="4896"/>
-        <w:gridCol w:w="4896"/>
-      </w:tblGrid>
-      <w:tr>
-        <w:tc>
-          <w:tcPr>
-            <w:tcW w:type="dxa" w:w="4896"/>
-          </w:tcPr>
-          <w:p>
-            <w:r>
-              <w:rPr>
-                <w:b/>
-              </w:rPr>
-              <w:t>Date: 26th September 2026</w:t>
-              <w:br/>
-              <w:t>Place: Mumbai</w:t>
-            </w:r>
-          </w:p>
-        </w:tc>
-        <w:tc>
-          <w:tcPr>
-            <w:tcW w:type="dxa" w:w="4896"/>
-          </w:tcPr>
-          <w:p>
-            <w:pPr>
-              <w:jc w:val="right"/>
-            </w:pPr>
-            <w:r>
-              <w:rPr>
-                <w:b/>
-              </w:rPr>
-              <w:t>Mr. Dev Vikam</w:t>
-              <w:br/>
-              <w:t>SAP ID: 53013240013</w:t>
-            </w:r>
-          </w:p>
-        </w:tc>
-      </w:tr>
-    </w:tbl>
-    <w:p>
-      <w:pPr>
-        <w:sectPr>
-          <w:footerReference w:type="default" r:id="rId14"/>
-          <w:pgSz w:w="12240" w:h="15840"/>
-          <w:pgMar w:top="1080" w:right="1224" w:bottom="936" w:left="1224" w:header="720" w:footer="720" w:gutter="0"/>
-          <w:cols w:space="720"/>
-          <w:docGrid w:linePitch="360"/>
-        </w:sectPr>
-      </w:pPr>
-    </w:p>
-    <w:p>
-      <w:pPr>
-        <w:spacing w:before="160" w:after="280"/>
-        <w:jc w:val="center"/>
-      </w:pPr>
-      <w:r>
-        <w:rPr>
-          <w:rFonts w:ascii="Times New Roman" w:hAnsi="Times New Roman"/>
-          <w:b/>
-          <w:sz w:val="32"/>
-        </w:rPr>
-        <w:t>TABLE OF CONTENTS</w:t>
-      </w:r>
-    </w:p>
-    <w:tbl>
-      <w:tblPr>
-        <w:tblW w:type="auto" w:w="0"/>
-        <w:jc w:val="center"/>
-        <w:tblLayout w:type="fixed"/>
-        <w:tblLook w:firstColumn="1" w:firstRow="1" w:lastColumn="0" w:lastRow="0" w:noHBand="0" w:noVBand="1" w:val="04A0"/>
-      </w:tblPr>
-      <w:tblGrid>
-        <w:gridCol w:w="3264"/>
-        <w:gridCol w:w="3264"/>
-        <w:gridCol w:w="3264"/>
-      </w:tblGrid>
-      <w:tr>
-        <w:tc>
-          <w:tcPr>
             <w:tcW w:type="dxa" w:w="1008"/>
             <w:tcMar>
-              <w:top w:w="15" w:type="dxa"/>
-              <w:bottom w:w="15" w:type="dxa"/>
+              <w:top w:w="12" w:type="dxa"/>
+              <w:bottom w:w="12" w:type="dxa"/>
               <w:left w:w="30" w:type="dxa"/>
               <w:right w:w="30" w:type="dxa"/>
             </w:tcMar>
@@ -817,8 +701,8 @@
           <w:tcPr>
             <w:tcW w:type="dxa" w:w="7344"/>
             <w:tcMar>
-              <w:top w:w="15" w:type="dxa"/>
-              <w:bottom w:w="15" w:type="dxa"/>
+              <w:top w:w="12" w:type="dxa"/>
+              <w:bottom w:w="12" w:type="dxa"/>
               <w:left w:w="30" w:type="dxa"/>
               <w:right w:w="30" w:type="dxa"/>
             </w:tcMar>
@@ -843,8 +727,8 @@
           <w:tcPr>
             <w:tcW w:type="dxa" w:w="1296"/>
             <w:tcMar>
-              <w:top w:w="15" w:type="dxa"/>
-              <w:bottom w:w="15" w:type="dxa"/>
+              <w:top w:w="12" w:type="dxa"/>
+              <w:bottom w:w="12" w:type="dxa"/>
               <w:left w:w="30" w:type="dxa"/>
               <w:right w:w="30" w:type="dxa"/>
             </w:tcMar>
@@ -874,8 +758,8 @@
           <w:tcPr>
             <w:tcW w:type="dxa" w:w="1008"/>
             <w:tcMar>
-              <w:top w:w="15" w:type="dxa"/>
-              <w:bottom w:w="15" w:type="dxa"/>
+              <w:top w:w="12" w:type="dxa"/>
+              <w:bottom w:w="12" w:type="dxa"/>
               <w:left w:w="30" w:type="dxa"/>
               <w:right w:w="30" w:type="dxa"/>
             </w:tcMar>
@@ -902,8 +786,8 @@
           <w:tcPr>
             <w:tcW w:type="dxa" w:w="7344"/>
             <w:tcMar>
-              <w:top w:w="15" w:type="dxa"/>
-              <w:bottom w:w="15" w:type="dxa"/>
+              <w:top w:w="12" w:type="dxa"/>
+              <w:bottom w:w="12" w:type="dxa"/>
               <w:left w:w="30" w:type="dxa"/>
               <w:right w:w="30" w:type="dxa"/>
             </w:tcMar>
@@ -920,7 +804,7 @@
                 <w:rFonts w:ascii="Times New Roman" w:hAnsi="Times New Roman"/>
                 <w:sz w:val="19"/>
               </w:rPr>
-              <w:t>Title</w:t>
+              <w:t>Title Page</w:t>
             </w:r>
           </w:p>
         </w:tc>
@@ -928,8 +812,8 @@
           <w:tcPr>
             <w:tcW w:type="dxa" w:w="1296"/>
             <w:tcMar>
-              <w:top w:w="15" w:type="dxa"/>
-              <w:bottom w:w="15" w:type="dxa"/>
+              <w:top w:w="12" w:type="dxa"/>
+              <w:bottom w:w="12" w:type="dxa"/>
               <w:left w:w="30" w:type="dxa"/>
               <w:right w:w="30" w:type="dxa"/>
             </w:tcMar>
@@ -949,7 +833,7 @@
                 <w:rFonts w:ascii="Times New Roman" w:hAnsi="Times New Roman"/>
                 <w:sz w:val="19"/>
               </w:rPr>
-              <w:t>i</w:t>
+              <w:t>-</w:t>
             </w:r>
           </w:p>
         </w:tc>
@@ -959,8 +843,8 @@
           <w:tcPr>
             <w:tcW w:type="dxa" w:w="1008"/>
             <w:tcMar>
-              <w:top w:w="15" w:type="dxa"/>
-              <w:bottom w:w="15" w:type="dxa"/>
+              <w:top w:w="12" w:type="dxa"/>
+              <w:bottom w:w="12" w:type="dxa"/>
               <w:left w:w="30" w:type="dxa"/>
               <w:right w:w="30" w:type="dxa"/>
             </w:tcMar>
@@ -987,8 +871,8 @@
           <w:tcPr>
             <w:tcW w:type="dxa" w:w="7344"/>
             <w:tcMar>
-              <w:top w:w="15" w:type="dxa"/>
-              <w:bottom w:w="15" w:type="dxa"/>
+              <w:top w:w="12" w:type="dxa"/>
+              <w:bottom w:w="12" w:type="dxa"/>
               <w:left w:w="30" w:type="dxa"/>
               <w:right w:w="30" w:type="dxa"/>
             </w:tcMar>
@@ -1013,8 +897,8 @@
           <w:tcPr>
             <w:tcW w:type="dxa" w:w="1296"/>
             <w:tcMar>
-              <w:top w:w="15" w:type="dxa"/>
-              <w:bottom w:w="15" w:type="dxa"/>
+              <w:top w:w="12" w:type="dxa"/>
+              <w:bottom w:w="12" w:type="dxa"/>
               <w:left w:w="30" w:type="dxa"/>
               <w:right w:w="30" w:type="dxa"/>
             </w:tcMar>
@@ -1034,7 +918,7 @@
                 <w:rFonts w:ascii="Times New Roman" w:hAnsi="Times New Roman"/>
                 <w:sz w:val="19"/>
               </w:rPr>
-              <w:t>ii</w:t>
+              <w:t>-</w:t>
             </w:r>
           </w:p>
         </w:tc>
@@ -1044,8 +928,8 @@
           <w:tcPr>
             <w:tcW w:type="dxa" w:w="1008"/>
             <w:tcMar>
-              <w:top w:w="15" w:type="dxa"/>
-              <w:bottom w:w="15" w:type="dxa"/>
+              <w:top w:w="12" w:type="dxa"/>
+              <w:bottom w:w="12" w:type="dxa"/>
               <w:left w:w="30" w:type="dxa"/>
               <w:right w:w="30" w:type="dxa"/>
             </w:tcMar>
@@ -1072,8 +956,8 @@
           <w:tcPr>
             <w:tcW w:type="dxa" w:w="7344"/>
             <w:tcMar>
-              <w:top w:w="15" w:type="dxa"/>
-              <w:bottom w:w="15" w:type="dxa"/>
+              <w:top w:w="12" w:type="dxa"/>
+              <w:bottom w:w="12" w:type="dxa"/>
               <w:left w:w="30" w:type="dxa"/>
               <w:right w:w="30" w:type="dxa"/>
             </w:tcMar>
@@ -1098,8 +982,8 @@
           <w:tcPr>
             <w:tcW w:type="dxa" w:w="1296"/>
             <w:tcMar>
-              <w:top w:w="15" w:type="dxa"/>
-              <w:bottom w:w="15" w:type="dxa"/>
+              <w:top w:w="12" w:type="dxa"/>
+              <w:bottom w:w="12" w:type="dxa"/>
               <w:left w:w="30" w:type="dxa"/>
               <w:right w:w="30" w:type="dxa"/>
             </w:tcMar>
@@ -1119,7 +1003,7 @@
                 <w:rFonts w:ascii="Times New Roman" w:hAnsi="Times New Roman"/>
                 <w:sz w:val="19"/>
               </w:rPr>
-              <w:t>iii</w:t>
+              <w:t>-</w:t>
             </w:r>
           </w:p>
         </w:tc>
@@ -1129,8 +1013,8 @@
           <w:tcPr>
             <w:tcW w:type="dxa" w:w="1008"/>
             <w:tcMar>
-              <w:top w:w="15" w:type="dxa"/>
-              <w:bottom w:w="15" w:type="dxa"/>
+              <w:top w:w="12" w:type="dxa"/>
+              <w:bottom w:w="12" w:type="dxa"/>
               <w:left w:w="30" w:type="dxa"/>
               <w:right w:w="30" w:type="dxa"/>
             </w:tcMar>
@@ -1157,8 +1041,8 @@
           <w:tcPr>
             <w:tcW w:type="dxa" w:w="7344"/>
             <w:tcMar>
-              <w:top w:w="15" w:type="dxa"/>
-              <w:bottom w:w="15" w:type="dxa"/>
+              <w:top w:w="12" w:type="dxa"/>
+              <w:bottom w:w="12" w:type="dxa"/>
               <w:left w:w="30" w:type="dxa"/>
               <w:right w:w="30" w:type="dxa"/>
             </w:tcMar>
@@ -1183,8 +1067,8 @@
           <w:tcPr>
             <w:tcW w:type="dxa" w:w="1296"/>
             <w:tcMar>
-              <w:top w:w="15" w:type="dxa"/>
-              <w:bottom w:w="15" w:type="dxa"/>
+              <w:top w:w="12" w:type="dxa"/>
+              <w:bottom w:w="12" w:type="dxa"/>
               <w:left w:w="30" w:type="dxa"/>
               <w:right w:w="30" w:type="dxa"/>
             </w:tcMar>
@@ -1204,7 +1088,7 @@
                 <w:rFonts w:ascii="Times New Roman" w:hAnsi="Times New Roman"/>
                 <w:sz w:val="19"/>
               </w:rPr>
-              <w:t>iv</w:t>
+              <w:t>-</w:t>
             </w:r>
           </w:p>
         </w:tc>
@@ -1214,8 +1098,8 @@
           <w:tcPr>
             <w:tcW w:type="dxa" w:w="1008"/>
             <w:tcMar>
-              <w:top w:w="15" w:type="dxa"/>
-              <w:bottom w:w="15" w:type="dxa"/>
+              <w:top w:w="12" w:type="dxa"/>
+              <w:bottom w:w="12" w:type="dxa"/>
               <w:left w:w="30" w:type="dxa"/>
               <w:right w:w="30" w:type="dxa"/>
             </w:tcMar>
@@ -1242,8 +1126,8 @@
           <w:tcPr>
             <w:tcW w:type="dxa" w:w="7344"/>
             <w:tcMar>
-              <w:top w:w="15" w:type="dxa"/>
-              <w:bottom w:w="15" w:type="dxa"/>
+              <w:top w:w="12" w:type="dxa"/>
+              <w:bottom w:w="12" w:type="dxa"/>
               <w:left w:w="30" w:type="dxa"/>
               <w:right w:w="30" w:type="dxa"/>
             </w:tcMar>
@@ -1268,8 +1152,8 @@
           <w:tcPr>
             <w:tcW w:type="dxa" w:w="1296"/>
             <w:tcMar>
-              <w:top w:w="15" w:type="dxa"/>
-              <w:bottom w:w="15" w:type="dxa"/>
+              <w:top w:w="12" w:type="dxa"/>
+              <w:bottom w:w="12" w:type="dxa"/>
               <w:left w:w="30" w:type="dxa"/>
               <w:right w:w="30" w:type="dxa"/>
             </w:tcMar>
@@ -1289,7 +1173,7 @@
                 <w:rFonts w:ascii="Times New Roman" w:hAnsi="Times New Roman"/>
                 <w:sz w:val="19"/>
               </w:rPr>
-              <w:t>v</w:t>
+              <w:t>-</w:t>
             </w:r>
           </w:p>
         </w:tc>
@@ -1299,8 +1183,8 @@
           <w:tcPr>
             <w:tcW w:type="dxa" w:w="1008"/>
             <w:tcMar>
-              <w:top w:w="15" w:type="dxa"/>
-              <w:bottom w:w="15" w:type="dxa"/>
+              <w:top w:w="12" w:type="dxa"/>
+              <w:bottom w:w="12" w:type="dxa"/>
               <w:left w:w="30" w:type="dxa"/>
               <w:right w:w="30" w:type="dxa"/>
             </w:tcMar>
@@ -1327,8 +1211,8 @@
           <w:tcPr>
             <w:tcW w:type="dxa" w:w="7344"/>
             <w:tcMar>
-              <w:top w:w="15" w:type="dxa"/>
-              <w:bottom w:w="15" w:type="dxa"/>
+              <w:top w:w="12" w:type="dxa"/>
+              <w:bottom w:w="12" w:type="dxa"/>
               <w:left w:w="30" w:type="dxa"/>
               <w:right w:w="30" w:type="dxa"/>
             </w:tcMar>
@@ -1353,8 +1237,8 @@
           <w:tcPr>
             <w:tcW w:type="dxa" w:w="1296"/>
             <w:tcMar>
-              <w:top w:w="15" w:type="dxa"/>
-              <w:bottom w:w="15" w:type="dxa"/>
+              <w:top w:w="12" w:type="dxa"/>
+              <w:bottom w:w="12" w:type="dxa"/>
               <w:left w:w="30" w:type="dxa"/>
               <w:right w:w="30" w:type="dxa"/>
             </w:tcMar>
@@ -1374,7 +1258,7 @@
                 <w:rFonts w:ascii="Times New Roman" w:hAnsi="Times New Roman"/>
                 <w:sz w:val="19"/>
               </w:rPr>
-              <w:t>vi</w:t>
+              <w:t>-</w:t>
             </w:r>
           </w:p>
         </w:tc>
@@ -1384,8 +1268,8 @@
           <w:tcPr>
             <w:tcW w:type="dxa" w:w="1008"/>
             <w:tcMar>
-              <w:top w:w="15" w:type="dxa"/>
-              <w:bottom w:w="15" w:type="dxa"/>
+              <w:top w:w="12" w:type="dxa"/>
+              <w:bottom w:w="12" w:type="dxa"/>
               <w:left w:w="30" w:type="dxa"/>
               <w:right w:w="30" w:type="dxa"/>
             </w:tcMar>
@@ -1413,8 +1297,8 @@
           <w:tcPr>
             <w:tcW w:type="dxa" w:w="7344"/>
             <w:tcMar>
-              <w:top w:w="15" w:type="dxa"/>
-              <w:bottom w:w="15" w:type="dxa"/>
+              <w:top w:w="12" w:type="dxa"/>
+              <w:bottom w:w="12" w:type="dxa"/>
               <w:left w:w="30" w:type="dxa"/>
               <w:right w:w="30" w:type="dxa"/>
             </w:tcMar>
@@ -1439,8 +1323,8 @@
           <w:tcPr>
             <w:tcW w:type="dxa" w:w="1296"/>
             <w:tcMar>
-              <w:top w:w="15" w:type="dxa"/>
-              <w:bottom w:w="15" w:type="dxa"/>
+              <w:top w:w="12" w:type="dxa"/>
+              <w:bottom w:w="12" w:type="dxa"/>
               <w:left w:w="30" w:type="dxa"/>
               <w:right w:w="30" w:type="dxa"/>
             </w:tcMar>
@@ -1470,8 +1354,8 @@
           <w:tcPr>
             <w:tcW w:type="dxa" w:w="1008"/>
             <w:tcMar>
-              <w:top w:w="15" w:type="dxa"/>
-              <w:bottom w:w="15" w:type="dxa"/>
+              <w:top w:w="12" w:type="dxa"/>
+              <w:bottom w:w="12" w:type="dxa"/>
               <w:left w:w="30" w:type="dxa"/>
               <w:right w:w="30" w:type="dxa"/>
             </w:tcMar>
@@ -1499,8 +1383,8 @@
           <w:tcPr>
             <w:tcW w:type="dxa" w:w="7344"/>
             <w:tcMar>
-              <w:top w:w="15" w:type="dxa"/>
-              <w:bottom w:w="15" w:type="dxa"/>
+              <w:top w:w="12" w:type="dxa"/>
+              <w:bottom w:w="12" w:type="dxa"/>
               <w:left w:w="30" w:type="dxa"/>
               <w:right w:w="30" w:type="dxa"/>
             </w:tcMar>
@@ -1525,8 +1409,8 @@
           <w:tcPr>
             <w:tcW w:type="dxa" w:w="1296"/>
             <w:tcMar>
-              <w:top w:w="15" w:type="dxa"/>
-              <w:bottom w:w="15" w:type="dxa"/>
+              <w:top w:w="12" w:type="dxa"/>
+              <w:bottom w:w="12" w:type="dxa"/>
               <w:left w:w="30" w:type="dxa"/>
               <w:right w:w="30" w:type="dxa"/>
             </w:tcMar>
@@ -1556,8 +1440,8 @@
           <w:tcPr>
             <w:tcW w:type="dxa" w:w="1008"/>
             <w:tcMar>
-              <w:top w:w="15" w:type="dxa"/>
-              <w:bottom w:w="15" w:type="dxa"/>
+              <w:top w:w="12" w:type="dxa"/>
+              <w:bottom w:w="12" w:type="dxa"/>
               <w:left w:w="30" w:type="dxa"/>
               <w:right w:w="30" w:type="dxa"/>
             </w:tcMar>
@@ -1585,8 +1469,8 @@
           <w:tcPr>
             <w:tcW w:type="dxa" w:w="7344"/>
             <w:tcMar>
-              <w:top w:w="15" w:type="dxa"/>
-              <w:bottom w:w="15" w:type="dxa"/>
+              <w:top w:w="12" w:type="dxa"/>
+              <w:bottom w:w="12" w:type="dxa"/>
               <w:left w:w="30" w:type="dxa"/>
               <w:right w:w="30" w:type="dxa"/>
             </w:tcMar>
@@ -1611,8 +1495,8 @@
           <w:tcPr>
             <w:tcW w:type="dxa" w:w="1296"/>
             <w:tcMar>
-              <w:top w:w="15" w:type="dxa"/>
-              <w:bottom w:w="15" w:type="dxa"/>
+              <w:top w:w="12" w:type="dxa"/>
+              <w:bottom w:w="12" w:type="dxa"/>
               <w:left w:w="30" w:type="dxa"/>
               <w:right w:w="30" w:type="dxa"/>
             </w:tcMar>
@@ -1642,8 +1526,8 @@
           <w:tcPr>
             <w:tcW w:type="dxa" w:w="1008"/>
             <w:tcMar>
-              <w:top w:w="15" w:type="dxa"/>
-              <w:bottom w:w="15" w:type="dxa"/>
+              <w:top w:w="12" w:type="dxa"/>
+              <w:bottom w:w="12" w:type="dxa"/>
               <w:left w:w="30" w:type="dxa"/>
               <w:right w:w="30" w:type="dxa"/>
             </w:tcMar>
@@ -1671,8 +1555,8 @@
           <w:tcPr>
             <w:tcW w:type="dxa" w:w="7344"/>
             <w:tcMar>
-              <w:top w:w="15" w:type="dxa"/>
-              <w:bottom w:w="15" w:type="dxa"/>
+              <w:top w:w="12" w:type="dxa"/>
+              <w:bottom w:w="12" w:type="dxa"/>
               <w:left w:w="30" w:type="dxa"/>
               <w:right w:w="30" w:type="dxa"/>
             </w:tcMar>
@@ -1697,8 +1581,8 @@
           <w:tcPr>
             <w:tcW w:type="dxa" w:w="1296"/>
             <w:tcMar>
-              <w:top w:w="15" w:type="dxa"/>
-              <w:bottom w:w="15" w:type="dxa"/>
+              <w:top w:w="12" w:type="dxa"/>
+              <w:bottom w:w="12" w:type="dxa"/>
               <w:left w:w="30" w:type="dxa"/>
               <w:right w:w="30" w:type="dxa"/>
             </w:tcMar>
@@ -1728,8 +1612,8 @@
           <w:tcPr>
             <w:tcW w:type="dxa" w:w="1008"/>
             <w:tcMar>
-              <w:top w:w="15" w:type="dxa"/>
-              <w:bottom w:w="15" w:type="dxa"/>
+              <w:top w:w="12" w:type="dxa"/>
+              <w:bottom w:w="12" w:type="dxa"/>
               <w:left w:w="30" w:type="dxa"/>
               <w:right w:w="30" w:type="dxa"/>
             </w:tcMar>
@@ -1757,8 +1641,8 @@
           <w:tcPr>
             <w:tcW w:type="dxa" w:w="7344"/>
             <w:tcMar>
-              <w:top w:w="15" w:type="dxa"/>
-              <w:bottom w:w="15" w:type="dxa"/>
+              <w:top w:w="12" w:type="dxa"/>
+              <w:bottom w:w="12" w:type="dxa"/>
               <w:left w:w="30" w:type="dxa"/>
               <w:right w:w="30" w:type="dxa"/>
             </w:tcMar>
@@ -1783,8 +1667,8 @@
           <w:tcPr>
             <w:tcW w:type="dxa" w:w="1296"/>
             <w:tcMar>
-              <w:top w:w="15" w:type="dxa"/>
-              <w:bottom w:w="15" w:type="dxa"/>
+              <w:top w:w="12" w:type="dxa"/>
+              <w:bottom w:w="12" w:type="dxa"/>
               <w:left w:w="30" w:type="dxa"/>
               <w:right w:w="30" w:type="dxa"/>
             </w:tcMar>
@@ -1814,8 +1698,8 @@
           <w:tcPr>
             <w:tcW w:type="dxa" w:w="1008"/>
             <w:tcMar>
-              <w:top w:w="15" w:type="dxa"/>
-              <w:bottom w:w="15" w:type="dxa"/>
+              <w:top w:w="12" w:type="dxa"/>
+              <w:bottom w:w="12" w:type="dxa"/>
               <w:left w:w="30" w:type="dxa"/>
               <w:right w:w="30" w:type="dxa"/>
             </w:tcMar>
@@ -1843,8 +1727,8 @@
           <w:tcPr>
             <w:tcW w:type="dxa" w:w="7344"/>
             <w:tcMar>
-              <w:top w:w="15" w:type="dxa"/>
-              <w:bottom w:w="15" w:type="dxa"/>
+              <w:top w:w="12" w:type="dxa"/>
+              <w:bottom w:w="12" w:type="dxa"/>
               <w:left w:w="30" w:type="dxa"/>
               <w:right w:w="30" w:type="dxa"/>
             </w:tcMar>
@@ -1869,8 +1753,8 @@
           <w:tcPr>
             <w:tcW w:type="dxa" w:w="1296"/>
             <w:tcMar>
-              <w:top w:w="15" w:type="dxa"/>
-              <w:bottom w:w="15" w:type="dxa"/>
+              <w:top w:w="12" w:type="dxa"/>
+              <w:bottom w:w="12" w:type="dxa"/>
               <w:left w:w="30" w:type="dxa"/>
               <w:right w:w="30" w:type="dxa"/>
             </w:tcMar>
@@ -1890,7 +1774,7 @@
                 <w:rFonts w:ascii="Times New Roman" w:hAnsi="Times New Roman"/>
                 <w:sz w:val="19"/>
               </w:rPr>
-              <w:t>11</w:t>
+              <w:t>12</w:t>
             </w:r>
           </w:p>
         </w:tc>
@@ -1900,8 +1784,8 @@
           <w:tcPr>
             <w:tcW w:type="dxa" w:w="1008"/>
             <w:tcMar>
-              <w:top w:w="15" w:type="dxa"/>
-              <w:bottom w:w="15" w:type="dxa"/>
+              <w:top w:w="12" w:type="dxa"/>
+              <w:bottom w:w="12" w:type="dxa"/>
               <w:left w:w="30" w:type="dxa"/>
               <w:right w:w="30" w:type="dxa"/>
             </w:tcMar>
@@ -1929,8 +1813,8 @@
           <w:tcPr>
             <w:tcW w:type="dxa" w:w="7344"/>
             <w:tcMar>
-              <w:top w:w="15" w:type="dxa"/>
-              <w:bottom w:w="15" w:type="dxa"/>
+              <w:top w:w="12" w:type="dxa"/>
+              <w:bottom w:w="12" w:type="dxa"/>
               <w:left w:w="30" w:type="dxa"/>
               <w:right w:w="30" w:type="dxa"/>
             </w:tcMar>
@@ -1955,8 +1839,8 @@
           <w:tcPr>
             <w:tcW w:type="dxa" w:w="1296"/>
             <w:tcMar>
-              <w:top w:w="15" w:type="dxa"/>
-              <w:bottom w:w="15" w:type="dxa"/>
+              <w:top w:w="12" w:type="dxa"/>
+              <w:bottom w:w="12" w:type="dxa"/>
               <w:left w:w="30" w:type="dxa"/>
               <w:right w:w="30" w:type="dxa"/>
             </w:tcMar>
@@ -1976,7 +1860,7 @@
                 <w:rFonts w:ascii="Times New Roman" w:hAnsi="Times New Roman"/>
                 <w:sz w:val="19"/>
               </w:rPr>
-              <w:t>12</w:t>
+              <w:t>13</w:t>
             </w:r>
           </w:p>
         </w:tc>
@@ -1986,8 +1870,8 @@
           <w:tcPr>
             <w:tcW w:type="dxa" w:w="1008"/>
             <w:tcMar>
-              <w:top w:w="15" w:type="dxa"/>
-              <w:bottom w:w="15" w:type="dxa"/>
+              <w:top w:w="12" w:type="dxa"/>
+              <w:bottom w:w="12" w:type="dxa"/>
               <w:left w:w="30" w:type="dxa"/>
               <w:right w:w="30" w:type="dxa"/>
             </w:tcMar>
@@ -2015,8 +1899,8 @@
           <w:tcPr>
             <w:tcW w:type="dxa" w:w="7344"/>
             <w:tcMar>
-              <w:top w:w="15" w:type="dxa"/>
-              <w:bottom w:w="15" w:type="dxa"/>
+              <w:top w:w="12" w:type="dxa"/>
+              <w:bottom w:w="12" w:type="dxa"/>
               <w:left w:w="30" w:type="dxa"/>
               <w:right w:w="30" w:type="dxa"/>
             </w:tcMar>
@@ -2041,8 +1925,8 @@
           <w:tcPr>
             <w:tcW w:type="dxa" w:w="1296"/>
             <w:tcMar>
-              <w:top w:w="15" w:type="dxa"/>
-              <w:bottom w:w="15" w:type="dxa"/>
+              <w:top w:w="12" w:type="dxa"/>
+              <w:bottom w:w="12" w:type="dxa"/>
               <w:left w:w="30" w:type="dxa"/>
               <w:right w:w="30" w:type="dxa"/>
             </w:tcMar>
@@ -2062,7 +1946,7 @@
                 <w:rFonts w:ascii="Times New Roman" w:hAnsi="Times New Roman"/>
                 <w:sz w:val="19"/>
               </w:rPr>
-              <w:t>14</w:t>
+              <w:t>15</w:t>
             </w:r>
           </w:p>
         </w:tc>
@@ -2072,8 +1956,8 @@
           <w:tcPr>
             <w:tcW w:type="dxa" w:w="1008"/>
             <w:tcMar>
-              <w:top w:w="15" w:type="dxa"/>
-              <w:bottom w:w="15" w:type="dxa"/>
+              <w:top w:w="12" w:type="dxa"/>
+              <w:bottom w:w="12" w:type="dxa"/>
               <w:left w:w="30" w:type="dxa"/>
               <w:right w:w="30" w:type="dxa"/>
             </w:tcMar>
@@ -2101,8 +1985,8 @@
           <w:tcPr>
             <w:tcW w:type="dxa" w:w="7344"/>
             <w:tcMar>
-              <w:top w:w="15" w:type="dxa"/>
-              <w:bottom w:w="15" w:type="dxa"/>
+              <w:top w:w="12" w:type="dxa"/>
+              <w:bottom w:w="12" w:type="dxa"/>
               <w:left w:w="30" w:type="dxa"/>
               <w:right w:w="30" w:type="dxa"/>
             </w:tcMar>
@@ -2127,8 +2011,8 @@
           <w:tcPr>
             <w:tcW w:type="dxa" w:w="1296"/>
             <w:tcMar>
-              <w:top w:w="15" w:type="dxa"/>
-              <w:bottom w:w="15" w:type="dxa"/>
+              <w:top w:w="12" w:type="dxa"/>
+              <w:bottom w:w="12" w:type="dxa"/>
               <w:left w:w="30" w:type="dxa"/>
               <w:right w:w="30" w:type="dxa"/>
             </w:tcMar>
@@ -2148,7 +2032,7 @@
                 <w:rFonts w:ascii="Times New Roman" w:hAnsi="Times New Roman"/>
                 <w:sz w:val="19"/>
               </w:rPr>
-              <w:t>16</w:t>
+              <w:t>22</w:t>
             </w:r>
           </w:p>
         </w:tc>
@@ -2158,8 +2042,8 @@
           <w:tcPr>
             <w:tcW w:type="dxa" w:w="1008"/>
             <w:tcMar>
-              <w:top w:w="15" w:type="dxa"/>
-              <w:bottom w:w="15" w:type="dxa"/>
+              <w:top w:w="12" w:type="dxa"/>
+              <w:bottom w:w="12" w:type="dxa"/>
               <w:left w:w="30" w:type="dxa"/>
               <w:right w:w="30" w:type="dxa"/>
             </w:tcMar>
@@ -2187,8 +2071,8 @@
           <w:tcPr>
             <w:tcW w:type="dxa" w:w="7344"/>
             <w:tcMar>
-              <w:top w:w="15" w:type="dxa"/>
-              <w:bottom w:w="15" w:type="dxa"/>
+              <w:top w:w="12" w:type="dxa"/>
+              <w:bottom w:w="12" w:type="dxa"/>
               <w:left w:w="30" w:type="dxa"/>
               <w:right w:w="30" w:type="dxa"/>
             </w:tcMar>
@@ -2213,8 +2097,8 @@
           <w:tcPr>
             <w:tcW w:type="dxa" w:w="1296"/>
             <w:tcMar>
-              <w:top w:w="15" w:type="dxa"/>
-              <w:bottom w:w="15" w:type="dxa"/>
+              <w:top w:w="12" w:type="dxa"/>
+              <w:bottom w:w="12" w:type="dxa"/>
               <w:left w:w="30" w:type="dxa"/>
               <w:right w:w="30" w:type="dxa"/>
             </w:tcMar>
@@ -2234,7 +2118,7 @@
                 <w:rFonts w:ascii="Times New Roman" w:hAnsi="Times New Roman"/>
                 <w:sz w:val="19"/>
               </w:rPr>
-              <w:t>19</w:t>
+              <w:t>25</w:t>
             </w:r>
           </w:p>
         </w:tc>
@@ -2244,8 +2128,8 @@
           <w:tcPr>
             <w:tcW w:type="dxa" w:w="1008"/>
             <w:tcMar>
-              <w:top w:w="15" w:type="dxa"/>
-              <w:bottom w:w="15" w:type="dxa"/>
+              <w:top w:w="12" w:type="dxa"/>
+              <w:bottom w:w="12" w:type="dxa"/>
               <w:left w:w="30" w:type="dxa"/>
               <w:right w:w="30" w:type="dxa"/>
             </w:tcMar>
@@ -2273,8 +2157,8 @@
           <w:tcPr>
             <w:tcW w:type="dxa" w:w="7344"/>
             <w:tcMar>
-              <w:top w:w="15" w:type="dxa"/>
-              <w:bottom w:w="15" w:type="dxa"/>
+              <w:top w:w="12" w:type="dxa"/>
+              <w:bottom w:w="12" w:type="dxa"/>
               <w:left w:w="30" w:type="dxa"/>
               <w:right w:w="30" w:type="dxa"/>
             </w:tcMar>
@@ -2299,8 +2183,8 @@
           <w:tcPr>
             <w:tcW w:type="dxa" w:w="1296"/>
             <w:tcMar>
-              <w:top w:w="15" w:type="dxa"/>
-              <w:bottom w:w="15" w:type="dxa"/>
+              <w:top w:w="12" w:type="dxa"/>
+              <w:bottom w:w="12" w:type="dxa"/>
               <w:left w:w="30" w:type="dxa"/>
               <w:right w:w="30" w:type="dxa"/>
             </w:tcMar>
@@ -2320,7 +2204,7 @@
                 <w:rFonts w:ascii="Times New Roman" w:hAnsi="Times New Roman"/>
                 <w:sz w:val="19"/>
               </w:rPr>
-              <w:t>21</w:t>
+              <w:t>27</w:t>
             </w:r>
           </w:p>
         </w:tc>
@@ -2330,8 +2214,8 @@
           <w:tcPr>
             <w:tcW w:type="dxa" w:w="1008"/>
             <w:tcMar>
-              <w:top w:w="15" w:type="dxa"/>
-              <w:bottom w:w="15" w:type="dxa"/>
+              <w:top w:w="12" w:type="dxa"/>
+              <w:bottom w:w="12" w:type="dxa"/>
               <w:left w:w="30" w:type="dxa"/>
               <w:right w:w="30" w:type="dxa"/>
             </w:tcMar>
@@ -2359,8 +2243,8 @@
           <w:tcPr>
             <w:tcW w:type="dxa" w:w="7344"/>
             <w:tcMar>
-              <w:top w:w="15" w:type="dxa"/>
-              <w:bottom w:w="15" w:type="dxa"/>
+              <w:top w:w="12" w:type="dxa"/>
+              <w:bottom w:w="12" w:type="dxa"/>
               <w:left w:w="30" w:type="dxa"/>
               <w:right w:w="30" w:type="dxa"/>
             </w:tcMar>
@@ -2385,8 +2269,8 @@
           <w:tcPr>
             <w:tcW w:type="dxa" w:w="1296"/>
             <w:tcMar>
-              <w:top w:w="15" w:type="dxa"/>
-              <w:bottom w:w="15" w:type="dxa"/>
+              <w:top w:w="12" w:type="dxa"/>
+              <w:bottom w:w="12" w:type="dxa"/>
               <w:left w:w="30" w:type="dxa"/>
               <w:right w:w="30" w:type="dxa"/>
             </w:tcMar>
@@ -2406,7 +2290,7 @@
                 <w:rFonts w:ascii="Times New Roman" w:hAnsi="Times New Roman"/>
                 <w:sz w:val="19"/>
               </w:rPr>
-              <w:t>23</w:t>
+              <w:t>29</w:t>
             </w:r>
           </w:p>
         </w:tc>
@@ -2416,8 +2300,8 @@
           <w:tcPr>
             <w:tcW w:type="dxa" w:w="1008"/>
             <w:tcMar>
-              <w:top w:w="15" w:type="dxa"/>
-              <w:bottom w:w="15" w:type="dxa"/>
+              <w:top w:w="12" w:type="dxa"/>
+              <w:bottom w:w="12" w:type="dxa"/>
               <w:left w:w="30" w:type="dxa"/>
               <w:right w:w="30" w:type="dxa"/>
             </w:tcMar>
@@ -2445,8 +2329,8 @@
           <w:tcPr>
             <w:tcW w:type="dxa" w:w="7344"/>
             <w:tcMar>
-              <w:top w:w="15" w:type="dxa"/>
-              <w:bottom w:w="15" w:type="dxa"/>
+              <w:top w:w="12" w:type="dxa"/>
+              <w:bottom w:w="12" w:type="dxa"/>
               <w:left w:w="30" w:type="dxa"/>
               <w:right w:w="30" w:type="dxa"/>
             </w:tcMar>
@@ -2471,8 +2355,8 @@
           <w:tcPr>
             <w:tcW w:type="dxa" w:w="1296"/>
             <w:tcMar>
-              <w:top w:w="15" w:type="dxa"/>
-              <w:bottom w:w="15" w:type="dxa"/>
+              <w:top w:w="12" w:type="dxa"/>
+              <w:bottom w:w="12" w:type="dxa"/>
               <w:left w:w="30" w:type="dxa"/>
               <w:right w:w="30" w:type="dxa"/>
             </w:tcMar>
@@ -2492,7 +2376,7 @@
                 <w:rFonts w:ascii="Times New Roman" w:hAnsi="Times New Roman"/>
                 <w:sz w:val="19"/>
               </w:rPr>
-              <w:t>24</w:t>
+              <w:t>31</w:t>
             </w:r>
           </w:p>
         </w:tc>
@@ -2502,8 +2386,8 @@
           <w:tcPr>
             <w:tcW w:type="dxa" w:w="1008"/>
             <w:tcMar>
-              <w:top w:w="15" w:type="dxa"/>
-              <w:bottom w:w="15" w:type="dxa"/>
+              <w:top w:w="12" w:type="dxa"/>
+              <w:bottom w:w="12" w:type="dxa"/>
               <w:left w:w="30" w:type="dxa"/>
               <w:right w:w="30" w:type="dxa"/>
             </w:tcMar>
@@ -2531,8 +2415,8 @@
           <w:tcPr>
             <w:tcW w:type="dxa" w:w="7344"/>
             <w:tcMar>
-              <w:top w:w="15" w:type="dxa"/>
-              <w:bottom w:w="15" w:type="dxa"/>
+              <w:top w:w="12" w:type="dxa"/>
+              <w:bottom w:w="12" w:type="dxa"/>
               <w:left w:w="30" w:type="dxa"/>
               <w:right w:w="30" w:type="dxa"/>
             </w:tcMar>
@@ -2557,8 +2441,8 @@
           <w:tcPr>
             <w:tcW w:type="dxa" w:w="1296"/>
             <w:tcMar>
-              <w:top w:w="15" w:type="dxa"/>
-              <w:bottom w:w="15" w:type="dxa"/>
+              <w:top w:w="12" w:type="dxa"/>
+              <w:bottom w:w="12" w:type="dxa"/>
               <w:left w:w="30" w:type="dxa"/>
               <w:right w:w="30" w:type="dxa"/>
             </w:tcMar>
@@ -2578,7 +2462,7 @@
                 <w:rFonts w:ascii="Times New Roman" w:hAnsi="Times New Roman"/>
                 <w:sz w:val="19"/>
               </w:rPr>
-              <w:t>26</w:t>
+              <w:t>37</w:t>
             </w:r>
           </w:p>
         </w:tc>
@@ -2588,8 +2472,8 @@
           <w:tcPr>
             <w:tcW w:type="dxa" w:w="1008"/>
             <w:tcMar>
-              <w:top w:w="15" w:type="dxa"/>
-              <w:bottom w:w="15" w:type="dxa"/>
+              <w:top w:w="12" w:type="dxa"/>
+              <w:bottom w:w="12" w:type="dxa"/>
               <w:left w:w="30" w:type="dxa"/>
               <w:right w:w="30" w:type="dxa"/>
             </w:tcMar>
@@ -2617,8 +2501,8 @@
           <w:tcPr>
             <w:tcW w:type="dxa" w:w="7344"/>
             <w:tcMar>
-              <w:top w:w="15" w:type="dxa"/>
-              <w:bottom w:w="15" w:type="dxa"/>
+              <w:top w:w="12" w:type="dxa"/>
+              <w:bottom w:w="12" w:type="dxa"/>
               <w:left w:w="30" w:type="dxa"/>
               <w:right w:w="30" w:type="dxa"/>
             </w:tcMar>
@@ -2643,8 +2527,8 @@
           <w:tcPr>
             <w:tcW w:type="dxa" w:w="1296"/>
             <w:tcMar>
-              <w:top w:w="15" w:type="dxa"/>
-              <w:bottom w:w="15" w:type="dxa"/>
+              <w:top w:w="12" w:type="dxa"/>
+              <w:bottom w:w="12" w:type="dxa"/>
               <w:left w:w="30" w:type="dxa"/>
               <w:right w:w="30" w:type="dxa"/>
             </w:tcMar>
@@ -2664,7 +2548,7 @@
                 <w:rFonts w:ascii="Times New Roman" w:hAnsi="Times New Roman"/>
                 <w:sz w:val="19"/>
               </w:rPr>
-              <w:t>27</w:t>
+              <w:t>38</w:t>
             </w:r>
           </w:p>
         </w:tc>
@@ -2674,8 +2558,8 @@
           <w:tcPr>
             <w:tcW w:type="dxa" w:w="1008"/>
             <w:tcMar>
-              <w:top w:w="15" w:type="dxa"/>
-              <w:bottom w:w="15" w:type="dxa"/>
+              <w:top w:w="12" w:type="dxa"/>
+              <w:bottom w:w="12" w:type="dxa"/>
               <w:left w:w="30" w:type="dxa"/>
               <w:right w:w="30" w:type="dxa"/>
             </w:tcMar>
@@ -2703,8 +2587,8 @@
           <w:tcPr>
             <w:tcW w:type="dxa" w:w="7344"/>
             <w:tcMar>
-              <w:top w:w="15" w:type="dxa"/>
-              <w:bottom w:w="15" w:type="dxa"/>
+              <w:top w:w="12" w:type="dxa"/>
+              <w:bottom w:w="12" w:type="dxa"/>
               <w:left w:w="30" w:type="dxa"/>
               <w:right w:w="30" w:type="dxa"/>
             </w:tcMar>
@@ -2729,8 +2613,8 @@
           <w:tcPr>
             <w:tcW w:type="dxa" w:w="1296"/>
             <w:tcMar>
-              <w:top w:w="15" w:type="dxa"/>
-              <w:bottom w:w="15" w:type="dxa"/>
+              <w:top w:w="12" w:type="dxa"/>
+              <w:bottom w:w="12" w:type="dxa"/>
               <w:left w:w="30" w:type="dxa"/>
               <w:right w:w="30" w:type="dxa"/>
             </w:tcMar>
@@ -2750,7 +2634,7 @@
                 <w:rFonts w:ascii="Times New Roman" w:hAnsi="Times New Roman"/>
                 <w:sz w:val="19"/>
               </w:rPr>
-              <w:t>29</w:t>
+              <w:t>43</w:t>
             </w:r>
           </w:p>
         </w:tc>
@@ -2760,8 +2644,8 @@
           <w:tcPr>
             <w:tcW w:type="dxa" w:w="1008"/>
             <w:tcMar>
-              <w:top w:w="15" w:type="dxa"/>
-              <w:bottom w:w="15" w:type="dxa"/>
+              <w:top w:w="12" w:type="dxa"/>
+              <w:bottom w:w="12" w:type="dxa"/>
               <w:left w:w="30" w:type="dxa"/>
               <w:right w:w="30" w:type="dxa"/>
             </w:tcMar>
@@ -2789,8 +2673,8 @@
           <w:tcPr>
             <w:tcW w:type="dxa" w:w="7344"/>
             <w:tcMar>
-              <w:top w:w="15" w:type="dxa"/>
-              <w:bottom w:w="15" w:type="dxa"/>
+              <w:top w:w="12" w:type="dxa"/>
+              <w:bottom w:w="12" w:type="dxa"/>
               <w:left w:w="30" w:type="dxa"/>
               <w:right w:w="30" w:type="dxa"/>
             </w:tcMar>
@@ -2815,8 +2699,8 @@
           <w:tcPr>
             <w:tcW w:type="dxa" w:w="1296"/>
             <w:tcMar>
-              <w:top w:w="15" w:type="dxa"/>
-              <w:bottom w:w="15" w:type="dxa"/>
+              <w:top w:w="12" w:type="dxa"/>
+              <w:bottom w:w="12" w:type="dxa"/>
               <w:left w:w="30" w:type="dxa"/>
               <w:right w:w="30" w:type="dxa"/>
             </w:tcMar>
@@ -2836,7 +2720,7 @@
                 <w:rFonts w:ascii="Times New Roman" w:hAnsi="Times New Roman"/>
                 <w:sz w:val="19"/>
               </w:rPr>
-              <w:t>32</w:t>
+              <w:t>48</w:t>
             </w:r>
           </w:p>
         </w:tc>
@@ -2846,8 +2730,8 @@
           <w:tcPr>
             <w:tcW w:type="dxa" w:w="1008"/>
             <w:tcMar>
-              <w:top w:w="15" w:type="dxa"/>
-              <w:bottom w:w="15" w:type="dxa"/>
+              <w:top w:w="12" w:type="dxa"/>
+              <w:bottom w:w="12" w:type="dxa"/>
               <w:left w:w="30" w:type="dxa"/>
               <w:right w:w="30" w:type="dxa"/>
             </w:tcMar>
@@ -2875,8 +2759,8 @@
           <w:tcPr>
             <w:tcW w:type="dxa" w:w="7344"/>
             <w:tcMar>
-              <w:top w:w="15" w:type="dxa"/>
-              <w:bottom w:w="15" w:type="dxa"/>
+              <w:top w:w="12" w:type="dxa"/>
+              <w:bottom w:w="12" w:type="dxa"/>
               <w:left w:w="30" w:type="dxa"/>
               <w:right w:w="30" w:type="dxa"/>
             </w:tcMar>
@@ -2901,8 +2785,8 @@
           <w:tcPr>
             <w:tcW w:type="dxa" w:w="1296"/>
             <w:tcMar>
-              <w:top w:w="15" w:type="dxa"/>
-              <w:bottom w:w="15" w:type="dxa"/>
+              <w:top w:w="12" w:type="dxa"/>
+              <w:bottom w:w="12" w:type="dxa"/>
               <w:left w:w="30" w:type="dxa"/>
               <w:right w:w="30" w:type="dxa"/>
             </w:tcMar>
@@ -2922,7 +2806,7 @@
                 <w:rFonts w:ascii="Times New Roman" w:hAnsi="Times New Roman"/>
                 <w:sz w:val="19"/>
               </w:rPr>
-              <w:t>34</w:t>
+              <w:t>52</w:t>
             </w:r>
           </w:p>
         </w:tc>
@@ -2931,9 +2815,10 @@
     <w:p>
       <w:pPr>
         <w:sectPr>
-          <w:footerReference w:type="default" r:id="rId15"/>
+          <w:headerReference w:type="default" r:id="rId19"/>
+          <w:footerReference w:type="default" r:id="rId20"/>
           <w:pgSz w:w="12240" w:h="15840"/>
-          <w:pgMar w:top="936" w:right="1224" w:bottom="936" w:left="1224" w:header="720" w:footer="720" w:gutter="0"/>
+          <w:pgMar w:top="864" w:right="1224" w:bottom="864" w:left="1224" w:header="720" w:footer="720" w:gutter="0"/>
           <w:cols w:space="720"/>
           <w:docGrid w:linePitch="360"/>
         </w:sectPr>
@@ -2948,14 +2833,28 @@
         <w:rPr>
           <w:rFonts w:ascii="Times New Roman" w:hAnsi="Times New Roman"/>
           <w:b/>
-          <w:sz w:val="26"/>
+          <w:sz w:val="28"/>
         </w:rPr>
         <w:t>LOG BOOK</w:t>
       </w:r>
     </w:p>
     <w:p>
       <w:pPr>
-        <w:spacing w:after="40"/>
+        <w:spacing w:after="80"/>
+        <w:jc w:val="center"/>
+      </w:pPr>
+      <w:r>
+        <w:rPr>
+          <w:rFonts w:ascii="Times New Roman" w:hAnsi="Times New Roman"/>
+          <w:b/>
+          <w:sz w:val="23"/>
+        </w:rPr>
+        <w:t>Field Project – 90 Hours</w:t>
+      </w:r>
+    </w:p>
+    <w:p>
+      <w:pPr>
+        <w:spacing w:after="80"/>
         <w:jc w:val="center"/>
       </w:pPr>
       <w:r>
@@ -2964,33 +2863,19 @@
           <w:b/>
           <w:sz w:val="22"/>
         </w:rPr>
-        <w:t>Field Project – 90 Hours</w:t>
-      </w:r>
-    </w:p>
-    <w:p>
-      <w:pPr>
-        <w:spacing w:after="80"/>
+        <w:t>Project Title: AI-Rescue: Intelligent Disaster Response &amp; Resource Coordination Platform</w:t>
+      </w:r>
+    </w:p>
+    <w:p>
+      <w:pPr>
+        <w:spacing w:after="160"/>
         <w:jc w:val="center"/>
       </w:pPr>
       <w:r>
         <w:rPr>
           <w:rFonts w:ascii="Times New Roman" w:hAnsi="Times New Roman"/>
           <w:b/>
-          <w:sz w:val="21"/>
-        </w:rPr>
-        <w:t>Project Title: AI-Rescue: Intelligent Disaster Response &amp; Resource Coordination Platform</w:t>
-      </w:r>
-    </w:p>
-    <w:p>
-      <w:pPr>
-        <w:spacing w:after="60"/>
-        <w:jc w:val="center"/>
-      </w:pPr>
-      <w:r>
-        <w:rPr>
-          <w:rFonts w:ascii="Times New Roman" w:hAnsi="Times New Roman"/>
-          <w:b/>
-          <w:sz w:val="21"/>
+          <w:sz w:val="23"/>
         </w:rPr>
         <w:t>GUIDE SESSIONS – 30 HOURS</w:t>
       </w:r>
@@ -3003,19 +2888,19 @@
         <w:tblLook w:firstColumn="1" w:firstRow="1" w:lastColumn="0" w:lastRow="0" w:noHBand="0" w:noVBand="1" w:val="04A0"/>
       </w:tblPr>
       <w:tblGrid>
-        <w:gridCol w:w="3360"/>
-        <w:gridCol w:w="3360"/>
-        <w:gridCol w:w="3360"/>
+        <w:gridCol w:w="3408"/>
+        <w:gridCol w:w="3408"/>
+        <w:gridCol w:w="3408"/>
       </w:tblGrid>
       <w:tr>
         <w:tc>
           <w:tcPr>
-            <w:tcW w:type="dxa" w:w="1512"/>
+            <w:tcW w:type="dxa" w:w="1584"/>
             <w:tcMar>
-              <w:top w:w="10" w:type="dxa"/>
-              <w:bottom w:w="10" w:type="dxa"/>
-              <w:left w:w="30" w:type="dxa"/>
-              <w:right w:w="30" w:type="dxa"/>
+              <w:top w:w="18" w:type="dxa"/>
+              <w:bottom w:w="18" w:type="dxa"/>
+              <w:left w:w="35" w:type="dxa"/>
+              <w:right w:w="35" w:type="dxa"/>
             </w:tcMar>
             <w:tcBorders>
               <w:top w:val="single" w:sz="4" w:color="000000"/>
@@ -3023,6 +2908,7 @@
               <w:bottom w:val="single" w:sz="4" w:color="000000"/>
               <w:right w:val="single" w:sz="4" w:color="000000"/>
             </w:tcBorders>
+            <w:shd w:fill="D9D9D9"/>
           </w:tcPr>
           <w:p>
             <w:pPr>
@@ -3038,12 +2924,12 @@
         </w:tc>
         <w:tc>
           <w:tcPr>
-            <w:tcW w:type="dxa" w:w="936"/>
+            <w:tcW w:type="dxa" w:w="1296"/>
             <w:tcMar>
-              <w:top w:w="10" w:type="dxa"/>
-              <w:bottom w:w="10" w:type="dxa"/>
-              <w:left w:w="30" w:type="dxa"/>
-              <w:right w:w="30" w:type="dxa"/>
+              <w:top w:w="18" w:type="dxa"/>
+              <w:bottom w:w="18" w:type="dxa"/>
+              <w:left w:w="35" w:type="dxa"/>
+              <w:right w:w="35" w:type="dxa"/>
             </w:tcMar>
             <w:tcBorders>
               <w:top w:val="single" w:sz="4" w:color="000000"/>
@@ -3051,6 +2937,7 @@
               <w:bottom w:val="single" w:sz="4" w:color="000000"/>
               <w:right w:val="single" w:sz="4" w:color="000000"/>
             </w:tcBorders>
+            <w:shd w:fill="D9D9D9"/>
           </w:tcPr>
           <w:p>
             <w:pPr>
@@ -3066,12 +2953,12 @@
         </w:tc>
         <w:tc>
           <w:tcPr>
-            <w:tcW w:type="dxa" w:w="7632"/>
+            <w:tcW w:type="dxa" w:w="7200"/>
             <w:tcMar>
-              <w:top w:w="10" w:type="dxa"/>
-              <w:bottom w:w="10" w:type="dxa"/>
-              <w:left w:w="30" w:type="dxa"/>
-              <w:right w:w="30" w:type="dxa"/>
+              <w:top w:w="18" w:type="dxa"/>
+              <w:bottom w:w="18" w:type="dxa"/>
+              <w:left w:w="35" w:type="dxa"/>
+              <w:right w:w="35" w:type="dxa"/>
             </w:tcMar>
             <w:tcBorders>
               <w:top w:val="single" w:sz="4" w:color="000000"/>
@@ -3079,6 +2966,7 @@
               <w:bottom w:val="single" w:sz="4" w:color="000000"/>
               <w:right w:val="single" w:sz="4" w:color="000000"/>
             </w:tcBorders>
+            <w:shd w:fill="D9D9D9"/>
           </w:tcPr>
           <w:p>
             <w:pPr>
@@ -3096,12 +2984,12 @@
       <w:tr>
         <w:tc>
           <w:tcPr>
-            <w:tcW w:type="dxa" w:w="1512"/>
+            <w:tcW w:type="dxa" w:w="1584"/>
             <w:tcMar>
-              <w:top w:w="10" w:type="dxa"/>
-              <w:bottom w:w="10" w:type="dxa"/>
-              <w:left w:w="30" w:type="dxa"/>
-              <w:right w:w="30" w:type="dxa"/>
+              <w:top w:w="18" w:type="dxa"/>
+              <w:bottom w:w="18" w:type="dxa"/>
+              <w:left w:w="35" w:type="dxa"/>
+              <w:right w:w="35" w:type="dxa"/>
             </w:tcMar>
             <w:tcBorders>
               <w:top w:val="single" w:sz="4" w:color="000000"/>
@@ -3117,7 +3005,7 @@
             <w:r>
               <w:rPr>
                 <w:rFonts w:ascii="Times New Roman" w:hAnsi="Times New Roman"/>
-                <w:sz w:val="16"/>
+                <w:sz w:val="19"/>
               </w:rPr>
               <w:t>12/06/2026</w:t>
             </w:r>
@@ -3125,12 +3013,12 @@
         </w:tc>
         <w:tc>
           <w:tcPr>
-            <w:tcW w:type="dxa" w:w="936"/>
+            <w:tcW w:type="dxa" w:w="1296"/>
             <w:tcMar>
-              <w:top w:w="10" w:type="dxa"/>
-              <w:bottom w:w="10" w:type="dxa"/>
-              <w:left w:w="30" w:type="dxa"/>
-              <w:right w:w="30" w:type="dxa"/>
+              <w:top w:w="18" w:type="dxa"/>
+              <w:bottom w:w="18" w:type="dxa"/>
+              <w:left w:w="35" w:type="dxa"/>
+              <w:right w:w="35" w:type="dxa"/>
             </w:tcMar>
             <w:tcBorders>
               <w:top w:val="single" w:sz="4" w:color="000000"/>
@@ -3146,21 +3034,20 @@
             <w:r>
               <w:rPr>
                 <w:rFonts w:ascii="Times New Roman" w:hAnsi="Times New Roman"/>
-                <w:b/>
-                <w:sz w:val="16"/>
+                <w:sz w:val="19"/>
               </w:rPr>
-              <w:t>3</w:t>
-            </w:r>
-          </w:p>
-        </w:tc>
-        <w:tc>
-          <w:tcPr>
-            <w:tcW w:type="dxa" w:w="7632"/>
+              <w:t>3 hours</w:t>
+            </w:r>
+          </w:p>
+        </w:tc>
+        <w:tc>
+          <w:tcPr>
+            <w:tcW w:type="dxa" w:w="7200"/>
             <w:tcMar>
-              <w:top w:w="10" w:type="dxa"/>
-              <w:bottom w:w="10" w:type="dxa"/>
-              <w:left w:w="30" w:type="dxa"/>
-              <w:right w:w="30" w:type="dxa"/>
+              <w:top w:w="18" w:type="dxa"/>
+              <w:bottom w:w="18" w:type="dxa"/>
+              <w:left w:w="35" w:type="dxa"/>
+              <w:right w:w="35" w:type="dxa"/>
             </w:tcMar>
             <w:tcBorders>
               <w:top w:val="single" w:sz="4" w:color="000000"/>
@@ -3173,7 +3060,7 @@
             <w:r>
               <w:rPr>
                 <w:rFonts w:ascii="Times New Roman" w:hAnsi="Times New Roman"/>
-                <w:sz w:val="16"/>
+                <w:sz w:val="19"/>
               </w:rPr>
               <w:t>Project orientation and AI-Rescue overview; understanding the problem of fragmented disaster response and defining project scope.</w:t>
             </w:r>
@@ -3183,12 +3070,12 @@
       <w:tr>
         <w:tc>
           <w:tcPr>
-            <w:tcW w:type="dxa" w:w="1512"/>
+            <w:tcW w:type="dxa" w:w="1584"/>
             <w:tcMar>
-              <w:top w:w="10" w:type="dxa"/>
-              <w:bottom w:w="10" w:type="dxa"/>
-              <w:left w:w="30" w:type="dxa"/>
-              <w:right w:w="30" w:type="dxa"/>
+              <w:top w:w="18" w:type="dxa"/>
+              <w:bottom w:w="18" w:type="dxa"/>
+              <w:left w:w="35" w:type="dxa"/>
+              <w:right w:w="35" w:type="dxa"/>
             </w:tcMar>
             <w:tcBorders>
               <w:top w:val="single" w:sz="4" w:color="000000"/>
@@ -3204,7 +3091,7 @@
             <w:r>
               <w:rPr>
                 <w:rFonts w:ascii="Times New Roman" w:hAnsi="Times New Roman"/>
-                <w:sz w:val="16"/>
+                <w:sz w:val="19"/>
               </w:rPr>
               <w:t>18/06/2026</w:t>
             </w:r>
@@ -3212,12 +3099,12 @@
         </w:tc>
         <w:tc>
           <w:tcPr>
-            <w:tcW w:type="dxa" w:w="936"/>
+            <w:tcW w:type="dxa" w:w="1296"/>
             <w:tcMar>
-              <w:top w:w="10" w:type="dxa"/>
-              <w:bottom w:w="10" w:type="dxa"/>
-              <w:left w:w="30" w:type="dxa"/>
-              <w:right w:w="30" w:type="dxa"/>
+              <w:top w:w="18" w:type="dxa"/>
+              <w:bottom w:w="18" w:type="dxa"/>
+              <w:left w:w="35" w:type="dxa"/>
+              <w:right w:w="35" w:type="dxa"/>
             </w:tcMar>
             <w:tcBorders>
               <w:top w:val="single" w:sz="4" w:color="000000"/>
@@ -3233,21 +3120,20 @@
             <w:r>
               <w:rPr>
                 <w:rFonts w:ascii="Times New Roman" w:hAnsi="Times New Roman"/>
-                <w:b/>
-                <w:sz w:val="16"/>
+                <w:sz w:val="19"/>
               </w:rPr>
-              <w:t>3</w:t>
-            </w:r>
-          </w:p>
-        </w:tc>
-        <w:tc>
-          <w:tcPr>
-            <w:tcW w:type="dxa" w:w="7632"/>
+              <w:t>3 hours</w:t>
+            </w:r>
+          </w:p>
+        </w:tc>
+        <w:tc>
+          <w:tcPr>
+            <w:tcW w:type="dxa" w:w="7200"/>
             <w:tcMar>
-              <w:top w:w="10" w:type="dxa"/>
-              <w:bottom w:w="10" w:type="dxa"/>
-              <w:left w:w="30" w:type="dxa"/>
-              <w:right w:w="30" w:type="dxa"/>
+              <w:top w:w="18" w:type="dxa"/>
+              <w:bottom w:w="18" w:type="dxa"/>
+              <w:left w:w="35" w:type="dxa"/>
+              <w:right w:w="35" w:type="dxa"/>
             </w:tcMar>
             <w:tcBorders>
               <w:top w:val="single" w:sz="4" w:color="000000"/>
@@ -3260,7 +3146,7 @@
             <w:r>
               <w:rPr>
                 <w:rFonts w:ascii="Times New Roman" w:hAnsi="Times New Roman"/>
-                <w:sz w:val="16"/>
+                <w:sz w:val="19"/>
               </w:rPr>
               <w:t>Requirement gathering discussion: citizen incident reporting, SOS alerts, responder mobilization, and resource allocation requirements.</w:t>
             </w:r>
@@ -3270,12 +3156,12 @@
       <w:tr>
         <w:tc>
           <w:tcPr>
-            <w:tcW w:type="dxa" w:w="1512"/>
+            <w:tcW w:type="dxa" w:w="1584"/>
             <w:tcMar>
-              <w:top w:w="10" w:type="dxa"/>
-              <w:bottom w:w="10" w:type="dxa"/>
-              <w:left w:w="30" w:type="dxa"/>
-              <w:right w:w="30" w:type="dxa"/>
+              <w:top w:w="18" w:type="dxa"/>
+              <w:bottom w:w="18" w:type="dxa"/>
+              <w:left w:w="35" w:type="dxa"/>
+              <w:right w:w="35" w:type="dxa"/>
             </w:tcMar>
             <w:tcBorders>
               <w:top w:val="single" w:sz="4" w:color="000000"/>
@@ -3291,7 +3177,7 @@
             <w:r>
               <w:rPr>
                 <w:rFonts w:ascii="Times New Roman" w:hAnsi="Times New Roman"/>
-                <w:sz w:val="16"/>
+                <w:sz w:val="19"/>
               </w:rPr>
               <w:t>20/06/2026</w:t>
             </w:r>
@@ -3299,12 +3185,12 @@
         </w:tc>
         <w:tc>
           <w:tcPr>
-            <w:tcW w:type="dxa" w:w="936"/>
+            <w:tcW w:type="dxa" w:w="1296"/>
             <w:tcMar>
-              <w:top w:w="10" w:type="dxa"/>
-              <w:bottom w:w="10" w:type="dxa"/>
-              <w:left w:w="30" w:type="dxa"/>
-              <w:right w:w="30" w:type="dxa"/>
+              <w:top w:w="18" w:type="dxa"/>
+              <w:bottom w:w="18" w:type="dxa"/>
+              <w:left w:w="35" w:type="dxa"/>
+              <w:right w:w="35" w:type="dxa"/>
             </w:tcMar>
             <w:tcBorders>
               <w:top w:val="single" w:sz="4" w:color="000000"/>
@@ -3320,21 +3206,20 @@
             <w:r>
               <w:rPr>
                 <w:rFonts w:ascii="Times New Roman" w:hAnsi="Times New Roman"/>
-                <w:b/>
-                <w:sz w:val="16"/>
+                <w:sz w:val="19"/>
               </w:rPr>
-              <w:t>3</w:t>
-            </w:r>
-          </w:p>
-        </w:tc>
-        <w:tc>
-          <w:tcPr>
-            <w:tcW w:type="dxa" w:w="7632"/>
+              <w:t>3 hours</w:t>
+            </w:r>
+          </w:p>
+        </w:tc>
+        <w:tc>
+          <w:tcPr>
+            <w:tcW w:type="dxa" w:w="7200"/>
             <w:tcMar>
-              <w:top w:w="10" w:type="dxa"/>
-              <w:bottom w:w="10" w:type="dxa"/>
-              <w:left w:w="30" w:type="dxa"/>
-              <w:right w:w="30" w:type="dxa"/>
+              <w:top w:w="18" w:type="dxa"/>
+              <w:bottom w:w="18" w:type="dxa"/>
+              <w:left w:w="35" w:type="dxa"/>
+              <w:right w:w="35" w:type="dxa"/>
             </w:tcMar>
             <w:tcBorders>
               <w:top w:val="single" w:sz="4" w:color="000000"/>
@@ -3347,7 +3232,7 @@
             <w:r>
               <w:rPr>
                 <w:rFonts w:ascii="Times New Roman" w:hAnsi="Times New Roman"/>
-                <w:sz w:val="16"/>
+                <w:sz w:val="19"/>
               </w:rPr>
               <w:t>Review of proposed technology stack: Next.js frontend, FastAPI backend, PostgreSQL/PostGIS spatial database, and Redis caching.</w:t>
             </w:r>
@@ -3357,12 +3242,12 @@
       <w:tr>
         <w:tc>
           <w:tcPr>
-            <w:tcW w:type="dxa" w:w="1512"/>
+            <w:tcW w:type="dxa" w:w="1584"/>
             <w:tcMar>
-              <w:top w:w="10" w:type="dxa"/>
-              <w:bottom w:w="10" w:type="dxa"/>
-              <w:left w:w="30" w:type="dxa"/>
-              <w:right w:w="30" w:type="dxa"/>
+              <w:top w:w="18" w:type="dxa"/>
+              <w:bottom w:w="18" w:type="dxa"/>
+              <w:left w:w="35" w:type="dxa"/>
+              <w:right w:w="35" w:type="dxa"/>
             </w:tcMar>
             <w:tcBorders>
               <w:top w:val="single" w:sz="4" w:color="000000"/>
@@ -3378,7 +3263,7 @@
             <w:r>
               <w:rPr>
                 <w:rFonts w:ascii="Times New Roman" w:hAnsi="Times New Roman"/>
-                <w:sz w:val="16"/>
+                <w:sz w:val="19"/>
               </w:rPr>
               <w:t>25/06/2026</w:t>
             </w:r>
@@ -3386,12 +3271,12 @@
         </w:tc>
         <w:tc>
           <w:tcPr>
-            <w:tcW w:type="dxa" w:w="936"/>
+            <w:tcW w:type="dxa" w:w="1296"/>
             <w:tcMar>
-              <w:top w:w="10" w:type="dxa"/>
-              <w:bottom w:w="10" w:type="dxa"/>
-              <w:left w:w="30" w:type="dxa"/>
-              <w:right w:w="30" w:type="dxa"/>
+              <w:top w:w="18" w:type="dxa"/>
+              <w:bottom w:w="18" w:type="dxa"/>
+              <w:left w:w="35" w:type="dxa"/>
+              <w:right w:w="35" w:type="dxa"/>
             </w:tcMar>
             <w:tcBorders>
               <w:top w:val="single" w:sz="4" w:color="000000"/>
@@ -3407,21 +3292,20 @@
             <w:r>
               <w:rPr>
                 <w:rFonts w:ascii="Times New Roman" w:hAnsi="Times New Roman"/>
-                <w:b/>
-                <w:sz w:val="16"/>
+                <w:sz w:val="19"/>
               </w:rPr>
-              <w:t>3</w:t>
-            </w:r>
-          </w:p>
-        </w:tc>
-        <w:tc>
-          <w:tcPr>
-            <w:tcW w:type="dxa" w:w="7632"/>
+              <w:t>3 hours</w:t>
+            </w:r>
+          </w:p>
+        </w:tc>
+        <w:tc>
+          <w:tcPr>
+            <w:tcW w:type="dxa" w:w="7200"/>
             <w:tcMar>
-              <w:top w:w="10" w:type="dxa"/>
-              <w:bottom w:w="10" w:type="dxa"/>
-              <w:left w:w="30" w:type="dxa"/>
-              <w:right w:w="30" w:type="dxa"/>
+              <w:top w:w="18" w:type="dxa"/>
+              <w:bottom w:w="18" w:type="dxa"/>
+              <w:left w:w="35" w:type="dxa"/>
+              <w:right w:w="35" w:type="dxa"/>
             </w:tcMar>
             <w:tcBorders>
               <w:top w:val="single" w:sz="4" w:color="000000"/>
@@ -3434,7 +3318,7 @@
             <w:r>
               <w:rPr>
                 <w:rFonts w:ascii="Times New Roman" w:hAnsi="Times New Roman"/>
-                <w:sz w:val="16"/>
+                <w:sz w:val="19"/>
               </w:rPr>
               <w:t>Detailed UI/UX workflow discussion: citizen reporting portal, admin command center, and first responder mobile interfaces.</w:t>
             </w:r>
@@ -3444,12 +3328,12 @@
       <w:tr>
         <w:tc>
           <w:tcPr>
-            <w:tcW w:type="dxa" w:w="1512"/>
+            <w:tcW w:type="dxa" w:w="1584"/>
             <w:tcMar>
-              <w:top w:w="10" w:type="dxa"/>
-              <w:bottom w:w="10" w:type="dxa"/>
-              <w:left w:w="30" w:type="dxa"/>
-              <w:right w:w="30" w:type="dxa"/>
+              <w:top w:w="18" w:type="dxa"/>
+              <w:bottom w:w="18" w:type="dxa"/>
+              <w:left w:w="35" w:type="dxa"/>
+              <w:right w:w="35" w:type="dxa"/>
             </w:tcMar>
             <w:tcBorders>
               <w:top w:val="single" w:sz="4" w:color="000000"/>
@@ -3465,7 +3349,7 @@
             <w:r>
               <w:rPr>
                 <w:rFonts w:ascii="Times New Roman" w:hAnsi="Times New Roman"/>
-                <w:sz w:val="16"/>
+                <w:sz w:val="19"/>
               </w:rPr>
               <w:t>27/06/2026</w:t>
             </w:r>
@@ -3473,12 +3357,12 @@
         </w:tc>
         <w:tc>
           <w:tcPr>
-            <w:tcW w:type="dxa" w:w="936"/>
+            <w:tcW w:type="dxa" w:w="1296"/>
             <w:tcMar>
-              <w:top w:w="10" w:type="dxa"/>
-              <w:bottom w:w="10" w:type="dxa"/>
-              <w:left w:w="30" w:type="dxa"/>
-              <w:right w:w="30" w:type="dxa"/>
+              <w:top w:w="18" w:type="dxa"/>
+              <w:bottom w:w="18" w:type="dxa"/>
+              <w:left w:w="35" w:type="dxa"/>
+              <w:right w:w="35" w:type="dxa"/>
             </w:tcMar>
             <w:tcBorders>
               <w:top w:val="single" w:sz="4" w:color="000000"/>
@@ -3494,21 +3378,20 @@
             <w:r>
               <w:rPr>
                 <w:rFonts w:ascii="Times New Roman" w:hAnsi="Times New Roman"/>
-                <w:b/>
-                <w:sz w:val="16"/>
+                <w:sz w:val="19"/>
               </w:rPr>
-              <w:t>3</w:t>
-            </w:r>
-          </w:p>
-        </w:tc>
-        <w:tc>
-          <w:tcPr>
-            <w:tcW w:type="dxa" w:w="7632"/>
+              <w:t>3 hours</w:t>
+            </w:r>
+          </w:p>
+        </w:tc>
+        <w:tc>
+          <w:tcPr>
+            <w:tcW w:type="dxa" w:w="7200"/>
             <w:tcMar>
-              <w:top w:w="10" w:type="dxa"/>
-              <w:bottom w:w="10" w:type="dxa"/>
-              <w:left w:w="30" w:type="dxa"/>
-              <w:right w:w="30" w:type="dxa"/>
+              <w:top w:w="18" w:type="dxa"/>
+              <w:bottom w:w="18" w:type="dxa"/>
+              <w:left w:w="35" w:type="dxa"/>
+              <w:right w:w="35" w:type="dxa"/>
             </w:tcMar>
             <w:tcBorders>
               <w:top w:val="single" w:sz="4" w:color="000000"/>
@@ -3521,7 +3404,7 @@
             <w:r>
               <w:rPr>
                 <w:rFonts w:ascii="Times New Roman" w:hAnsi="Times New Roman"/>
-                <w:sz w:val="16"/>
+                <w:sz w:val="19"/>
               </w:rPr>
               <w:t>Resource allocation logic review: matching nearest available resources, hospitals, and shelters to high-severity incidents.</w:t>
             </w:r>
@@ -3531,12 +3414,12 @@
       <w:tr>
         <w:tc>
           <w:tcPr>
-            <w:tcW w:type="dxa" w:w="1512"/>
+            <w:tcW w:type="dxa" w:w="1584"/>
             <w:tcMar>
-              <w:top w:w="10" w:type="dxa"/>
-              <w:bottom w:w="10" w:type="dxa"/>
-              <w:left w:w="30" w:type="dxa"/>
-              <w:right w:w="30" w:type="dxa"/>
+              <w:top w:w="18" w:type="dxa"/>
+              <w:bottom w:w="18" w:type="dxa"/>
+              <w:left w:w="35" w:type="dxa"/>
+              <w:right w:w="35" w:type="dxa"/>
             </w:tcMar>
             <w:tcBorders>
               <w:top w:val="single" w:sz="4" w:color="000000"/>
@@ -3552,7 +3435,7 @@
             <w:r>
               <w:rPr>
                 <w:rFonts w:ascii="Times New Roman" w:hAnsi="Times New Roman"/>
-                <w:sz w:val="16"/>
+                <w:sz w:val="19"/>
               </w:rPr>
               <w:t>02/07/2026</w:t>
             </w:r>
@@ -3560,12 +3443,12 @@
         </w:tc>
         <w:tc>
           <w:tcPr>
-            <w:tcW w:type="dxa" w:w="936"/>
+            <w:tcW w:type="dxa" w:w="1296"/>
             <w:tcMar>
-              <w:top w:w="10" w:type="dxa"/>
-              <w:bottom w:w="10" w:type="dxa"/>
-              <w:left w:w="30" w:type="dxa"/>
-              <w:right w:w="30" w:type="dxa"/>
+              <w:top w:w="18" w:type="dxa"/>
+              <w:bottom w:w="18" w:type="dxa"/>
+              <w:left w:w="35" w:type="dxa"/>
+              <w:right w:w="35" w:type="dxa"/>
             </w:tcMar>
             <w:tcBorders>
               <w:top w:val="single" w:sz="4" w:color="000000"/>
@@ -3581,21 +3464,20 @@
             <w:r>
               <w:rPr>
                 <w:rFonts w:ascii="Times New Roman" w:hAnsi="Times New Roman"/>
-                <w:b/>
-                <w:sz w:val="16"/>
+                <w:sz w:val="19"/>
               </w:rPr>
-              <w:t>3</w:t>
-            </w:r>
-          </w:p>
-        </w:tc>
-        <w:tc>
-          <w:tcPr>
-            <w:tcW w:type="dxa" w:w="7632"/>
+              <w:t>3 hours</w:t>
+            </w:r>
+          </w:p>
+        </w:tc>
+        <w:tc>
+          <w:tcPr>
+            <w:tcW w:type="dxa" w:w="7200"/>
             <w:tcMar>
-              <w:top w:w="10" w:type="dxa"/>
-              <w:bottom w:w="10" w:type="dxa"/>
-              <w:left w:w="30" w:type="dxa"/>
-              <w:right w:w="30" w:type="dxa"/>
+              <w:top w:w="18" w:type="dxa"/>
+              <w:bottom w:w="18" w:type="dxa"/>
+              <w:left w:w="35" w:type="dxa"/>
+              <w:right w:w="35" w:type="dxa"/>
             </w:tcMar>
             <w:tcBorders>
               <w:top w:val="single" w:sz="4" w:color="000000"/>
@@ -3608,7 +3490,7 @@
             <w:r>
               <w:rPr>
                 <w:rFonts w:ascii="Times New Roman" w:hAnsi="Times New Roman"/>
-                <w:sz w:val="16"/>
+                <w:sz w:val="19"/>
               </w:rPr>
               <w:t>Review of functional and non-functional requirements; performance benchmarks for sub-second SOS alert dispatching.</w:t>
             </w:r>
@@ -3618,12 +3500,12 @@
       <w:tr>
         <w:tc>
           <w:tcPr>
-            <w:tcW w:type="dxa" w:w="1512"/>
+            <w:tcW w:type="dxa" w:w="1584"/>
             <w:tcMar>
-              <w:top w:w="10" w:type="dxa"/>
-              <w:bottom w:w="10" w:type="dxa"/>
-              <w:left w:w="30" w:type="dxa"/>
-              <w:right w:w="30" w:type="dxa"/>
+              <w:top w:w="18" w:type="dxa"/>
+              <w:bottom w:w="18" w:type="dxa"/>
+              <w:left w:w="35" w:type="dxa"/>
+              <w:right w:w="35" w:type="dxa"/>
             </w:tcMar>
             <w:tcBorders>
               <w:top w:val="single" w:sz="4" w:color="000000"/>
@@ -3639,7 +3521,7 @@
             <w:r>
               <w:rPr>
                 <w:rFonts w:ascii="Times New Roman" w:hAnsi="Times New Roman"/>
-                <w:sz w:val="16"/>
+                <w:sz w:val="19"/>
               </w:rPr>
               <w:t>23/07/2026</w:t>
             </w:r>
@@ -3647,12 +3529,12 @@
         </w:tc>
         <w:tc>
           <w:tcPr>
-            <w:tcW w:type="dxa" w:w="936"/>
+            <w:tcW w:type="dxa" w:w="1296"/>
             <w:tcMar>
-              <w:top w:w="10" w:type="dxa"/>
-              <w:bottom w:w="10" w:type="dxa"/>
-              <w:left w:w="30" w:type="dxa"/>
-              <w:right w:w="30" w:type="dxa"/>
+              <w:top w:w="18" w:type="dxa"/>
+              <w:bottom w:w="18" w:type="dxa"/>
+              <w:left w:w="35" w:type="dxa"/>
+              <w:right w:w="35" w:type="dxa"/>
             </w:tcMar>
             <w:tcBorders>
               <w:top w:val="single" w:sz="4" w:color="000000"/>
@@ -3668,21 +3550,20 @@
             <w:r>
               <w:rPr>
                 <w:rFonts w:ascii="Times New Roman" w:hAnsi="Times New Roman"/>
-                <w:b/>
-                <w:sz w:val="16"/>
+                <w:sz w:val="19"/>
               </w:rPr>
-              <w:t>3</w:t>
-            </w:r>
-          </w:p>
-        </w:tc>
-        <w:tc>
-          <w:tcPr>
-            <w:tcW w:type="dxa" w:w="7632"/>
+              <w:t>3 hours</w:t>
+            </w:r>
+          </w:p>
+        </w:tc>
+        <w:tc>
+          <w:tcPr>
+            <w:tcW w:type="dxa" w:w="7200"/>
             <w:tcMar>
-              <w:top w:w="10" w:type="dxa"/>
-              <w:bottom w:w="10" w:type="dxa"/>
-              <w:left w:w="30" w:type="dxa"/>
-              <w:right w:w="30" w:type="dxa"/>
+              <w:top w:w="18" w:type="dxa"/>
+              <w:bottom w:w="18" w:type="dxa"/>
+              <w:left w:w="35" w:type="dxa"/>
+              <w:right w:w="35" w:type="dxa"/>
             </w:tcMar>
             <w:tcBorders>
               <w:top w:val="single" w:sz="4" w:color="000000"/>
@@ -3695,7 +3576,7 @@
             <w:r>
               <w:rPr>
                 <w:rFonts w:ascii="Times New Roman" w:hAnsi="Times New Roman"/>
-                <w:sz w:val="16"/>
+                <w:sz w:val="19"/>
               </w:rPr>
               <w:t>Project schedule and milestone planning; Gantt chart construction and Work Breakdown Structure (WBS) approval.</w:t>
             </w:r>
@@ -3705,12 +3586,12 @@
       <w:tr>
         <w:tc>
           <w:tcPr>
-            <w:tcW w:type="dxa" w:w="1512"/>
+            <w:tcW w:type="dxa" w:w="1584"/>
             <w:tcMar>
-              <w:top w:w="10" w:type="dxa"/>
-              <w:bottom w:w="10" w:type="dxa"/>
-              <w:left w:w="30" w:type="dxa"/>
-              <w:right w:w="30" w:type="dxa"/>
+              <w:top w:w="18" w:type="dxa"/>
+              <w:bottom w:w="18" w:type="dxa"/>
+              <w:left w:w="35" w:type="dxa"/>
+              <w:right w:w="35" w:type="dxa"/>
             </w:tcMar>
             <w:tcBorders>
               <w:top w:val="single" w:sz="4" w:color="000000"/>
@@ -3726,7 +3607,7 @@
             <w:r>
               <w:rPr>
                 <w:rFonts w:ascii="Times New Roman" w:hAnsi="Times New Roman"/>
-                <w:sz w:val="16"/>
+                <w:sz w:val="19"/>
               </w:rPr>
               <w:t>13/08/2026</w:t>
             </w:r>
@@ -3734,12 +3615,12 @@
         </w:tc>
         <w:tc>
           <w:tcPr>
-            <w:tcW w:type="dxa" w:w="936"/>
+            <w:tcW w:type="dxa" w:w="1296"/>
             <w:tcMar>
-              <w:top w:w="10" w:type="dxa"/>
-              <w:bottom w:w="10" w:type="dxa"/>
-              <w:left w:w="30" w:type="dxa"/>
-              <w:right w:w="30" w:type="dxa"/>
+              <w:top w:w="18" w:type="dxa"/>
+              <w:bottom w:w="18" w:type="dxa"/>
+              <w:left w:w="35" w:type="dxa"/>
+              <w:right w:w="35" w:type="dxa"/>
             </w:tcMar>
             <w:tcBorders>
               <w:top w:val="single" w:sz="4" w:color="000000"/>
@@ -3755,21 +3636,20 @@
             <w:r>
               <w:rPr>
                 <w:rFonts w:ascii="Times New Roman" w:hAnsi="Times New Roman"/>
-                <w:b/>
-                <w:sz w:val="16"/>
+                <w:sz w:val="19"/>
               </w:rPr>
-              <w:t>3</w:t>
-            </w:r>
-          </w:p>
-        </w:tc>
-        <w:tc>
-          <w:tcPr>
-            <w:tcW w:type="dxa" w:w="7632"/>
+              <w:t>3 hours</w:t>
+            </w:r>
+          </w:p>
+        </w:tc>
+        <w:tc>
+          <w:tcPr>
+            <w:tcW w:type="dxa" w:w="7200"/>
             <w:tcMar>
-              <w:top w:w="10" w:type="dxa"/>
-              <w:bottom w:w="10" w:type="dxa"/>
-              <w:left w:w="30" w:type="dxa"/>
-              <w:right w:w="30" w:type="dxa"/>
+              <w:top w:w="18" w:type="dxa"/>
+              <w:bottom w:w="18" w:type="dxa"/>
+              <w:left w:w="35" w:type="dxa"/>
+              <w:right w:w="35" w:type="dxa"/>
             </w:tcMar>
             <w:tcBorders>
               <w:top w:val="single" w:sz="4" w:color="000000"/>
@@ -3782,7 +3662,7 @@
             <w:r>
               <w:rPr>
                 <w:rFonts w:ascii="Times New Roman" w:hAnsi="Times New Roman"/>
-                <w:sz w:val="16"/>
+                <w:sz w:val="19"/>
               </w:rPr>
               <w:t>System architecture, ER Diagram (ERD), Data Flow Diagrams (DFDs), and end-to-end System Flowchart review.</w:t>
             </w:r>
@@ -3792,12 +3672,12 @@
       <w:tr>
         <w:tc>
           <w:tcPr>
-            <w:tcW w:type="dxa" w:w="1512"/>
+            <w:tcW w:type="dxa" w:w="1584"/>
             <w:tcMar>
-              <w:top w:w="10" w:type="dxa"/>
-              <w:bottom w:w="10" w:type="dxa"/>
-              <w:left w:w="30" w:type="dxa"/>
-              <w:right w:w="30" w:type="dxa"/>
+              <w:top w:w="18" w:type="dxa"/>
+              <w:bottom w:w="18" w:type="dxa"/>
+              <w:left w:w="35" w:type="dxa"/>
+              <w:right w:w="35" w:type="dxa"/>
             </w:tcMar>
             <w:tcBorders>
               <w:top w:val="single" w:sz="4" w:color="000000"/>
@@ -3813,7 +3693,7 @@
             <w:r>
               <w:rPr>
                 <w:rFonts w:ascii="Times New Roman" w:hAnsi="Times New Roman"/>
-                <w:sz w:val="16"/>
+                <w:sz w:val="19"/>
               </w:rPr>
               <w:t>29/08/2026</w:t>
             </w:r>
@@ -3821,12 +3701,12 @@
         </w:tc>
         <w:tc>
           <w:tcPr>
-            <w:tcW w:type="dxa" w:w="936"/>
+            <w:tcW w:type="dxa" w:w="1296"/>
             <w:tcMar>
-              <w:top w:w="10" w:type="dxa"/>
-              <w:bottom w:w="10" w:type="dxa"/>
-              <w:left w:w="30" w:type="dxa"/>
-              <w:right w:w="30" w:type="dxa"/>
+              <w:top w:w="18" w:type="dxa"/>
+              <w:bottom w:w="18" w:type="dxa"/>
+              <w:left w:w="35" w:type="dxa"/>
+              <w:right w:w="35" w:type="dxa"/>
             </w:tcMar>
             <w:tcBorders>
               <w:top w:val="single" w:sz="4" w:color="000000"/>
@@ -3842,21 +3722,20 @@
             <w:r>
               <w:rPr>
                 <w:rFonts w:ascii="Times New Roman" w:hAnsi="Times New Roman"/>
-                <w:b/>
-                <w:sz w:val="16"/>
+                <w:sz w:val="19"/>
               </w:rPr>
-              <w:t>3</w:t>
-            </w:r>
-          </w:p>
-        </w:tc>
-        <w:tc>
-          <w:tcPr>
-            <w:tcW w:type="dxa" w:w="7632"/>
+              <w:t>3 hours</w:t>
+            </w:r>
+          </w:p>
+        </w:tc>
+        <w:tc>
+          <w:tcPr>
+            <w:tcW w:type="dxa" w:w="7200"/>
             <w:tcMar>
-              <w:top w:w="10" w:type="dxa"/>
-              <w:bottom w:w="10" w:type="dxa"/>
-              <w:left w:w="30" w:type="dxa"/>
-              <w:right w:w="30" w:type="dxa"/>
+              <w:top w:w="18" w:type="dxa"/>
+              <w:bottom w:w="18" w:type="dxa"/>
+              <w:left w:w="35" w:type="dxa"/>
+              <w:right w:w="35" w:type="dxa"/>
             </w:tcMar>
             <w:tcBorders>
               <w:top w:val="single" w:sz="4" w:color="000000"/>
@@ -3869,7 +3748,7 @@
             <w:r>
               <w:rPr>
                 <w:rFonts w:ascii="Times New Roman" w:hAnsi="Times New Roman"/>
-                <w:sz w:val="16"/>
+                <w:sz w:val="19"/>
               </w:rPr>
               <w:t>Relational database schema finalization (16 tables) and AI multi-modal severity scoring module validation.</w:t>
             </w:r>
@@ -3879,12 +3758,12 @@
       <w:tr>
         <w:tc>
           <w:tcPr>
-            <w:tcW w:type="dxa" w:w="1512"/>
+            <w:tcW w:type="dxa" w:w="1584"/>
             <w:tcMar>
-              <w:top w:w="10" w:type="dxa"/>
-              <w:bottom w:w="10" w:type="dxa"/>
-              <w:left w:w="30" w:type="dxa"/>
-              <w:right w:w="30" w:type="dxa"/>
+              <w:top w:w="18" w:type="dxa"/>
+              <w:bottom w:w="18" w:type="dxa"/>
+              <w:left w:w="35" w:type="dxa"/>
+              <w:right w:w="35" w:type="dxa"/>
             </w:tcMar>
             <w:tcBorders>
               <w:top w:val="single" w:sz="4" w:color="000000"/>
@@ -3900,7 +3779,7 @@
             <w:r>
               <w:rPr>
                 <w:rFonts w:ascii="Times New Roman" w:hAnsi="Times New Roman"/>
-                <w:sz w:val="16"/>
+                <w:sz w:val="19"/>
               </w:rPr>
               <w:t>24/09/2026</w:t>
             </w:r>
@@ -3908,12 +3787,12 @@
         </w:tc>
         <w:tc>
           <w:tcPr>
-            <w:tcW w:type="dxa" w:w="936"/>
+            <w:tcW w:type="dxa" w:w="1296"/>
             <w:tcMar>
-              <w:top w:w="10" w:type="dxa"/>
-              <w:bottom w:w="10" w:type="dxa"/>
-              <w:left w:w="30" w:type="dxa"/>
-              <w:right w:w="30" w:type="dxa"/>
+              <w:top w:w="18" w:type="dxa"/>
+              <w:bottom w:w="18" w:type="dxa"/>
+              <w:left w:w="35" w:type="dxa"/>
+              <w:right w:w="35" w:type="dxa"/>
             </w:tcMar>
             <w:tcBorders>
               <w:top w:val="single" w:sz="4" w:color="000000"/>
@@ -3929,21 +3808,20 @@
             <w:r>
               <w:rPr>
                 <w:rFonts w:ascii="Times New Roman" w:hAnsi="Times New Roman"/>
-                <w:b/>
-                <w:sz w:val="16"/>
+                <w:sz w:val="19"/>
               </w:rPr>
-              <w:t>3</w:t>
-            </w:r>
-          </w:p>
-        </w:tc>
-        <w:tc>
-          <w:tcPr>
-            <w:tcW w:type="dxa" w:w="7632"/>
+              <w:t>3 hours</w:t>
+            </w:r>
+          </w:p>
+        </w:tc>
+        <w:tc>
+          <w:tcPr>
+            <w:tcW w:type="dxa" w:w="7200"/>
             <w:tcMar>
-              <w:top w:w="10" w:type="dxa"/>
-              <w:bottom w:w="10" w:type="dxa"/>
-              <w:left w:w="30" w:type="dxa"/>
-              <w:right w:w="30" w:type="dxa"/>
+              <w:top w:w="18" w:type="dxa"/>
+              <w:bottom w:w="18" w:type="dxa"/>
+              <w:left w:w="35" w:type="dxa"/>
+              <w:right w:w="35" w:type="dxa"/>
             </w:tcMar>
             <w:tcBorders>
               <w:top w:val="single" w:sz="4" w:color="000000"/>
@@ -3956,7 +3834,7 @@
             <w:r>
               <w:rPr>
                 <w:rFonts w:ascii="Times New Roman" w:hAnsi="Times New Roman"/>
-                <w:sz w:val="16"/>
+                <w:sz w:val="19"/>
               </w:rPr>
               <w:t>Final documentation review, project verification, thesis binding checks, and final viva examination sign-off.</w:t>
             </w:r>
@@ -3966,21 +3844,75 @@
     </w:tbl>
     <w:p>
       <w:pPr>
-        <w:spacing w:before="120" w:after="40"/>
+        <w:spacing w:before="400" w:after="0"/>
         <w:jc w:val="center"/>
       </w:pPr>
       <w:r>
         <w:rPr>
           <w:rFonts w:ascii="Times New Roman" w:hAnsi="Times New Roman"/>
           <w:b/>
-          <w:sz w:val="19"/>
+          <w:sz w:val="22"/>
         </w:rPr>
         <w:t>Total: 30 hours guide-supervised project work</w:t>
       </w:r>
     </w:p>
     <w:p>
       <w:pPr>
-        <w:spacing w:after="60"/>
+        <w:sectPr>
+          <w:headerReference w:type="default" r:id="rId21"/>
+          <w:footerReference w:type="default" r:id="rId22"/>
+          <w:pgSz w:w="12240" w:h="15840"/>
+          <w:pgMar w:top="720" w:right="1008" w:bottom="720" w:left="1008" w:header="720" w:footer="720" w:gutter="0"/>
+          <w:cols w:space="720"/>
+          <w:docGrid w:linePitch="360"/>
+        </w:sectPr>
+      </w:pPr>
+    </w:p>
+    <w:p>
+      <w:pPr>
+        <w:spacing w:before="0" w:after="20"/>
+        <w:jc w:val="center"/>
+      </w:pPr>
+      <w:r>
+        <w:rPr>
+          <w:rFonts w:ascii="Times New Roman" w:hAnsi="Times New Roman"/>
+          <w:b/>
+          <w:sz w:val="26"/>
+        </w:rPr>
+        <w:t>LOG BOOK</w:t>
+      </w:r>
+    </w:p>
+    <w:p>
+      <w:pPr>
+        <w:spacing w:after="20"/>
+        <w:jc w:val="center"/>
+      </w:pPr>
+      <w:r>
+        <w:rPr>
+          <w:rFonts w:ascii="Times New Roman" w:hAnsi="Times New Roman"/>
+          <w:b/>
+          <w:sz w:val="21"/>
+        </w:rPr>
+        <w:t>Field Project – 90 Hours</w:t>
+      </w:r>
+    </w:p>
+    <w:p>
+      <w:pPr>
+        <w:spacing w:after="40"/>
+        <w:jc w:val="center"/>
+      </w:pPr>
+      <w:r>
+        <w:rPr>
+          <w:rFonts w:ascii="Times New Roman" w:hAnsi="Times New Roman"/>
+          <w:b/>
+          <w:sz w:val="20"/>
+        </w:rPr>
+        <w:t>Project Title: AI-Rescue: Intelligent Disaster Response &amp; Resource Coordination Platform</w:t>
+      </w:r>
+    </w:p>
+    <w:p>
+      <w:pPr>
+        <w:spacing w:after="80"/>
         <w:jc w:val="center"/>
       </w:pPr>
       <w:r>
@@ -4000,19 +3932,19 @@
         <w:tblLook w:firstColumn="1" w:firstRow="1" w:lastColumn="0" w:lastRow="0" w:noHBand="0" w:noVBand="1" w:val="04A0"/>
       </w:tblPr>
       <w:tblGrid>
-        <w:gridCol w:w="3360"/>
-        <w:gridCol w:w="3360"/>
-        <w:gridCol w:w="3360"/>
+        <w:gridCol w:w="3456"/>
+        <w:gridCol w:w="3456"/>
+        <w:gridCol w:w="3456"/>
       </w:tblGrid>
       <w:tr>
         <w:tc>
           <w:tcPr>
-            <w:tcW w:type="dxa" w:w="1512"/>
+            <w:tcW w:type="dxa" w:w="1440"/>
             <w:tcMar>
-              <w:top w:w="10" w:type="dxa"/>
-              <w:bottom w:w="10" w:type="dxa"/>
-              <w:left w:w="30" w:type="dxa"/>
-              <w:right w:w="30" w:type="dxa"/>
+              <w:top w:w="5" w:type="dxa"/>
+              <w:bottom w:w="5" w:type="dxa"/>
+              <w:left w:w="20" w:type="dxa"/>
+              <w:right w:w="20" w:type="dxa"/>
             </w:tcMar>
             <w:tcBorders>
               <w:top w:val="single" w:sz="4" w:color="000000"/>
@@ -4020,6 +3952,7 @@
               <w:bottom w:val="single" w:sz="4" w:color="000000"/>
               <w:right w:val="single" w:sz="4" w:color="000000"/>
             </w:tcBorders>
+            <w:shd w:fill="D9D9D9"/>
           </w:tcPr>
           <w:p>
             <w:pPr>
@@ -4035,12 +3968,12 @@
         </w:tc>
         <w:tc>
           <w:tcPr>
-            <w:tcW w:type="dxa" w:w="936"/>
+            <w:tcW w:type="dxa" w:w="1224"/>
             <w:tcMar>
-              <w:top w:w="10" w:type="dxa"/>
-              <w:bottom w:w="10" w:type="dxa"/>
-              <w:left w:w="30" w:type="dxa"/>
-              <w:right w:w="30" w:type="dxa"/>
+              <w:top w:w="5" w:type="dxa"/>
+              <w:bottom w:w="5" w:type="dxa"/>
+              <w:left w:w="20" w:type="dxa"/>
+              <w:right w:w="20" w:type="dxa"/>
             </w:tcMar>
             <w:tcBorders>
               <w:top w:val="single" w:sz="4" w:color="000000"/>
@@ -4048,6 +3981,7 @@
               <w:bottom w:val="single" w:sz="4" w:color="000000"/>
               <w:right w:val="single" w:sz="4" w:color="000000"/>
             </w:tcBorders>
+            <w:shd w:fill="D9D9D9"/>
           </w:tcPr>
           <w:p>
             <w:pPr>
@@ -4063,12 +3997,12 @@
         </w:tc>
         <w:tc>
           <w:tcPr>
-            <w:tcW w:type="dxa" w:w="7632"/>
+            <w:tcW w:type="dxa" w:w="7704"/>
             <w:tcMar>
-              <w:top w:w="10" w:type="dxa"/>
-              <w:bottom w:w="10" w:type="dxa"/>
-              <w:left w:w="30" w:type="dxa"/>
-              <w:right w:w="30" w:type="dxa"/>
+              <w:top w:w="5" w:type="dxa"/>
+              <w:bottom w:w="5" w:type="dxa"/>
+              <w:left w:w="20" w:type="dxa"/>
+              <w:right w:w="20" w:type="dxa"/>
             </w:tcMar>
             <w:tcBorders>
               <w:top w:val="single" w:sz="4" w:color="000000"/>
@@ -4076,6 +4010,7 @@
               <w:bottom w:val="single" w:sz="4" w:color="000000"/>
               <w:right w:val="single" w:sz="4" w:color="000000"/>
             </w:tcBorders>
+            <w:shd w:fill="D9D9D9"/>
           </w:tcPr>
           <w:p>
             <w:pPr>
@@ -4093,12 +4028,12 @@
       <w:tr>
         <w:tc>
           <w:tcPr>
-            <w:tcW w:type="dxa" w:w="1512"/>
+            <w:tcW w:type="dxa" w:w="1440"/>
             <w:tcMar>
-              <w:top w:w="10" w:type="dxa"/>
-              <w:bottom w:w="10" w:type="dxa"/>
-              <w:left w:w="30" w:type="dxa"/>
-              <w:right w:w="30" w:type="dxa"/>
+              <w:top w:w="5" w:type="dxa"/>
+              <w:bottom w:w="5" w:type="dxa"/>
+              <w:left w:w="20" w:type="dxa"/>
+              <w:right w:w="20" w:type="dxa"/>
             </w:tcMar>
             <w:tcBorders>
               <w:top w:val="single" w:sz="4" w:color="000000"/>
@@ -4114,7 +4049,7 @@
             <w:r>
               <w:rPr>
                 <w:rFonts w:ascii="Times New Roman" w:hAnsi="Times New Roman"/>
-                <w:sz w:val="16"/>
+                <w:sz w:val="15"/>
               </w:rPr>
               <w:t>12/06/2026</w:t>
             </w:r>
@@ -4122,12 +4057,12 @@
         </w:tc>
         <w:tc>
           <w:tcPr>
-            <w:tcW w:type="dxa" w:w="936"/>
+            <w:tcW w:type="dxa" w:w="1224"/>
             <w:tcMar>
-              <w:top w:w="10" w:type="dxa"/>
-              <w:bottom w:w="10" w:type="dxa"/>
-              <w:left w:w="30" w:type="dxa"/>
-              <w:right w:w="30" w:type="dxa"/>
+              <w:top w:w="5" w:type="dxa"/>
+              <w:bottom w:w="5" w:type="dxa"/>
+              <w:left w:w="20" w:type="dxa"/>
+              <w:right w:w="20" w:type="dxa"/>
             </w:tcMar>
             <w:tcBorders>
               <w:top w:val="single" w:sz="4" w:color="000000"/>
@@ -4143,21 +4078,20 @@
             <w:r>
               <w:rPr>
                 <w:rFonts w:ascii="Times New Roman" w:hAnsi="Times New Roman"/>
-                <w:b/>
-                <w:sz w:val="16"/>
+                <w:sz w:val="15"/>
               </w:rPr>
-              <w:t>3</w:t>
-            </w:r>
-          </w:p>
-        </w:tc>
-        <w:tc>
-          <w:tcPr>
-            <w:tcW w:type="dxa" w:w="7632"/>
+              <w:t>3 hours</w:t>
+            </w:r>
+          </w:p>
+        </w:tc>
+        <w:tc>
+          <w:tcPr>
+            <w:tcW w:type="dxa" w:w="7704"/>
             <w:tcMar>
-              <w:top w:w="10" w:type="dxa"/>
-              <w:bottom w:w="10" w:type="dxa"/>
-              <w:left w:w="30" w:type="dxa"/>
-              <w:right w:w="30" w:type="dxa"/>
+              <w:top w:w="5" w:type="dxa"/>
+              <w:bottom w:w="5" w:type="dxa"/>
+              <w:left w:w="20" w:type="dxa"/>
+              <w:right w:w="20" w:type="dxa"/>
             </w:tcMar>
             <w:tcBorders>
               <w:top w:val="single" w:sz="4" w:color="000000"/>
@@ -4170,7 +4104,7 @@
             <w:r>
               <w:rPr>
                 <w:rFonts w:ascii="Times New Roman" w:hAnsi="Times New Roman"/>
-                <w:sz w:val="16"/>
+                <w:sz w:val="15"/>
               </w:rPr>
               <w:t>Field study on disaster communication delays; comprehensive requirement analysis for AI-Rescue.</w:t>
             </w:r>
@@ -4180,12 +4114,12 @@
       <w:tr>
         <w:tc>
           <w:tcPr>
-            <w:tcW w:type="dxa" w:w="1512"/>
+            <w:tcW w:type="dxa" w:w="1440"/>
             <w:tcMar>
-              <w:top w:w="10" w:type="dxa"/>
-              <w:bottom w:w="10" w:type="dxa"/>
-              <w:left w:w="30" w:type="dxa"/>
-              <w:right w:w="30" w:type="dxa"/>
+              <w:top w:w="5" w:type="dxa"/>
+              <w:bottom w:w="5" w:type="dxa"/>
+              <w:left w:w="20" w:type="dxa"/>
+              <w:right w:w="20" w:type="dxa"/>
             </w:tcMar>
             <w:tcBorders>
               <w:top w:val="single" w:sz="4" w:color="000000"/>
@@ -4201,7 +4135,7 @@
             <w:r>
               <w:rPr>
                 <w:rFonts w:ascii="Times New Roman" w:hAnsi="Times New Roman"/>
-                <w:sz w:val="16"/>
+                <w:sz w:val="15"/>
               </w:rPr>
               <w:t>13/06/2026</w:t>
             </w:r>
@@ -4209,12 +4143,12 @@
         </w:tc>
         <w:tc>
           <w:tcPr>
-            <w:tcW w:type="dxa" w:w="936"/>
+            <w:tcW w:type="dxa" w:w="1224"/>
             <w:tcMar>
-              <w:top w:w="10" w:type="dxa"/>
-              <w:bottom w:w="10" w:type="dxa"/>
-              <w:left w:w="30" w:type="dxa"/>
-              <w:right w:w="30" w:type="dxa"/>
+              <w:top w:w="5" w:type="dxa"/>
+              <w:bottom w:w="5" w:type="dxa"/>
+              <w:left w:w="20" w:type="dxa"/>
+              <w:right w:w="20" w:type="dxa"/>
             </w:tcMar>
             <w:tcBorders>
               <w:top w:val="single" w:sz="4" w:color="000000"/>
@@ -4230,21 +4164,20 @@
             <w:r>
               <w:rPr>
                 <w:rFonts w:ascii="Times New Roman" w:hAnsi="Times New Roman"/>
-                <w:b/>
-                <w:sz w:val="16"/>
+                <w:sz w:val="15"/>
               </w:rPr>
-              <w:t>3</w:t>
-            </w:r>
-          </w:p>
-        </w:tc>
-        <w:tc>
-          <w:tcPr>
-            <w:tcW w:type="dxa" w:w="7632"/>
+              <w:t>3 hours</w:t>
+            </w:r>
+          </w:p>
+        </w:tc>
+        <w:tc>
+          <w:tcPr>
+            <w:tcW w:type="dxa" w:w="7704"/>
             <w:tcMar>
-              <w:top w:w="10" w:type="dxa"/>
-              <w:bottom w:w="10" w:type="dxa"/>
-              <w:left w:w="30" w:type="dxa"/>
-              <w:right w:w="30" w:type="dxa"/>
+              <w:top w:w="5" w:type="dxa"/>
+              <w:bottom w:w="5" w:type="dxa"/>
+              <w:left w:w="20" w:type="dxa"/>
+              <w:right w:w="20" w:type="dxa"/>
             </w:tcMar>
             <w:tcBorders>
               <w:top w:val="single" w:sz="4" w:color="000000"/>
@@ -4257,7 +4190,7 @@
             <w:r>
               <w:rPr>
                 <w:rFonts w:ascii="Times New Roman" w:hAnsi="Times New Roman"/>
-                <w:sz w:val="16"/>
+                <w:sz w:val="15"/>
               </w:rPr>
               <w:t>Literature survey of FEMA, NDMA, Ushahidi, and Sahana disaster response frameworks.</w:t>
             </w:r>
@@ -4267,12 +4200,12 @@
       <w:tr>
         <w:tc>
           <w:tcPr>
-            <w:tcW w:type="dxa" w:w="1512"/>
+            <w:tcW w:type="dxa" w:w="1440"/>
             <w:tcMar>
-              <w:top w:w="10" w:type="dxa"/>
-              <w:bottom w:w="10" w:type="dxa"/>
-              <w:left w:w="30" w:type="dxa"/>
-              <w:right w:w="30" w:type="dxa"/>
+              <w:top w:w="5" w:type="dxa"/>
+              <w:bottom w:w="5" w:type="dxa"/>
+              <w:left w:w="20" w:type="dxa"/>
+              <w:right w:w="20" w:type="dxa"/>
             </w:tcMar>
             <w:tcBorders>
               <w:top w:val="single" w:sz="4" w:color="000000"/>
@@ -4288,7 +4221,7 @@
             <w:r>
               <w:rPr>
                 <w:rFonts w:ascii="Times New Roman" w:hAnsi="Times New Roman"/>
-                <w:sz w:val="16"/>
+                <w:sz w:val="15"/>
               </w:rPr>
               <w:t>15/06/2026</w:t>
             </w:r>
@@ -4296,12 +4229,12 @@
         </w:tc>
         <w:tc>
           <w:tcPr>
-            <w:tcW w:type="dxa" w:w="936"/>
+            <w:tcW w:type="dxa" w:w="1224"/>
             <w:tcMar>
-              <w:top w:w="10" w:type="dxa"/>
-              <w:bottom w:w="10" w:type="dxa"/>
-              <w:left w:w="30" w:type="dxa"/>
-              <w:right w:w="30" w:type="dxa"/>
+              <w:top w:w="5" w:type="dxa"/>
+              <w:bottom w:w="5" w:type="dxa"/>
+              <w:left w:w="20" w:type="dxa"/>
+              <w:right w:w="20" w:type="dxa"/>
             </w:tcMar>
             <w:tcBorders>
               <w:top w:val="single" w:sz="4" w:color="000000"/>
@@ -4317,21 +4250,20 @@
             <w:r>
               <w:rPr>
                 <w:rFonts w:ascii="Times New Roman" w:hAnsi="Times New Roman"/>
-                <w:b/>
-                <w:sz w:val="16"/>
+                <w:sz w:val="15"/>
               </w:rPr>
-              <w:t>3</w:t>
-            </w:r>
-          </w:p>
-        </w:tc>
-        <w:tc>
-          <w:tcPr>
-            <w:tcW w:type="dxa" w:w="7632"/>
+              <w:t>3 hours</w:t>
+            </w:r>
+          </w:p>
+        </w:tc>
+        <w:tc>
+          <w:tcPr>
+            <w:tcW w:type="dxa" w:w="7704"/>
             <w:tcMar>
-              <w:top w:w="10" w:type="dxa"/>
-              <w:bottom w:w="10" w:type="dxa"/>
-              <w:left w:w="30" w:type="dxa"/>
-              <w:right w:w="30" w:type="dxa"/>
+              <w:top w:w="5" w:type="dxa"/>
+              <w:bottom w:w="5" w:type="dxa"/>
+              <w:left w:w="20" w:type="dxa"/>
+              <w:right w:w="20" w:type="dxa"/>
             </w:tcMar>
             <w:tcBorders>
               <w:top w:val="single" w:sz="4" w:color="000000"/>
@@ -4344,7 +4276,7 @@
             <w:r>
               <w:rPr>
                 <w:rFonts w:ascii="Times New Roman" w:hAnsi="Times New Roman"/>
-                <w:sz w:val="16"/>
+                <w:sz w:val="15"/>
               </w:rPr>
               <w:t>Next.js 14 and FastAPI development environment setup; Docker containerization configuration.</w:t>
             </w:r>
@@ -4354,12 +4286,12 @@
       <w:tr>
         <w:tc>
           <w:tcPr>
-            <w:tcW w:type="dxa" w:w="1512"/>
+            <w:tcW w:type="dxa" w:w="1440"/>
             <w:tcMar>
-              <w:top w:w="10" w:type="dxa"/>
-              <w:bottom w:w="10" w:type="dxa"/>
-              <w:left w:w="30" w:type="dxa"/>
-              <w:right w:w="30" w:type="dxa"/>
+              <w:top w:w="5" w:type="dxa"/>
+              <w:bottom w:w="5" w:type="dxa"/>
+              <w:left w:w="20" w:type="dxa"/>
+              <w:right w:w="20" w:type="dxa"/>
             </w:tcMar>
             <w:tcBorders>
               <w:top w:val="single" w:sz="4" w:color="000000"/>
@@ -4375,7 +4307,7 @@
             <w:r>
               <w:rPr>
                 <w:rFonts w:ascii="Times New Roman" w:hAnsi="Times New Roman"/>
-                <w:sz w:val="16"/>
+                <w:sz w:val="15"/>
               </w:rPr>
               <w:t>17/06/2026</w:t>
             </w:r>
@@ -4383,12 +4315,12 @@
         </w:tc>
         <w:tc>
           <w:tcPr>
-            <w:tcW w:type="dxa" w:w="936"/>
+            <w:tcW w:type="dxa" w:w="1224"/>
             <w:tcMar>
-              <w:top w:w="10" w:type="dxa"/>
-              <w:bottom w:w="10" w:type="dxa"/>
-              <w:left w:w="30" w:type="dxa"/>
-              <w:right w:w="30" w:type="dxa"/>
+              <w:top w:w="5" w:type="dxa"/>
+              <w:bottom w:w="5" w:type="dxa"/>
+              <w:left w:w="20" w:type="dxa"/>
+              <w:right w:w="20" w:type="dxa"/>
             </w:tcMar>
             <w:tcBorders>
               <w:top w:val="single" w:sz="4" w:color="000000"/>
@@ -4404,21 +4336,20 @@
             <w:r>
               <w:rPr>
                 <w:rFonts w:ascii="Times New Roman" w:hAnsi="Times New Roman"/>
-                <w:b/>
-                <w:sz w:val="16"/>
+                <w:sz w:val="15"/>
               </w:rPr>
-              <w:t>3</w:t>
-            </w:r>
-          </w:p>
-        </w:tc>
-        <w:tc>
-          <w:tcPr>
-            <w:tcW w:type="dxa" w:w="7632"/>
+              <w:t>3 hours</w:t>
+            </w:r>
+          </w:p>
+        </w:tc>
+        <w:tc>
+          <w:tcPr>
+            <w:tcW w:type="dxa" w:w="7704"/>
             <w:tcMar>
-              <w:top w:w="10" w:type="dxa"/>
-              <w:bottom w:w="10" w:type="dxa"/>
-              <w:left w:w="30" w:type="dxa"/>
-              <w:right w:w="30" w:type="dxa"/>
+              <w:top w:w="5" w:type="dxa"/>
+              <w:bottom w:w="5" w:type="dxa"/>
+              <w:left w:w="20" w:type="dxa"/>
+              <w:right w:w="20" w:type="dxa"/>
             </w:tcMar>
             <w:tcBorders>
               <w:top w:val="single" w:sz="4" w:color="000000"/>
@@ -4431,7 +4362,7 @@
             <w:r>
               <w:rPr>
                 <w:rFonts w:ascii="Times New Roman" w:hAnsi="Times New Roman"/>
-                <w:sz w:val="16"/>
+                <w:sz w:val="15"/>
               </w:rPr>
               <w:t>UI wireframing for Citizen SOS dispatch, Incident Map view, and Resource Tracker dashboards.</w:t>
             </w:r>
@@ -4441,12 +4372,12 @@
       <w:tr>
         <w:tc>
           <w:tcPr>
-            <w:tcW w:type="dxa" w:w="1512"/>
+            <w:tcW w:type="dxa" w:w="1440"/>
             <w:tcMar>
-              <w:top w:w="10" w:type="dxa"/>
-              <w:bottom w:w="10" w:type="dxa"/>
-              <w:left w:w="30" w:type="dxa"/>
-              <w:right w:w="30" w:type="dxa"/>
+              <w:top w:w="5" w:type="dxa"/>
+              <w:bottom w:w="5" w:type="dxa"/>
+              <w:left w:w="20" w:type="dxa"/>
+              <w:right w:w="20" w:type="dxa"/>
             </w:tcMar>
             <w:tcBorders>
               <w:top w:val="single" w:sz="4" w:color="000000"/>
@@ -4462,7 +4393,7 @@
             <w:r>
               <w:rPr>
                 <w:rFonts w:ascii="Times New Roman" w:hAnsi="Times New Roman"/>
-                <w:sz w:val="16"/>
+                <w:sz w:val="15"/>
               </w:rPr>
               <w:t>19/06/2026</w:t>
             </w:r>
@@ -4470,12 +4401,12 @@
         </w:tc>
         <w:tc>
           <w:tcPr>
-            <w:tcW w:type="dxa" w:w="936"/>
+            <w:tcW w:type="dxa" w:w="1224"/>
             <w:tcMar>
-              <w:top w:w="10" w:type="dxa"/>
-              <w:bottom w:w="10" w:type="dxa"/>
-              <w:left w:w="30" w:type="dxa"/>
-              <w:right w:w="30" w:type="dxa"/>
+              <w:top w:w="5" w:type="dxa"/>
+              <w:bottom w:w="5" w:type="dxa"/>
+              <w:left w:w="20" w:type="dxa"/>
+              <w:right w:w="20" w:type="dxa"/>
             </w:tcMar>
             <w:tcBorders>
               <w:top w:val="single" w:sz="4" w:color="000000"/>
@@ -4491,21 +4422,20 @@
             <w:r>
               <w:rPr>
                 <w:rFonts w:ascii="Times New Roman" w:hAnsi="Times New Roman"/>
-                <w:b/>
-                <w:sz w:val="16"/>
+                <w:sz w:val="15"/>
               </w:rPr>
-              <w:t>3</w:t>
-            </w:r>
-          </w:p>
-        </w:tc>
-        <w:tc>
-          <w:tcPr>
-            <w:tcW w:type="dxa" w:w="7632"/>
+              <w:t>3 hours</w:t>
+            </w:r>
+          </w:p>
+        </w:tc>
+        <w:tc>
+          <w:tcPr>
+            <w:tcW w:type="dxa" w:w="7704"/>
             <w:tcMar>
-              <w:top w:w="10" w:type="dxa"/>
-              <w:bottom w:w="10" w:type="dxa"/>
-              <w:left w:w="30" w:type="dxa"/>
-              <w:right w:w="30" w:type="dxa"/>
+              <w:top w:w="5" w:type="dxa"/>
+              <w:bottom w:w="5" w:type="dxa"/>
+              <w:left w:w="20" w:type="dxa"/>
+              <w:right w:w="20" w:type="dxa"/>
             </w:tcMar>
             <w:tcBorders>
               <w:top w:val="single" w:sz="4" w:color="000000"/>
@@ -4518,7 +4448,7 @@
             <w:r>
               <w:rPr>
                 <w:rFonts w:ascii="Times New Roman" w:hAnsi="Times New Roman"/>
-                <w:sz w:val="16"/>
+                <w:sz w:val="15"/>
               </w:rPr>
               <w:t>PostgreSQL database initialization with PostGIS spatial extensions for geo-tagging coordinate storage.</w:t>
             </w:r>
@@ -4528,12 +4458,12 @@
       <w:tr>
         <w:tc>
           <w:tcPr>
-            <w:tcW w:type="dxa" w:w="1512"/>
+            <w:tcW w:type="dxa" w:w="1440"/>
             <w:tcMar>
-              <w:top w:w="10" w:type="dxa"/>
-              <w:bottom w:w="10" w:type="dxa"/>
-              <w:left w:w="30" w:type="dxa"/>
-              <w:right w:w="30" w:type="dxa"/>
+              <w:top w:w="5" w:type="dxa"/>
+              <w:bottom w:w="5" w:type="dxa"/>
+              <w:left w:w="20" w:type="dxa"/>
+              <w:right w:w="20" w:type="dxa"/>
             </w:tcMar>
             <w:tcBorders>
               <w:top w:val="single" w:sz="4" w:color="000000"/>
@@ -4549,7 +4479,7 @@
             <w:r>
               <w:rPr>
                 <w:rFonts w:ascii="Times New Roman" w:hAnsi="Times New Roman"/>
-                <w:sz w:val="16"/>
+                <w:sz w:val="15"/>
               </w:rPr>
               <w:t>20/06/2026</w:t>
             </w:r>
@@ -4557,12 +4487,12 @@
         </w:tc>
         <w:tc>
           <w:tcPr>
-            <w:tcW w:type="dxa" w:w="936"/>
+            <w:tcW w:type="dxa" w:w="1224"/>
             <w:tcMar>
-              <w:top w:w="10" w:type="dxa"/>
-              <w:bottom w:w="10" w:type="dxa"/>
-              <w:left w:w="30" w:type="dxa"/>
-              <w:right w:w="30" w:type="dxa"/>
+              <w:top w:w="5" w:type="dxa"/>
+              <w:bottom w:w="5" w:type="dxa"/>
+              <w:left w:w="20" w:type="dxa"/>
+              <w:right w:w="20" w:type="dxa"/>
             </w:tcMar>
             <w:tcBorders>
               <w:top w:val="single" w:sz="4" w:color="000000"/>
@@ -4578,21 +4508,20 @@
             <w:r>
               <w:rPr>
                 <w:rFonts w:ascii="Times New Roman" w:hAnsi="Times New Roman"/>
-                <w:b/>
-                <w:sz w:val="16"/>
+                <w:sz w:val="15"/>
               </w:rPr>
-              <w:t>3</w:t>
-            </w:r>
-          </w:p>
-        </w:tc>
-        <w:tc>
-          <w:tcPr>
-            <w:tcW w:type="dxa" w:w="7632"/>
+              <w:t>3 hours</w:t>
+            </w:r>
+          </w:p>
+        </w:tc>
+        <w:tc>
+          <w:tcPr>
+            <w:tcW w:type="dxa" w:w="7704"/>
             <w:tcMar>
-              <w:top w:w="10" w:type="dxa"/>
-              <w:bottom w:w="10" w:type="dxa"/>
-              <w:left w:w="30" w:type="dxa"/>
-              <w:right w:w="30" w:type="dxa"/>
+              <w:top w:w="5" w:type="dxa"/>
+              <w:bottom w:w="5" w:type="dxa"/>
+              <w:left w:w="20" w:type="dxa"/>
+              <w:right w:w="20" w:type="dxa"/>
             </w:tcMar>
             <w:tcBorders>
               <w:top w:val="single" w:sz="4" w:color="000000"/>
@@ -4605,7 +4534,7 @@
             <w:r>
               <w:rPr>
                 <w:rFonts w:ascii="Times New Roman" w:hAnsi="Times New Roman"/>
-                <w:sz w:val="16"/>
+                <w:sz w:val="15"/>
               </w:rPr>
               <w:t>Authentication module implementation: JWT authentication, bcrypt hashing, and Role-Based Access Control.</w:t>
             </w:r>
@@ -4615,12 +4544,12 @@
       <w:tr>
         <w:tc>
           <w:tcPr>
-            <w:tcW w:type="dxa" w:w="1512"/>
+            <w:tcW w:type="dxa" w:w="1440"/>
             <w:tcMar>
-              <w:top w:w="10" w:type="dxa"/>
-              <w:bottom w:w="10" w:type="dxa"/>
-              <w:left w:w="30" w:type="dxa"/>
-              <w:right w:w="30" w:type="dxa"/>
+              <w:top w:w="5" w:type="dxa"/>
+              <w:bottom w:w="5" w:type="dxa"/>
+              <w:left w:w="20" w:type="dxa"/>
+              <w:right w:w="20" w:type="dxa"/>
             </w:tcMar>
             <w:tcBorders>
               <w:top w:val="single" w:sz="4" w:color="000000"/>
@@ -4636,7 +4565,7 @@
             <w:r>
               <w:rPr>
                 <w:rFonts w:ascii="Times New Roman" w:hAnsi="Times New Roman"/>
-                <w:sz w:val="16"/>
+                <w:sz w:val="15"/>
               </w:rPr>
               <w:t>22/06/2026</w:t>
             </w:r>
@@ -4644,12 +4573,12 @@
         </w:tc>
         <w:tc>
           <w:tcPr>
-            <w:tcW w:type="dxa" w:w="936"/>
+            <w:tcW w:type="dxa" w:w="1224"/>
             <w:tcMar>
-              <w:top w:w="10" w:type="dxa"/>
-              <w:bottom w:w="10" w:type="dxa"/>
-              <w:left w:w="30" w:type="dxa"/>
-              <w:right w:w="30" w:type="dxa"/>
+              <w:top w:w="5" w:type="dxa"/>
+              <w:bottom w:w="5" w:type="dxa"/>
+              <w:left w:w="20" w:type="dxa"/>
+              <w:right w:w="20" w:type="dxa"/>
             </w:tcMar>
             <w:tcBorders>
               <w:top w:val="single" w:sz="4" w:color="000000"/>
@@ -4665,21 +4594,20 @@
             <w:r>
               <w:rPr>
                 <w:rFonts w:ascii="Times New Roman" w:hAnsi="Times New Roman"/>
-                <w:b/>
-                <w:sz w:val="16"/>
+                <w:sz w:val="15"/>
               </w:rPr>
-              <w:t>3</w:t>
-            </w:r>
-          </w:p>
-        </w:tc>
-        <w:tc>
-          <w:tcPr>
-            <w:tcW w:type="dxa" w:w="7632"/>
+              <w:t>3 hours</w:t>
+            </w:r>
+          </w:p>
+        </w:tc>
+        <w:tc>
+          <w:tcPr>
+            <w:tcW w:type="dxa" w:w="7704"/>
             <w:tcMar>
-              <w:top w:w="10" w:type="dxa"/>
-              <w:bottom w:w="10" w:type="dxa"/>
-              <w:left w:w="30" w:type="dxa"/>
-              <w:right w:w="30" w:type="dxa"/>
+              <w:top w:w="5" w:type="dxa"/>
+              <w:bottom w:w="5" w:type="dxa"/>
+              <w:left w:w="20" w:type="dxa"/>
+              <w:right w:w="20" w:type="dxa"/>
             </w:tcMar>
             <w:tcBorders>
               <w:top w:val="single" w:sz="4" w:color="000000"/>
@@ -4692,7 +4620,7 @@
             <w:r>
               <w:rPr>
                 <w:rFonts w:ascii="Times New Roman" w:hAnsi="Times New Roman"/>
-                <w:sz w:val="16"/>
+                <w:sz w:val="15"/>
               </w:rPr>
               <w:t>Citizen Incident Reporting module: GPS reverse-geocoding, multi-category selection, and photo upload pipeline.</w:t>
             </w:r>
@@ -4702,12 +4630,12 @@
       <w:tr>
         <w:tc>
           <w:tcPr>
-            <w:tcW w:type="dxa" w:w="1512"/>
+            <w:tcW w:type="dxa" w:w="1440"/>
             <w:tcMar>
-              <w:top w:w="10" w:type="dxa"/>
-              <w:bottom w:w="10" w:type="dxa"/>
-              <w:left w:w="30" w:type="dxa"/>
-              <w:right w:w="30" w:type="dxa"/>
+              <w:top w:w="5" w:type="dxa"/>
+              <w:bottom w:w="5" w:type="dxa"/>
+              <w:left w:w="20" w:type="dxa"/>
+              <w:right w:w="20" w:type="dxa"/>
             </w:tcMar>
             <w:tcBorders>
               <w:top w:val="single" w:sz="4" w:color="000000"/>
@@ -4723,7 +4651,7 @@
             <w:r>
               <w:rPr>
                 <w:rFonts w:ascii="Times New Roman" w:hAnsi="Times New Roman"/>
-                <w:sz w:val="16"/>
+                <w:sz w:val="15"/>
               </w:rPr>
               <w:t>24/06/2026</w:t>
             </w:r>
@@ -4731,12 +4659,12 @@
         </w:tc>
         <w:tc>
           <w:tcPr>
-            <w:tcW w:type="dxa" w:w="936"/>
+            <w:tcW w:type="dxa" w:w="1224"/>
             <w:tcMar>
-              <w:top w:w="10" w:type="dxa"/>
-              <w:bottom w:w="10" w:type="dxa"/>
-              <w:left w:w="30" w:type="dxa"/>
-              <w:right w:w="30" w:type="dxa"/>
+              <w:top w:w="5" w:type="dxa"/>
+              <w:bottom w:w="5" w:type="dxa"/>
+              <w:left w:w="20" w:type="dxa"/>
+              <w:right w:w="20" w:type="dxa"/>
             </w:tcMar>
             <w:tcBorders>
               <w:top w:val="single" w:sz="4" w:color="000000"/>
@@ -4752,21 +4680,20 @@
             <w:r>
               <w:rPr>
                 <w:rFonts w:ascii="Times New Roman" w:hAnsi="Times New Roman"/>
-                <w:b/>
-                <w:sz w:val="16"/>
+                <w:sz w:val="15"/>
               </w:rPr>
-              <w:t>3</w:t>
-            </w:r>
-          </w:p>
-        </w:tc>
-        <w:tc>
-          <w:tcPr>
-            <w:tcW w:type="dxa" w:w="7632"/>
+              <w:t>3 hours</w:t>
+            </w:r>
+          </w:p>
+        </w:tc>
+        <w:tc>
+          <w:tcPr>
+            <w:tcW w:type="dxa" w:w="7704"/>
             <w:tcMar>
-              <w:top w:w="10" w:type="dxa"/>
-              <w:bottom w:w="10" w:type="dxa"/>
-              <w:left w:w="30" w:type="dxa"/>
-              <w:right w:w="30" w:type="dxa"/>
+              <w:top w:w="5" w:type="dxa"/>
+              <w:bottom w:w="5" w:type="dxa"/>
+              <w:left w:w="20" w:type="dxa"/>
+              <w:right w:w="20" w:type="dxa"/>
             </w:tcMar>
             <w:tcBorders>
               <w:top w:val="single" w:sz="4" w:color="000000"/>
@@ -4779,7 +4706,7 @@
             <w:r>
               <w:rPr>
                 <w:rFonts w:ascii="Times New Roman" w:hAnsi="Times New Roman"/>
-                <w:sz w:val="16"/>
+                <w:sz w:val="15"/>
               </w:rPr>
               <w:t>Live incident feed integration: WebSocket pub/sub implementation via Redis for real-time map updates.</w:t>
             </w:r>
@@ -4789,12 +4716,12 @@
       <w:tr>
         <w:tc>
           <w:tcPr>
-            <w:tcW w:type="dxa" w:w="1512"/>
+            <w:tcW w:type="dxa" w:w="1440"/>
             <w:tcMar>
-              <w:top w:w="10" w:type="dxa"/>
-              <w:bottom w:w="10" w:type="dxa"/>
-              <w:left w:w="30" w:type="dxa"/>
-              <w:right w:w="30" w:type="dxa"/>
+              <w:top w:w="5" w:type="dxa"/>
+              <w:bottom w:w="5" w:type="dxa"/>
+              <w:left w:w="20" w:type="dxa"/>
+              <w:right w:w="20" w:type="dxa"/>
             </w:tcMar>
             <w:tcBorders>
               <w:top w:val="single" w:sz="4" w:color="000000"/>
@@ -4810,7 +4737,7 @@
             <w:r>
               <w:rPr>
                 <w:rFonts w:ascii="Times New Roman" w:hAnsi="Times New Roman"/>
-                <w:sz w:val="16"/>
+                <w:sz w:val="15"/>
               </w:rPr>
               <w:t>26/06/2026</w:t>
             </w:r>
@@ -4818,12 +4745,12 @@
         </w:tc>
         <w:tc>
           <w:tcPr>
-            <w:tcW w:type="dxa" w:w="936"/>
+            <w:tcW w:type="dxa" w:w="1224"/>
             <w:tcMar>
-              <w:top w:w="10" w:type="dxa"/>
-              <w:bottom w:w="10" w:type="dxa"/>
-              <w:left w:w="30" w:type="dxa"/>
-              <w:right w:w="30" w:type="dxa"/>
+              <w:top w:w="5" w:type="dxa"/>
+              <w:bottom w:w="5" w:type="dxa"/>
+              <w:left w:w="20" w:type="dxa"/>
+              <w:right w:w="20" w:type="dxa"/>
             </w:tcMar>
             <w:tcBorders>
               <w:top w:val="single" w:sz="4" w:color="000000"/>
@@ -4839,21 +4766,20 @@
             <w:r>
               <w:rPr>
                 <w:rFonts w:ascii="Times New Roman" w:hAnsi="Times New Roman"/>
-                <w:b/>
-                <w:sz w:val="16"/>
+                <w:sz w:val="15"/>
               </w:rPr>
-              <w:t>3</w:t>
-            </w:r>
-          </w:p>
-        </w:tc>
-        <w:tc>
-          <w:tcPr>
-            <w:tcW w:type="dxa" w:w="7632"/>
+              <w:t>3 hours</w:t>
+            </w:r>
+          </w:p>
+        </w:tc>
+        <w:tc>
+          <w:tcPr>
+            <w:tcW w:type="dxa" w:w="7704"/>
             <w:tcMar>
-              <w:top w:w="10" w:type="dxa"/>
-              <w:bottom w:w="10" w:type="dxa"/>
-              <w:left w:w="30" w:type="dxa"/>
-              <w:right w:w="30" w:type="dxa"/>
+              <w:top w:w="5" w:type="dxa"/>
+              <w:bottom w:w="5" w:type="dxa"/>
+              <w:left w:w="20" w:type="dxa"/>
+              <w:right w:w="20" w:type="dxa"/>
             </w:tcMar>
             <w:tcBorders>
               <w:top w:val="single" w:sz="4" w:color="000000"/>
@@ -4866,7 +4792,7 @@
             <w:r>
               <w:rPr>
                 <w:rFonts w:ascii="Times New Roman" w:hAnsi="Times New Roman"/>
-                <w:sz w:val="16"/>
+                <w:sz w:val="15"/>
               </w:rPr>
               <w:t>AI multi-modal NLP classification pipeline: text severity scoring and OCR text extraction from disaster images.</w:t>
             </w:r>
@@ -4876,12 +4802,12 @@
       <w:tr>
         <w:tc>
           <w:tcPr>
-            <w:tcW w:type="dxa" w:w="1512"/>
+            <w:tcW w:type="dxa" w:w="1440"/>
             <w:tcMar>
-              <w:top w:w="10" w:type="dxa"/>
-              <w:bottom w:w="10" w:type="dxa"/>
-              <w:left w:w="30" w:type="dxa"/>
-              <w:right w:w="30" w:type="dxa"/>
+              <w:top w:w="5" w:type="dxa"/>
+              <w:bottom w:w="5" w:type="dxa"/>
+              <w:left w:w="20" w:type="dxa"/>
+              <w:right w:w="20" w:type="dxa"/>
             </w:tcMar>
             <w:tcBorders>
               <w:top w:val="single" w:sz="4" w:color="000000"/>
@@ -4897,7 +4823,7 @@
             <w:r>
               <w:rPr>
                 <w:rFonts w:ascii="Times New Roman" w:hAnsi="Times New Roman"/>
-                <w:sz w:val="16"/>
+                <w:sz w:val="15"/>
               </w:rPr>
               <w:t>27/06/2026</w:t>
             </w:r>
@@ -4905,12 +4831,12 @@
         </w:tc>
         <w:tc>
           <w:tcPr>
-            <w:tcW w:type="dxa" w:w="936"/>
+            <w:tcW w:type="dxa" w:w="1224"/>
             <w:tcMar>
-              <w:top w:w="10" w:type="dxa"/>
-              <w:bottom w:w="10" w:type="dxa"/>
-              <w:left w:w="30" w:type="dxa"/>
-              <w:right w:w="30" w:type="dxa"/>
+              <w:top w:w="5" w:type="dxa"/>
+              <w:bottom w:w="5" w:type="dxa"/>
+              <w:left w:w="20" w:type="dxa"/>
+              <w:right w:w="20" w:type="dxa"/>
             </w:tcMar>
             <w:tcBorders>
               <w:top w:val="single" w:sz="4" w:color="000000"/>
@@ -4926,21 +4852,20 @@
             <w:r>
               <w:rPr>
                 <w:rFonts w:ascii="Times New Roman" w:hAnsi="Times New Roman"/>
-                <w:b/>
-                <w:sz w:val="16"/>
+                <w:sz w:val="15"/>
               </w:rPr>
-              <w:t>3</w:t>
-            </w:r>
-          </w:p>
-        </w:tc>
-        <w:tc>
-          <w:tcPr>
-            <w:tcW w:type="dxa" w:w="7632"/>
+              <w:t>3 hours</w:t>
+            </w:r>
+          </w:p>
+        </w:tc>
+        <w:tc>
+          <w:tcPr>
+            <w:tcW w:type="dxa" w:w="7704"/>
             <w:tcMar>
-              <w:top w:w="10" w:type="dxa"/>
-              <w:bottom w:w="10" w:type="dxa"/>
-              <w:left w:w="30" w:type="dxa"/>
-              <w:right w:w="30" w:type="dxa"/>
+              <w:top w:w="5" w:type="dxa"/>
+              <w:bottom w:w="5" w:type="dxa"/>
+              <w:left w:w="20" w:type="dxa"/>
+              <w:right w:w="20" w:type="dxa"/>
             </w:tcMar>
             <w:tcBorders>
               <w:top w:val="single" w:sz="4" w:color="000000"/>
@@ -4953,79 +4878,886 @@
             <w:r>
               <w:rPr>
                 <w:rFonts w:ascii="Times New Roman" w:hAnsi="Times New Roman"/>
-                <w:sz w:val="16"/>
+                <w:sz w:val="15"/>
               </w:rPr>
               <w:t>Haversine &amp; PostGIS spatial query engine implementation for nearest emergency resource discovery.</w:t>
             </w:r>
           </w:p>
         </w:tc>
       </w:tr>
+      <w:tr>
+        <w:tc>
+          <w:tcPr>
+            <w:tcW w:type="dxa" w:w="1440"/>
+            <w:tcMar>
+              <w:top w:w="5" w:type="dxa"/>
+              <w:bottom w:w="5" w:type="dxa"/>
+              <w:left w:w="20" w:type="dxa"/>
+              <w:right w:w="20" w:type="dxa"/>
+            </w:tcMar>
+            <w:tcBorders>
+              <w:top w:val="single" w:sz="4" w:color="000000"/>
+              <w:left w:val="single" w:sz="4" w:color="000000"/>
+              <w:bottom w:val="single" w:sz="4" w:color="000000"/>
+              <w:right w:val="single" w:sz="4" w:color="000000"/>
+            </w:tcBorders>
+          </w:tcPr>
+          <w:p>
+            <w:pPr>
+              <w:jc w:val="center"/>
+            </w:pPr>
+            <w:r>
+              <w:rPr>
+                <w:rFonts w:ascii="Times New Roman" w:hAnsi="Times New Roman"/>
+                <w:sz w:val="15"/>
+              </w:rPr>
+              <w:t>31/07/2026</w:t>
+            </w:r>
+          </w:p>
+        </w:tc>
+        <w:tc>
+          <w:tcPr>
+            <w:tcW w:type="dxa" w:w="1224"/>
+            <w:tcMar>
+              <w:top w:w="5" w:type="dxa"/>
+              <w:bottom w:w="5" w:type="dxa"/>
+              <w:left w:w="20" w:type="dxa"/>
+              <w:right w:w="20" w:type="dxa"/>
+            </w:tcMar>
+            <w:tcBorders>
+              <w:top w:val="single" w:sz="4" w:color="000000"/>
+              <w:left w:val="single" w:sz="4" w:color="000000"/>
+              <w:bottom w:val="single" w:sz="4" w:color="000000"/>
+              <w:right w:val="single" w:sz="4" w:color="000000"/>
+            </w:tcBorders>
+          </w:tcPr>
+          <w:p>
+            <w:pPr>
+              <w:jc w:val="center"/>
+            </w:pPr>
+            <w:r>
+              <w:rPr>
+                <w:rFonts w:ascii="Times New Roman" w:hAnsi="Times New Roman"/>
+                <w:sz w:val="15"/>
+              </w:rPr>
+              <w:t>3 hours</w:t>
+            </w:r>
+          </w:p>
+        </w:tc>
+        <w:tc>
+          <w:tcPr>
+            <w:tcW w:type="dxa" w:w="7704"/>
+            <w:tcMar>
+              <w:top w:w="5" w:type="dxa"/>
+              <w:bottom w:w="5" w:type="dxa"/>
+              <w:left w:w="20" w:type="dxa"/>
+              <w:right w:w="20" w:type="dxa"/>
+            </w:tcMar>
+            <w:tcBorders>
+              <w:top w:val="single" w:sz="4" w:color="000000"/>
+              <w:left w:val="single" w:sz="4" w:color="000000"/>
+              <w:bottom w:val="single" w:sz="4" w:color="000000"/>
+              <w:right w:val="single" w:sz="4" w:color="000000"/>
+            </w:tcBorders>
+          </w:tcPr>
+          <w:p>
+            <w:r>
+              <w:rPr>
+                <w:rFonts w:ascii="Times New Roman" w:hAnsi="Times New Roman"/>
+                <w:sz w:val="15"/>
+              </w:rPr>
+              <w:t>Continuous System Flowchart design modeling 41 operational nodes, decision diamonds, and error-retry bus loops.</w:t>
+            </w:r>
+          </w:p>
+        </w:tc>
+      </w:tr>
+      <w:tr>
+        <w:tc>
+          <w:tcPr>
+            <w:tcW w:type="dxa" w:w="1440"/>
+            <w:tcMar>
+              <w:top w:w="5" w:type="dxa"/>
+              <w:bottom w:w="5" w:type="dxa"/>
+              <w:left w:w="20" w:type="dxa"/>
+              <w:right w:w="20" w:type="dxa"/>
+            </w:tcMar>
+            <w:tcBorders>
+              <w:top w:val="single" w:sz="4" w:color="000000"/>
+              <w:left w:val="single" w:sz="4" w:color="000000"/>
+              <w:bottom w:val="single" w:sz="4" w:color="000000"/>
+              <w:right w:val="single" w:sz="4" w:color="000000"/>
+            </w:tcBorders>
+          </w:tcPr>
+          <w:p>
+            <w:pPr>
+              <w:jc w:val="center"/>
+            </w:pPr>
+            <w:r>
+              <w:rPr>
+                <w:rFonts w:ascii="Times New Roman" w:hAnsi="Times New Roman"/>
+                <w:sz w:val="15"/>
+              </w:rPr>
+              <w:t>06/08/2026</w:t>
+            </w:r>
+          </w:p>
+        </w:tc>
+        <w:tc>
+          <w:tcPr>
+            <w:tcW w:type="dxa" w:w="1224"/>
+            <w:tcMar>
+              <w:top w:w="5" w:type="dxa"/>
+              <w:bottom w:w="5" w:type="dxa"/>
+              <w:left w:w="20" w:type="dxa"/>
+              <w:right w:w="20" w:type="dxa"/>
+            </w:tcMar>
+            <w:tcBorders>
+              <w:top w:val="single" w:sz="4" w:color="000000"/>
+              <w:left w:val="single" w:sz="4" w:color="000000"/>
+              <w:bottom w:val="single" w:sz="4" w:color="000000"/>
+              <w:right w:val="single" w:sz="4" w:color="000000"/>
+            </w:tcBorders>
+          </w:tcPr>
+          <w:p>
+            <w:pPr>
+              <w:jc w:val="center"/>
+            </w:pPr>
+            <w:r>
+              <w:rPr>
+                <w:rFonts w:ascii="Times New Roman" w:hAnsi="Times New Roman"/>
+                <w:sz w:val="15"/>
+              </w:rPr>
+              <w:t>3 hours</w:t>
+            </w:r>
+          </w:p>
+        </w:tc>
+        <w:tc>
+          <w:tcPr>
+            <w:tcW w:type="dxa" w:w="7704"/>
+            <w:tcMar>
+              <w:top w:w="5" w:type="dxa"/>
+              <w:bottom w:w="5" w:type="dxa"/>
+              <w:left w:w="20" w:type="dxa"/>
+              <w:right w:w="20" w:type="dxa"/>
+            </w:tcMar>
+            <w:tcBorders>
+              <w:top w:val="single" w:sz="4" w:color="000000"/>
+              <w:left w:val="single" w:sz="4" w:color="000000"/>
+              <w:bottom w:val="single" w:sz="4" w:color="000000"/>
+              <w:right w:val="single" w:sz="4" w:color="000000"/>
+            </w:tcBorders>
+          </w:tcPr>
+          <w:p>
+            <w:r>
+              <w:rPr>
+                <w:rFonts w:ascii="Times New Roman" w:hAnsi="Times New Roman"/>
+                <w:sz w:val="15"/>
+              </w:rPr>
+              <w:t>Multi-modal AI severity scoring algorithm formulation, confidence weighting, and verification against synthetic test datasets.</w:t>
+            </w:r>
+          </w:p>
+        </w:tc>
+      </w:tr>
+      <w:tr>
+        <w:tc>
+          <w:tcPr>
+            <w:tcW w:type="dxa" w:w="1440"/>
+            <w:tcMar>
+              <w:top w:w="5" w:type="dxa"/>
+              <w:bottom w:w="5" w:type="dxa"/>
+              <w:left w:w="20" w:type="dxa"/>
+              <w:right w:w="20" w:type="dxa"/>
+            </w:tcMar>
+            <w:tcBorders>
+              <w:top w:val="single" w:sz="4" w:color="000000"/>
+              <w:left w:val="single" w:sz="4" w:color="000000"/>
+              <w:bottom w:val="single" w:sz="4" w:color="000000"/>
+              <w:right w:val="single" w:sz="4" w:color="000000"/>
+            </w:tcBorders>
+          </w:tcPr>
+          <w:p>
+            <w:pPr>
+              <w:jc w:val="center"/>
+            </w:pPr>
+            <w:r>
+              <w:rPr>
+                <w:rFonts w:ascii="Times New Roman" w:hAnsi="Times New Roman"/>
+                <w:sz w:val="15"/>
+              </w:rPr>
+              <w:t>10/08/2026</w:t>
+            </w:r>
+          </w:p>
+        </w:tc>
+        <w:tc>
+          <w:tcPr>
+            <w:tcW w:type="dxa" w:w="1224"/>
+            <w:tcMar>
+              <w:top w:w="5" w:type="dxa"/>
+              <w:bottom w:w="5" w:type="dxa"/>
+              <w:left w:w="20" w:type="dxa"/>
+              <w:right w:w="20" w:type="dxa"/>
+            </w:tcMar>
+            <w:tcBorders>
+              <w:top w:val="single" w:sz="4" w:color="000000"/>
+              <w:left w:val="single" w:sz="4" w:color="000000"/>
+              <w:bottom w:val="single" w:sz="4" w:color="000000"/>
+              <w:right w:val="single" w:sz="4" w:color="000000"/>
+            </w:tcBorders>
+          </w:tcPr>
+          <w:p>
+            <w:pPr>
+              <w:jc w:val="center"/>
+            </w:pPr>
+            <w:r>
+              <w:rPr>
+                <w:rFonts w:ascii="Times New Roman" w:hAnsi="Times New Roman"/>
+                <w:sz w:val="15"/>
+              </w:rPr>
+              <w:t>3 hours</w:t>
+            </w:r>
+          </w:p>
+        </w:tc>
+        <w:tc>
+          <w:tcPr>
+            <w:tcW w:type="dxa" w:w="7704"/>
+            <w:tcMar>
+              <w:top w:w="5" w:type="dxa"/>
+              <w:bottom w:w="5" w:type="dxa"/>
+              <w:left w:w="20" w:type="dxa"/>
+              <w:right w:w="20" w:type="dxa"/>
+            </w:tcMar>
+            <w:tcBorders>
+              <w:top w:val="single" w:sz="4" w:color="000000"/>
+              <w:left w:val="single" w:sz="4" w:color="000000"/>
+              <w:bottom w:val="single" w:sz="4" w:color="000000"/>
+              <w:right w:val="single" w:sz="4" w:color="000000"/>
+            </w:tcBorders>
+          </w:tcPr>
+          <w:p>
+            <w:r>
+              <w:rPr>
+                <w:rFonts w:ascii="Times New Roman" w:hAnsi="Times New Roman"/>
+                <w:sz w:val="15"/>
+              </w:rPr>
+              <w:t>Automated SMS, Email, and Push notification microservice development using Twilio and Firebase Cloud Messaging.</w:t>
+            </w:r>
+          </w:p>
+        </w:tc>
+      </w:tr>
+      <w:tr>
+        <w:tc>
+          <w:tcPr>
+            <w:tcW w:type="dxa" w:w="1440"/>
+            <w:tcMar>
+              <w:top w:w="5" w:type="dxa"/>
+              <w:bottom w:w="5" w:type="dxa"/>
+              <w:left w:w="20" w:type="dxa"/>
+              <w:right w:w="20" w:type="dxa"/>
+            </w:tcMar>
+            <w:tcBorders>
+              <w:top w:val="single" w:sz="4" w:color="000000"/>
+              <w:left w:val="single" w:sz="4" w:color="000000"/>
+              <w:bottom w:val="single" w:sz="4" w:color="000000"/>
+              <w:right w:val="single" w:sz="4" w:color="000000"/>
+            </w:tcBorders>
+          </w:tcPr>
+          <w:p>
+            <w:pPr>
+              <w:jc w:val="center"/>
+            </w:pPr>
+            <w:r>
+              <w:rPr>
+                <w:rFonts w:ascii="Times New Roman" w:hAnsi="Times New Roman"/>
+                <w:sz w:val="15"/>
+              </w:rPr>
+              <w:t>15/08/2026</w:t>
+            </w:r>
+          </w:p>
+        </w:tc>
+        <w:tc>
+          <w:tcPr>
+            <w:tcW w:type="dxa" w:w="1224"/>
+            <w:tcMar>
+              <w:top w:w="5" w:type="dxa"/>
+              <w:bottom w:w="5" w:type="dxa"/>
+              <w:left w:w="20" w:type="dxa"/>
+              <w:right w:w="20" w:type="dxa"/>
+            </w:tcMar>
+            <w:tcBorders>
+              <w:top w:val="single" w:sz="4" w:color="000000"/>
+              <w:left w:val="single" w:sz="4" w:color="000000"/>
+              <w:bottom w:val="single" w:sz="4" w:color="000000"/>
+              <w:right w:val="single" w:sz="4" w:color="000000"/>
+            </w:tcBorders>
+          </w:tcPr>
+          <w:p>
+            <w:pPr>
+              <w:jc w:val="center"/>
+            </w:pPr>
+            <w:r>
+              <w:rPr>
+                <w:rFonts w:ascii="Times New Roman" w:hAnsi="Times New Roman"/>
+                <w:sz w:val="15"/>
+              </w:rPr>
+              <w:t>3 hours</w:t>
+            </w:r>
+          </w:p>
+        </w:tc>
+        <w:tc>
+          <w:tcPr>
+            <w:tcW w:type="dxa" w:w="7704"/>
+            <w:tcMar>
+              <w:top w:w="5" w:type="dxa"/>
+              <w:bottom w:w="5" w:type="dxa"/>
+              <w:left w:w="20" w:type="dxa"/>
+              <w:right w:w="20" w:type="dxa"/>
+            </w:tcMar>
+            <w:tcBorders>
+              <w:top w:val="single" w:sz="4" w:color="000000"/>
+              <w:left w:val="single" w:sz="4" w:color="000000"/>
+              <w:bottom w:val="single" w:sz="4" w:color="000000"/>
+              <w:right w:val="single" w:sz="4" w:color="000000"/>
+            </w:tcBorders>
+          </w:tcPr>
+          <w:p>
+            <w:r>
+              <w:rPr>
+                <w:rFonts w:ascii="Times New Roman" w:hAnsi="Times New Roman"/>
+                <w:sz w:val="15"/>
+              </w:rPr>
+              <w:t>Offline-first capability development using IndexedDB and Service Workers for low-connectivity disaster zones.</w:t>
+            </w:r>
+          </w:p>
+        </w:tc>
+      </w:tr>
+      <w:tr>
+        <w:tc>
+          <w:tcPr>
+            <w:tcW w:type="dxa" w:w="1440"/>
+            <w:tcMar>
+              <w:top w:w="5" w:type="dxa"/>
+              <w:bottom w:w="5" w:type="dxa"/>
+              <w:left w:w="20" w:type="dxa"/>
+              <w:right w:w="20" w:type="dxa"/>
+            </w:tcMar>
+            <w:tcBorders>
+              <w:top w:val="single" w:sz="4" w:color="000000"/>
+              <w:left w:val="single" w:sz="4" w:color="000000"/>
+              <w:bottom w:val="single" w:sz="4" w:color="000000"/>
+              <w:right w:val="single" w:sz="4" w:color="000000"/>
+            </w:tcBorders>
+          </w:tcPr>
+          <w:p>
+            <w:pPr>
+              <w:jc w:val="center"/>
+            </w:pPr>
+            <w:r>
+              <w:rPr>
+                <w:rFonts w:ascii="Times New Roman" w:hAnsi="Times New Roman"/>
+                <w:sz w:val="15"/>
+              </w:rPr>
+              <w:t>20/08/2026</w:t>
+            </w:r>
+          </w:p>
+        </w:tc>
+        <w:tc>
+          <w:tcPr>
+            <w:tcW w:type="dxa" w:w="1224"/>
+            <w:tcMar>
+              <w:top w:w="5" w:type="dxa"/>
+              <w:bottom w:w="5" w:type="dxa"/>
+              <w:left w:w="20" w:type="dxa"/>
+              <w:right w:w="20" w:type="dxa"/>
+            </w:tcMar>
+            <w:tcBorders>
+              <w:top w:val="single" w:sz="4" w:color="000000"/>
+              <w:left w:val="single" w:sz="4" w:color="000000"/>
+              <w:bottom w:val="single" w:sz="4" w:color="000000"/>
+              <w:right w:val="single" w:sz="4" w:color="000000"/>
+            </w:tcBorders>
+          </w:tcPr>
+          <w:p>
+            <w:pPr>
+              <w:jc w:val="center"/>
+            </w:pPr>
+            <w:r>
+              <w:rPr>
+                <w:rFonts w:ascii="Times New Roman" w:hAnsi="Times New Roman"/>
+                <w:sz w:val="15"/>
+              </w:rPr>
+              <w:t>3 hours</w:t>
+            </w:r>
+          </w:p>
+        </w:tc>
+        <w:tc>
+          <w:tcPr>
+            <w:tcW w:type="dxa" w:w="7704"/>
+            <w:tcMar>
+              <w:top w:w="5" w:type="dxa"/>
+              <w:bottom w:w="5" w:type="dxa"/>
+              <w:left w:w="20" w:type="dxa"/>
+              <w:right w:w="20" w:type="dxa"/>
+            </w:tcMar>
+            <w:tcBorders>
+              <w:top w:val="single" w:sz="4" w:color="000000"/>
+              <w:left w:val="single" w:sz="4" w:color="000000"/>
+              <w:bottom w:val="single" w:sz="4" w:color="000000"/>
+              <w:right w:val="single" w:sz="4" w:color="000000"/>
+            </w:tcBorders>
+          </w:tcPr>
+          <w:p>
+            <w:r>
+              <w:rPr>
+                <w:rFonts w:ascii="Times New Roman" w:hAnsi="Times New Roman"/>
+                <w:sz w:val="15"/>
+              </w:rPr>
+              <w:t>System integration testing: simulating simultaneous mass casualty incident reports and automated responder dispatches.</w:t>
+            </w:r>
+          </w:p>
+        </w:tc>
+      </w:tr>
+      <w:tr>
+        <w:tc>
+          <w:tcPr>
+            <w:tcW w:type="dxa" w:w="1440"/>
+            <w:tcMar>
+              <w:top w:w="5" w:type="dxa"/>
+              <w:bottom w:w="5" w:type="dxa"/>
+              <w:left w:w="20" w:type="dxa"/>
+              <w:right w:w="20" w:type="dxa"/>
+            </w:tcMar>
+            <w:tcBorders>
+              <w:top w:val="single" w:sz="4" w:color="000000"/>
+              <w:left w:val="single" w:sz="4" w:color="000000"/>
+              <w:bottom w:val="single" w:sz="4" w:color="000000"/>
+              <w:right w:val="single" w:sz="4" w:color="000000"/>
+            </w:tcBorders>
+          </w:tcPr>
+          <w:p>
+            <w:pPr>
+              <w:jc w:val="center"/>
+            </w:pPr>
+            <w:r>
+              <w:rPr>
+                <w:rFonts w:ascii="Times New Roman" w:hAnsi="Times New Roman"/>
+                <w:sz w:val="15"/>
+              </w:rPr>
+              <w:t>25/08/2026</w:t>
+            </w:r>
+          </w:p>
+        </w:tc>
+        <w:tc>
+          <w:tcPr>
+            <w:tcW w:type="dxa" w:w="1224"/>
+            <w:tcMar>
+              <w:top w:w="5" w:type="dxa"/>
+              <w:bottom w:w="5" w:type="dxa"/>
+              <w:left w:w="20" w:type="dxa"/>
+              <w:right w:w="20" w:type="dxa"/>
+            </w:tcMar>
+            <w:tcBorders>
+              <w:top w:val="single" w:sz="4" w:color="000000"/>
+              <w:left w:val="single" w:sz="4" w:color="000000"/>
+              <w:bottom w:val="single" w:sz="4" w:color="000000"/>
+              <w:right w:val="single" w:sz="4" w:color="000000"/>
+            </w:tcBorders>
+          </w:tcPr>
+          <w:p>
+            <w:pPr>
+              <w:jc w:val="center"/>
+            </w:pPr>
+            <w:r>
+              <w:rPr>
+                <w:rFonts w:ascii="Times New Roman" w:hAnsi="Times New Roman"/>
+                <w:sz w:val="15"/>
+              </w:rPr>
+              <w:t>3 hours</w:t>
+            </w:r>
+          </w:p>
+        </w:tc>
+        <w:tc>
+          <w:tcPr>
+            <w:tcW w:type="dxa" w:w="7704"/>
+            <w:tcMar>
+              <w:top w:w="5" w:type="dxa"/>
+              <w:bottom w:w="5" w:type="dxa"/>
+              <w:left w:w="20" w:type="dxa"/>
+              <w:right w:w="20" w:type="dxa"/>
+            </w:tcMar>
+            <w:tcBorders>
+              <w:top w:val="single" w:sz="4" w:color="000000"/>
+              <w:left w:val="single" w:sz="4" w:color="000000"/>
+              <w:bottom w:val="single" w:sz="4" w:color="000000"/>
+              <w:right w:val="single" w:sz="4" w:color="000000"/>
+            </w:tcBorders>
+          </w:tcPr>
+          <w:p>
+            <w:r>
+              <w:rPr>
+                <w:rFonts w:ascii="Times New Roman" w:hAnsi="Times New Roman"/>
+                <w:sz w:val="15"/>
+              </w:rPr>
+              <w:t>Security hardening: SQL injection prevention, rate limiting on emergency endpoints, and encrypted audit logging.</w:t>
+            </w:r>
+          </w:p>
+        </w:tc>
+      </w:tr>
+      <w:tr>
+        <w:tc>
+          <w:tcPr>
+            <w:tcW w:type="dxa" w:w="1440"/>
+            <w:tcMar>
+              <w:top w:w="5" w:type="dxa"/>
+              <w:bottom w:w="5" w:type="dxa"/>
+              <w:left w:w="20" w:type="dxa"/>
+              <w:right w:w="20" w:type="dxa"/>
+            </w:tcMar>
+            <w:tcBorders>
+              <w:top w:val="single" w:sz="4" w:color="000000"/>
+              <w:left w:val="single" w:sz="4" w:color="000000"/>
+              <w:bottom w:val="single" w:sz="4" w:color="000000"/>
+              <w:right w:val="single" w:sz="4" w:color="000000"/>
+            </w:tcBorders>
+          </w:tcPr>
+          <w:p>
+            <w:pPr>
+              <w:jc w:val="center"/>
+            </w:pPr>
+            <w:r>
+              <w:rPr>
+                <w:rFonts w:ascii="Times New Roman" w:hAnsi="Times New Roman"/>
+                <w:sz w:val="15"/>
+              </w:rPr>
+              <w:t>02/09/2026</w:t>
+            </w:r>
+          </w:p>
+        </w:tc>
+        <w:tc>
+          <w:tcPr>
+            <w:tcW w:type="dxa" w:w="1224"/>
+            <w:tcMar>
+              <w:top w:w="5" w:type="dxa"/>
+              <w:bottom w:w="5" w:type="dxa"/>
+              <w:left w:w="20" w:type="dxa"/>
+              <w:right w:w="20" w:type="dxa"/>
+            </w:tcMar>
+            <w:tcBorders>
+              <w:top w:val="single" w:sz="4" w:color="000000"/>
+              <w:left w:val="single" w:sz="4" w:color="000000"/>
+              <w:bottom w:val="single" w:sz="4" w:color="000000"/>
+              <w:right w:val="single" w:sz="4" w:color="000000"/>
+            </w:tcBorders>
+          </w:tcPr>
+          <w:p>
+            <w:pPr>
+              <w:jc w:val="center"/>
+            </w:pPr>
+            <w:r>
+              <w:rPr>
+                <w:rFonts w:ascii="Times New Roman" w:hAnsi="Times New Roman"/>
+                <w:sz w:val="15"/>
+              </w:rPr>
+              <w:t>3 hours</w:t>
+            </w:r>
+          </w:p>
+        </w:tc>
+        <w:tc>
+          <w:tcPr>
+            <w:tcW w:type="dxa" w:w="7704"/>
+            <w:tcMar>
+              <w:top w:w="5" w:type="dxa"/>
+              <w:bottom w:w="5" w:type="dxa"/>
+              <w:left w:w="20" w:type="dxa"/>
+              <w:right w:w="20" w:type="dxa"/>
+            </w:tcMar>
+            <w:tcBorders>
+              <w:top w:val="single" w:sz="4" w:color="000000"/>
+              <w:left w:val="single" w:sz="4" w:color="000000"/>
+              <w:bottom w:val="single" w:sz="4" w:color="000000"/>
+              <w:right w:val="single" w:sz="4" w:color="000000"/>
+            </w:tcBorders>
+          </w:tcPr>
+          <w:p>
+            <w:r>
+              <w:rPr>
+                <w:rFonts w:ascii="Times New Roman" w:hAnsi="Times New Roman"/>
+                <w:sz w:val="15"/>
+              </w:rPr>
+              <w:t>ER Diagram and Relational Schema finalization across 16 database entities and referential integrity constraints.</w:t>
+            </w:r>
+          </w:p>
+        </w:tc>
+      </w:tr>
+      <w:tr>
+        <w:tc>
+          <w:tcPr>
+            <w:tcW w:type="dxa" w:w="1440"/>
+            <w:tcMar>
+              <w:top w:w="5" w:type="dxa"/>
+              <w:bottom w:w="5" w:type="dxa"/>
+              <w:left w:w="20" w:type="dxa"/>
+              <w:right w:w="20" w:type="dxa"/>
+            </w:tcMar>
+            <w:tcBorders>
+              <w:top w:val="single" w:sz="4" w:color="000000"/>
+              <w:left w:val="single" w:sz="4" w:color="000000"/>
+              <w:bottom w:val="single" w:sz="4" w:color="000000"/>
+              <w:right w:val="single" w:sz="4" w:color="000000"/>
+            </w:tcBorders>
+          </w:tcPr>
+          <w:p>
+            <w:pPr>
+              <w:jc w:val="center"/>
+            </w:pPr>
+            <w:r>
+              <w:rPr>
+                <w:rFonts w:ascii="Times New Roman" w:hAnsi="Times New Roman"/>
+                <w:sz w:val="15"/>
+              </w:rPr>
+              <w:t>08/09/2026</w:t>
+            </w:r>
+          </w:p>
+        </w:tc>
+        <w:tc>
+          <w:tcPr>
+            <w:tcW w:type="dxa" w:w="1224"/>
+            <w:tcMar>
+              <w:top w:w="5" w:type="dxa"/>
+              <w:bottom w:w="5" w:type="dxa"/>
+              <w:left w:w="20" w:type="dxa"/>
+              <w:right w:w="20" w:type="dxa"/>
+            </w:tcMar>
+            <w:tcBorders>
+              <w:top w:val="single" w:sz="4" w:color="000000"/>
+              <w:left w:val="single" w:sz="4" w:color="000000"/>
+              <w:bottom w:val="single" w:sz="4" w:color="000000"/>
+              <w:right w:val="single" w:sz="4" w:color="000000"/>
+            </w:tcBorders>
+          </w:tcPr>
+          <w:p>
+            <w:pPr>
+              <w:jc w:val="center"/>
+            </w:pPr>
+            <w:r>
+              <w:rPr>
+                <w:rFonts w:ascii="Times New Roman" w:hAnsi="Times New Roman"/>
+                <w:sz w:val="15"/>
+              </w:rPr>
+              <w:t>3 hours</w:t>
+            </w:r>
+          </w:p>
+        </w:tc>
+        <w:tc>
+          <w:tcPr>
+            <w:tcW w:type="dxa" w:w="7704"/>
+            <w:tcMar>
+              <w:top w:w="5" w:type="dxa"/>
+              <w:bottom w:w="5" w:type="dxa"/>
+              <w:left w:w="20" w:type="dxa"/>
+              <w:right w:w="20" w:type="dxa"/>
+            </w:tcMar>
+            <w:tcBorders>
+              <w:top w:val="single" w:sz="4" w:color="000000"/>
+              <w:left w:val="single" w:sz="4" w:color="000000"/>
+              <w:bottom w:val="single" w:sz="4" w:color="000000"/>
+              <w:right w:val="single" w:sz="4" w:color="000000"/>
+            </w:tcBorders>
+          </w:tcPr>
+          <w:p>
+            <w:r>
+              <w:rPr>
+                <w:rFonts w:ascii="Times New Roman" w:hAnsi="Times New Roman"/>
+                <w:sz w:val="15"/>
+              </w:rPr>
+              <w:t>User Interface design polish: Leaflet heatmaps, emergency resource status indicators, and responsive mobile layouts.</w:t>
+            </w:r>
+          </w:p>
+        </w:tc>
+      </w:tr>
+      <w:tr>
+        <w:tc>
+          <w:tcPr>
+            <w:tcW w:type="dxa" w:w="1440"/>
+            <w:tcMar>
+              <w:top w:w="5" w:type="dxa"/>
+              <w:bottom w:w="5" w:type="dxa"/>
+              <w:left w:w="20" w:type="dxa"/>
+              <w:right w:w="20" w:type="dxa"/>
+            </w:tcMar>
+            <w:tcBorders>
+              <w:top w:val="single" w:sz="4" w:color="000000"/>
+              <w:left w:val="single" w:sz="4" w:color="000000"/>
+              <w:bottom w:val="single" w:sz="4" w:color="000000"/>
+              <w:right w:val="single" w:sz="4" w:color="000000"/>
+            </w:tcBorders>
+          </w:tcPr>
+          <w:p>
+            <w:pPr>
+              <w:jc w:val="center"/>
+            </w:pPr>
+            <w:r>
+              <w:rPr>
+                <w:rFonts w:ascii="Times New Roman" w:hAnsi="Times New Roman"/>
+                <w:sz w:val="15"/>
+              </w:rPr>
+              <w:t>14/09/2026</w:t>
+            </w:r>
+          </w:p>
+        </w:tc>
+        <w:tc>
+          <w:tcPr>
+            <w:tcW w:type="dxa" w:w="1224"/>
+            <w:tcMar>
+              <w:top w:w="5" w:type="dxa"/>
+              <w:bottom w:w="5" w:type="dxa"/>
+              <w:left w:w="20" w:type="dxa"/>
+              <w:right w:w="20" w:type="dxa"/>
+            </w:tcMar>
+            <w:tcBorders>
+              <w:top w:val="single" w:sz="4" w:color="000000"/>
+              <w:left w:val="single" w:sz="4" w:color="000000"/>
+              <w:bottom w:val="single" w:sz="4" w:color="000000"/>
+              <w:right w:val="single" w:sz="4" w:color="000000"/>
+            </w:tcBorders>
+          </w:tcPr>
+          <w:p>
+            <w:pPr>
+              <w:jc w:val="center"/>
+            </w:pPr>
+            <w:r>
+              <w:rPr>
+                <w:rFonts w:ascii="Times New Roman" w:hAnsi="Times New Roman"/>
+                <w:sz w:val="15"/>
+              </w:rPr>
+              <w:t>3 hours</w:t>
+            </w:r>
+          </w:p>
+        </w:tc>
+        <w:tc>
+          <w:tcPr>
+            <w:tcW w:type="dxa" w:w="7704"/>
+            <w:tcMar>
+              <w:top w:w="5" w:type="dxa"/>
+              <w:bottom w:w="5" w:type="dxa"/>
+              <w:left w:w="20" w:type="dxa"/>
+              <w:right w:w="20" w:type="dxa"/>
+            </w:tcMar>
+            <w:tcBorders>
+              <w:top w:val="single" w:sz="4" w:color="000000"/>
+              <w:left w:val="single" w:sz="4" w:color="000000"/>
+              <w:bottom w:val="single" w:sz="4" w:color="000000"/>
+              <w:right w:val="single" w:sz="4" w:color="000000"/>
+            </w:tcBorders>
+          </w:tcPr>
+          <w:p>
+            <w:r>
+              <w:rPr>
+                <w:rFonts w:ascii="Times New Roman" w:hAnsi="Times New Roman"/>
+                <w:sz w:val="15"/>
+              </w:rPr>
+              <w:t>Comprehensive test case authoring and execution across unit, integration, stress, and disaster failover scenarios.</w:t>
+            </w:r>
+          </w:p>
+        </w:tc>
+      </w:tr>
+      <w:tr>
+        <w:tc>
+          <w:tcPr>
+            <w:tcW w:type="dxa" w:w="1440"/>
+            <w:tcMar>
+              <w:top w:w="5" w:type="dxa"/>
+              <w:bottom w:w="5" w:type="dxa"/>
+              <w:left w:w="20" w:type="dxa"/>
+              <w:right w:w="20" w:type="dxa"/>
+            </w:tcMar>
+            <w:tcBorders>
+              <w:top w:val="single" w:sz="4" w:color="000000"/>
+              <w:left w:val="single" w:sz="4" w:color="000000"/>
+              <w:bottom w:val="single" w:sz="4" w:color="000000"/>
+              <w:right w:val="single" w:sz="4" w:color="000000"/>
+            </w:tcBorders>
+          </w:tcPr>
+          <w:p>
+            <w:pPr>
+              <w:jc w:val="center"/>
+            </w:pPr>
+            <w:r>
+              <w:rPr>
+                <w:rFonts w:ascii="Times New Roman" w:hAnsi="Times New Roman"/>
+                <w:sz w:val="15"/>
+              </w:rPr>
+              <w:t>20/09/2026</w:t>
+            </w:r>
+          </w:p>
+        </w:tc>
+        <w:tc>
+          <w:tcPr>
+            <w:tcW w:type="dxa" w:w="1224"/>
+            <w:tcMar>
+              <w:top w:w="5" w:type="dxa"/>
+              <w:bottom w:w="5" w:type="dxa"/>
+              <w:left w:w="20" w:type="dxa"/>
+              <w:right w:w="20" w:type="dxa"/>
+            </w:tcMar>
+            <w:tcBorders>
+              <w:top w:val="single" w:sz="4" w:color="000000"/>
+              <w:left w:val="single" w:sz="4" w:color="000000"/>
+              <w:bottom w:val="single" w:sz="4" w:color="000000"/>
+              <w:right w:val="single" w:sz="4" w:color="000000"/>
+            </w:tcBorders>
+          </w:tcPr>
+          <w:p>
+            <w:pPr>
+              <w:jc w:val="center"/>
+            </w:pPr>
+            <w:r>
+              <w:rPr>
+                <w:rFonts w:ascii="Times New Roman" w:hAnsi="Times New Roman"/>
+                <w:sz w:val="15"/>
+              </w:rPr>
+              <w:t>3 hours</w:t>
+            </w:r>
+          </w:p>
+        </w:tc>
+        <w:tc>
+          <w:tcPr>
+            <w:tcW w:type="dxa" w:w="7704"/>
+            <w:tcMar>
+              <w:top w:w="5" w:type="dxa"/>
+              <w:bottom w:w="5" w:type="dxa"/>
+              <w:left w:w="20" w:type="dxa"/>
+              <w:right w:w="20" w:type="dxa"/>
+            </w:tcMar>
+            <w:tcBorders>
+              <w:top w:val="single" w:sz="4" w:color="000000"/>
+              <w:left w:val="single" w:sz="4" w:color="000000"/>
+              <w:bottom w:val="single" w:sz="4" w:color="000000"/>
+              <w:right w:val="single" w:sz="4" w:color="000000"/>
+            </w:tcBorders>
+          </w:tcPr>
+          <w:p>
+            <w:r>
+              <w:rPr>
+                <w:rFonts w:ascii="Times New Roman" w:hAnsi="Times New Roman"/>
+                <w:sz w:val="15"/>
+              </w:rPr>
+              <w:t>Final report proofreading, high-resolution diagram vectorization, logbook synchronization, and submission binding.</w:t>
+            </w:r>
+          </w:p>
+        </w:tc>
+      </w:tr>
     </w:tbl>
     <w:p>
       <w:pPr>
-        <w:sectPr>
-          <w:footerReference w:type="default" r:id="rId16"/>
-          <w:pgSz w:w="12240" w:h="15840"/>
-          <w:pgMar w:top="792" w:right="1080" w:bottom="792" w:left="1080" w:header="720" w:footer="720" w:gutter="0"/>
-          <w:cols w:space="720"/>
-          <w:docGrid w:linePitch="360"/>
-        </w:sectPr>
-      </w:pPr>
-    </w:p>
-    <w:p>
-      <w:pPr>
-        <w:spacing w:before="0" w:after="40"/>
+        <w:spacing w:before="80" w:after="160"/>
         <w:jc w:val="center"/>
       </w:pPr>
       <w:r>
         <w:rPr>
           <w:rFonts w:ascii="Times New Roman" w:hAnsi="Times New Roman"/>
           <w:b/>
-          <w:sz w:val="26"/>
-        </w:rPr>
-        <w:t>LOG BOOK</w:t>
-      </w:r>
-    </w:p>
-    <w:p>
-      <w:pPr>
-        <w:spacing w:after="40"/>
-        <w:jc w:val="center"/>
-      </w:pPr>
-      <w:r>
-        <w:rPr>
-          <w:rFonts w:ascii="Times New Roman" w:hAnsi="Times New Roman"/>
-          <w:b/>
-          <w:sz w:val="22"/>
-        </w:rPr>
-        <w:t>Field Project – 90 Hours</w:t>
-      </w:r>
-    </w:p>
-    <w:p>
-      <w:pPr>
-        <w:spacing w:after="80"/>
-        <w:jc w:val="center"/>
-      </w:pPr>
-      <w:r>
-        <w:rPr>
-          <w:rFonts w:ascii="Times New Roman" w:hAnsi="Times New Roman"/>
-          <w:b/>
-          <w:sz w:val="21"/>
-        </w:rPr>
-        <w:t>Project Title: AI-Rescue: Intelligent Disaster Response &amp; Resource Coordination Platform</w:t>
-      </w:r>
-    </w:p>
-    <w:p>
-      <w:pPr>
-        <w:spacing w:after="60"/>
-        <w:jc w:val="center"/>
-      </w:pPr>
-      <w:r>
-        <w:rPr>
-          <w:rFonts w:ascii="Times New Roman" w:hAnsi="Times New Roman"/>
-          <w:b/>
-          <w:sz w:val="21"/>
-        </w:rPr>
-        <w:t>WORK – 60 HOURS (Continued)</w:t>
+          <w:sz w:val="17"/>
+        </w:rPr>
+        <w:t>Total Student Work: 60 Hours  |  Combined Field Project Total: 90 Hours Completed</w:t>
       </w:r>
     </w:p>
     <w:tbl>
@@ -5036,1027 +5768,42 @@
         <w:tblLook w:firstColumn="1" w:firstRow="1" w:lastColumn="0" w:lastRow="0" w:noHBand="0" w:noVBand="1" w:val="04A0"/>
       </w:tblPr>
       <w:tblGrid>
-        <w:gridCol w:w="3360"/>
-        <w:gridCol w:w="3360"/>
-        <w:gridCol w:w="3360"/>
+        <w:gridCol w:w="5184"/>
+        <w:gridCol w:w="5184"/>
       </w:tblGrid>
       <w:tr>
         <w:tc>
           <w:tcPr>
-            <w:tcW w:type="dxa" w:w="1512"/>
-            <w:tcMar>
-              <w:top w:w="10" w:type="dxa"/>
-              <w:bottom w:w="10" w:type="dxa"/>
-              <w:left w:w="30" w:type="dxa"/>
-              <w:right w:w="30" w:type="dxa"/>
-            </w:tcMar>
-            <w:tcBorders>
-              <w:top w:val="single" w:sz="4" w:color="000000"/>
-              <w:left w:val="single" w:sz="4" w:color="000000"/>
-              <w:bottom w:val="single" w:sz="4" w:color="000000"/>
-              <w:right w:val="single" w:sz="4" w:color="000000"/>
-            </w:tcBorders>
-          </w:tcPr>
-          <w:p>
-            <w:pPr>
-              <w:jc w:val="center"/>
-            </w:pPr>
-            <w:r>
-              <w:rPr>
-                <w:b/>
-              </w:rPr>
-              <w:t>Date</w:t>
-            </w:r>
-          </w:p>
-        </w:tc>
-        <w:tc>
-          <w:tcPr>
-            <w:tcW w:type="dxa" w:w="936"/>
-            <w:tcMar>
-              <w:top w:w="10" w:type="dxa"/>
-              <w:bottom w:w="10" w:type="dxa"/>
-              <w:left w:w="30" w:type="dxa"/>
-              <w:right w:w="30" w:type="dxa"/>
-            </w:tcMar>
-            <w:tcBorders>
-              <w:top w:val="single" w:sz="4" w:color="000000"/>
-              <w:left w:val="single" w:sz="4" w:color="000000"/>
-              <w:bottom w:val="single" w:sz="4" w:color="000000"/>
-              <w:right w:val="single" w:sz="4" w:color="000000"/>
-            </w:tcBorders>
-          </w:tcPr>
-          <w:p>
-            <w:pPr>
-              <w:jc w:val="center"/>
-            </w:pPr>
-            <w:r>
-              <w:rPr>
-                <w:b/>
-              </w:rPr>
-              <w:t>Hours</w:t>
-            </w:r>
-          </w:p>
-        </w:tc>
-        <w:tc>
-          <w:tcPr>
-            <w:tcW w:type="dxa" w:w="7632"/>
-            <w:tcMar>
-              <w:top w:w="10" w:type="dxa"/>
-              <w:bottom w:w="10" w:type="dxa"/>
-              <w:left w:w="30" w:type="dxa"/>
-              <w:right w:w="30" w:type="dxa"/>
-            </w:tcMar>
-            <w:tcBorders>
-              <w:top w:val="single" w:sz="4" w:color="000000"/>
-              <w:left w:val="single" w:sz="4" w:color="000000"/>
-              <w:bottom w:val="single" w:sz="4" w:color="000000"/>
-              <w:right w:val="single" w:sz="4" w:color="000000"/>
-            </w:tcBorders>
-          </w:tcPr>
-          <w:p>
-            <w:pPr>
-              <w:jc w:val="center"/>
-            </w:pPr>
-            <w:r>
-              <w:rPr>
-                <w:b/>
-              </w:rPr>
-              <w:t>Activity</w:t>
-            </w:r>
-          </w:p>
-        </w:tc>
-      </w:tr>
-      <w:tr>
-        <w:tc>
-          <w:tcPr>
-            <w:tcW w:type="dxa" w:w="1512"/>
-            <w:tcMar>
-              <w:top w:w="10" w:type="dxa"/>
-              <w:bottom w:w="10" w:type="dxa"/>
-              <w:left w:w="30" w:type="dxa"/>
-              <w:right w:w="30" w:type="dxa"/>
-            </w:tcMar>
-            <w:tcBorders>
-              <w:top w:val="single" w:sz="4" w:color="000000"/>
-              <w:left w:val="single" w:sz="4" w:color="000000"/>
-              <w:bottom w:val="single" w:sz="4" w:color="000000"/>
-              <w:right w:val="single" w:sz="4" w:color="000000"/>
-            </w:tcBorders>
-          </w:tcPr>
-          <w:p>
-            <w:pPr>
-              <w:jc w:val="center"/>
-            </w:pPr>
-            <w:r>
-              <w:rPr>
-                <w:rFonts w:ascii="Times New Roman" w:hAnsi="Times New Roman"/>
-                <w:sz w:val="16"/>
-              </w:rPr>
-              <w:t>31/07/2026</w:t>
-            </w:r>
-          </w:p>
-        </w:tc>
-        <w:tc>
-          <w:tcPr>
-            <w:tcW w:type="dxa" w:w="936"/>
-            <w:tcMar>
-              <w:top w:w="10" w:type="dxa"/>
-              <w:bottom w:w="10" w:type="dxa"/>
-              <w:left w:w="30" w:type="dxa"/>
-              <w:right w:w="30" w:type="dxa"/>
-            </w:tcMar>
-            <w:tcBorders>
-              <w:top w:val="single" w:sz="4" w:color="000000"/>
-              <w:left w:val="single" w:sz="4" w:color="000000"/>
-              <w:bottom w:val="single" w:sz="4" w:color="000000"/>
-              <w:right w:val="single" w:sz="4" w:color="000000"/>
-            </w:tcBorders>
-          </w:tcPr>
-          <w:p>
-            <w:pPr>
-              <w:jc w:val="center"/>
-            </w:pPr>
+            <w:tcW w:type="dxa" w:w="5184"/>
+          </w:tcPr>
+          <w:p>
             <w:r>
               <w:rPr>
                 <w:rFonts w:ascii="Times New Roman" w:hAnsi="Times New Roman"/>
                 <w:b/>
-                <w:sz w:val="16"/>
-              </w:rPr>
-              <w:t>3</w:t>
-            </w:r>
-          </w:p>
-        </w:tc>
-        <w:tc>
-          <w:tcPr>
-            <w:tcW w:type="dxa" w:w="7632"/>
-            <w:tcMar>
-              <w:top w:w="10" w:type="dxa"/>
-              <w:bottom w:w="10" w:type="dxa"/>
-              <w:left w:w="30" w:type="dxa"/>
-              <w:right w:w="30" w:type="dxa"/>
-            </w:tcMar>
-            <w:tcBorders>
-              <w:top w:val="single" w:sz="4" w:color="000000"/>
-              <w:left w:val="single" w:sz="4" w:color="000000"/>
-              <w:bottom w:val="single" w:sz="4" w:color="000000"/>
-              <w:right w:val="single" w:sz="4" w:color="000000"/>
-            </w:tcBorders>
-          </w:tcPr>
-          <w:p>
-            <w:r>
-              <w:rPr>
-                <w:rFonts w:ascii="Times New Roman" w:hAnsi="Times New Roman"/>
-                <w:sz w:val="16"/>
-              </w:rPr>
-              <w:t>Continuous System Flowchart design modeling 41 operational nodes, decision diamonds, and error-retry bus loops.</w:t>
-            </w:r>
-          </w:p>
-        </w:tc>
-      </w:tr>
-      <w:tr>
-        <w:tc>
-          <w:tcPr>
-            <w:tcW w:type="dxa" w:w="1512"/>
-            <w:tcMar>
-              <w:top w:w="10" w:type="dxa"/>
-              <w:bottom w:w="10" w:type="dxa"/>
-              <w:left w:w="30" w:type="dxa"/>
-              <w:right w:w="30" w:type="dxa"/>
-            </w:tcMar>
-            <w:tcBorders>
-              <w:top w:val="single" w:sz="4" w:color="000000"/>
-              <w:left w:val="single" w:sz="4" w:color="000000"/>
-              <w:bottom w:val="single" w:sz="4" w:color="000000"/>
-              <w:right w:val="single" w:sz="4" w:color="000000"/>
-            </w:tcBorders>
-          </w:tcPr>
-          <w:p>
-            <w:pPr>
-              <w:jc w:val="center"/>
-            </w:pPr>
-            <w:r>
-              <w:rPr>
-                <w:rFonts w:ascii="Times New Roman" w:hAnsi="Times New Roman"/>
-                <w:sz w:val="16"/>
-              </w:rPr>
-              <w:t>06/08/2026</w:t>
-            </w:r>
-          </w:p>
-        </w:tc>
-        <w:tc>
-          <w:tcPr>
-            <w:tcW w:type="dxa" w:w="936"/>
-            <w:tcMar>
-              <w:top w:w="10" w:type="dxa"/>
-              <w:bottom w:w="10" w:type="dxa"/>
-              <w:left w:w="30" w:type="dxa"/>
-              <w:right w:w="30" w:type="dxa"/>
-            </w:tcMar>
-            <w:tcBorders>
-              <w:top w:val="single" w:sz="4" w:color="000000"/>
-              <w:left w:val="single" w:sz="4" w:color="000000"/>
-              <w:bottom w:val="single" w:sz="4" w:color="000000"/>
-              <w:right w:val="single" w:sz="4" w:color="000000"/>
-            </w:tcBorders>
-          </w:tcPr>
-          <w:p>
-            <w:pPr>
-              <w:jc w:val="center"/>
-            </w:pPr>
-            <w:r>
-              <w:rPr>
-                <w:rFonts w:ascii="Times New Roman" w:hAnsi="Times New Roman"/>
-                <w:b/>
-                <w:sz w:val="16"/>
-              </w:rPr>
-              <w:t>3</w:t>
-            </w:r>
-          </w:p>
-        </w:tc>
-        <w:tc>
-          <w:tcPr>
-            <w:tcW w:type="dxa" w:w="7632"/>
-            <w:tcMar>
-              <w:top w:w="10" w:type="dxa"/>
-              <w:bottom w:w="10" w:type="dxa"/>
-              <w:left w:w="30" w:type="dxa"/>
-              <w:right w:w="30" w:type="dxa"/>
-            </w:tcMar>
-            <w:tcBorders>
-              <w:top w:val="single" w:sz="4" w:color="000000"/>
-              <w:left w:val="single" w:sz="4" w:color="000000"/>
-              <w:bottom w:val="single" w:sz="4" w:color="000000"/>
-              <w:right w:val="single" w:sz="4" w:color="000000"/>
-            </w:tcBorders>
-          </w:tcPr>
-          <w:p>
-            <w:r>
-              <w:rPr>
-                <w:rFonts w:ascii="Times New Roman" w:hAnsi="Times New Roman"/>
-                <w:sz w:val="16"/>
-              </w:rPr>
-              <w:t>Multi-modal AI severity scoring algorithm formulation, confidence weighting, and verification against synthetic test datasets.</w:t>
-            </w:r>
-          </w:p>
-        </w:tc>
-      </w:tr>
-      <w:tr>
-        <w:tc>
-          <w:tcPr>
-            <w:tcW w:type="dxa" w:w="1512"/>
-            <w:tcMar>
-              <w:top w:w="10" w:type="dxa"/>
-              <w:bottom w:w="10" w:type="dxa"/>
-              <w:left w:w="30" w:type="dxa"/>
-              <w:right w:w="30" w:type="dxa"/>
-            </w:tcMar>
-            <w:tcBorders>
-              <w:top w:val="single" w:sz="4" w:color="000000"/>
-              <w:left w:val="single" w:sz="4" w:color="000000"/>
-              <w:bottom w:val="single" w:sz="4" w:color="000000"/>
-              <w:right w:val="single" w:sz="4" w:color="000000"/>
-            </w:tcBorders>
-          </w:tcPr>
-          <w:p>
-            <w:pPr>
-              <w:jc w:val="center"/>
-            </w:pPr>
-            <w:r>
-              <w:rPr>
-                <w:rFonts w:ascii="Times New Roman" w:hAnsi="Times New Roman"/>
-                <w:sz w:val="16"/>
-              </w:rPr>
-              <w:t>10/08/2026</w:t>
-            </w:r>
-          </w:p>
-        </w:tc>
-        <w:tc>
-          <w:tcPr>
-            <w:tcW w:type="dxa" w:w="936"/>
-            <w:tcMar>
-              <w:top w:w="10" w:type="dxa"/>
-              <w:bottom w:w="10" w:type="dxa"/>
-              <w:left w:w="30" w:type="dxa"/>
-              <w:right w:w="30" w:type="dxa"/>
-            </w:tcMar>
-            <w:tcBorders>
-              <w:top w:val="single" w:sz="4" w:color="000000"/>
-              <w:left w:val="single" w:sz="4" w:color="000000"/>
-              <w:bottom w:val="single" w:sz="4" w:color="000000"/>
-              <w:right w:val="single" w:sz="4" w:color="000000"/>
-            </w:tcBorders>
-          </w:tcPr>
-          <w:p>
-            <w:pPr>
-              <w:jc w:val="center"/>
-            </w:pPr>
-            <w:r>
-              <w:rPr>
-                <w:rFonts w:ascii="Times New Roman" w:hAnsi="Times New Roman"/>
-                <w:b/>
-                <w:sz w:val="16"/>
-              </w:rPr>
-              <w:t>3</w:t>
-            </w:r>
-          </w:p>
-        </w:tc>
-        <w:tc>
-          <w:tcPr>
-            <w:tcW w:type="dxa" w:w="7632"/>
-            <w:tcMar>
-              <w:top w:w="10" w:type="dxa"/>
-              <w:bottom w:w="10" w:type="dxa"/>
-              <w:left w:w="30" w:type="dxa"/>
-              <w:right w:w="30" w:type="dxa"/>
-            </w:tcMar>
-            <w:tcBorders>
-              <w:top w:val="single" w:sz="4" w:color="000000"/>
-              <w:left w:val="single" w:sz="4" w:color="000000"/>
-              <w:bottom w:val="single" w:sz="4" w:color="000000"/>
-              <w:right w:val="single" w:sz="4" w:color="000000"/>
-            </w:tcBorders>
-          </w:tcPr>
-          <w:p>
-            <w:r>
-              <w:rPr>
-                <w:rFonts w:ascii="Times New Roman" w:hAnsi="Times New Roman"/>
-                <w:sz w:val="16"/>
-              </w:rPr>
-              <w:t>Automated SMS, Email, and Push notification microservice development using Twilio and Firebase Cloud Messaging.</w:t>
-            </w:r>
-          </w:p>
-        </w:tc>
-      </w:tr>
-      <w:tr>
-        <w:tc>
-          <w:tcPr>
-            <w:tcW w:type="dxa" w:w="1512"/>
-            <w:tcMar>
-              <w:top w:w="10" w:type="dxa"/>
-              <w:bottom w:w="10" w:type="dxa"/>
-              <w:left w:w="30" w:type="dxa"/>
-              <w:right w:w="30" w:type="dxa"/>
-            </w:tcMar>
-            <w:tcBorders>
-              <w:top w:val="single" w:sz="4" w:color="000000"/>
-              <w:left w:val="single" w:sz="4" w:color="000000"/>
-              <w:bottom w:val="single" w:sz="4" w:color="000000"/>
-              <w:right w:val="single" w:sz="4" w:color="000000"/>
-            </w:tcBorders>
-          </w:tcPr>
-          <w:p>
-            <w:pPr>
-              <w:jc w:val="center"/>
-            </w:pPr>
-            <w:r>
-              <w:rPr>
-                <w:rFonts w:ascii="Times New Roman" w:hAnsi="Times New Roman"/>
-                <w:sz w:val="16"/>
-              </w:rPr>
-              <w:t>15/08/2026</w:t>
-            </w:r>
-          </w:p>
-        </w:tc>
-        <w:tc>
-          <w:tcPr>
-            <w:tcW w:type="dxa" w:w="936"/>
-            <w:tcMar>
-              <w:top w:w="10" w:type="dxa"/>
-              <w:bottom w:w="10" w:type="dxa"/>
-              <w:left w:w="30" w:type="dxa"/>
-              <w:right w:w="30" w:type="dxa"/>
-            </w:tcMar>
-            <w:tcBorders>
-              <w:top w:val="single" w:sz="4" w:color="000000"/>
-              <w:left w:val="single" w:sz="4" w:color="000000"/>
-              <w:bottom w:val="single" w:sz="4" w:color="000000"/>
-              <w:right w:val="single" w:sz="4" w:color="000000"/>
-            </w:tcBorders>
-          </w:tcPr>
-          <w:p>
-            <w:pPr>
-              <w:jc w:val="center"/>
-            </w:pPr>
-            <w:r>
-              <w:rPr>
-                <w:rFonts w:ascii="Times New Roman" w:hAnsi="Times New Roman"/>
-                <w:b/>
-                <w:sz w:val="16"/>
-              </w:rPr>
-              <w:t>3</w:t>
-            </w:r>
-          </w:p>
-        </w:tc>
-        <w:tc>
-          <w:tcPr>
-            <w:tcW w:type="dxa" w:w="7632"/>
-            <w:tcMar>
-              <w:top w:w="10" w:type="dxa"/>
-              <w:bottom w:w="10" w:type="dxa"/>
-              <w:left w:w="30" w:type="dxa"/>
-              <w:right w:w="30" w:type="dxa"/>
-            </w:tcMar>
-            <w:tcBorders>
-              <w:top w:val="single" w:sz="4" w:color="000000"/>
-              <w:left w:val="single" w:sz="4" w:color="000000"/>
-              <w:bottom w:val="single" w:sz="4" w:color="000000"/>
-              <w:right w:val="single" w:sz="4" w:color="000000"/>
-            </w:tcBorders>
-          </w:tcPr>
-          <w:p>
-            <w:r>
-              <w:rPr>
-                <w:rFonts w:ascii="Times New Roman" w:hAnsi="Times New Roman"/>
-                <w:sz w:val="16"/>
-              </w:rPr>
-              <w:t>Offline-first capability development using IndexedDB and Service Workers for low-connectivity disaster zones.</w:t>
-            </w:r>
-          </w:p>
-        </w:tc>
-      </w:tr>
-      <w:tr>
-        <w:tc>
-          <w:tcPr>
-            <w:tcW w:type="dxa" w:w="1512"/>
-            <w:tcMar>
-              <w:top w:w="10" w:type="dxa"/>
-              <w:bottom w:w="10" w:type="dxa"/>
-              <w:left w:w="30" w:type="dxa"/>
-              <w:right w:w="30" w:type="dxa"/>
-            </w:tcMar>
-            <w:tcBorders>
-              <w:top w:val="single" w:sz="4" w:color="000000"/>
-              <w:left w:val="single" w:sz="4" w:color="000000"/>
-              <w:bottom w:val="single" w:sz="4" w:color="000000"/>
-              <w:right w:val="single" w:sz="4" w:color="000000"/>
-            </w:tcBorders>
-          </w:tcPr>
-          <w:p>
-            <w:pPr>
-              <w:jc w:val="center"/>
-            </w:pPr>
-            <w:r>
-              <w:rPr>
-                <w:rFonts w:ascii="Times New Roman" w:hAnsi="Times New Roman"/>
-                <w:sz w:val="16"/>
-              </w:rPr>
-              <w:t>20/08/2026</w:t>
-            </w:r>
-          </w:p>
-        </w:tc>
-        <w:tc>
-          <w:tcPr>
-            <w:tcW w:type="dxa" w:w="936"/>
-            <w:tcMar>
-              <w:top w:w="10" w:type="dxa"/>
-              <w:bottom w:w="10" w:type="dxa"/>
-              <w:left w:w="30" w:type="dxa"/>
-              <w:right w:w="30" w:type="dxa"/>
-            </w:tcMar>
-            <w:tcBorders>
-              <w:top w:val="single" w:sz="4" w:color="000000"/>
-              <w:left w:val="single" w:sz="4" w:color="000000"/>
-              <w:bottom w:val="single" w:sz="4" w:color="000000"/>
-              <w:right w:val="single" w:sz="4" w:color="000000"/>
-            </w:tcBorders>
-          </w:tcPr>
-          <w:p>
-            <w:pPr>
-              <w:jc w:val="center"/>
-            </w:pPr>
-            <w:r>
-              <w:rPr>
-                <w:rFonts w:ascii="Times New Roman" w:hAnsi="Times New Roman"/>
-                <w:b/>
-                <w:sz w:val="16"/>
-              </w:rPr>
-              <w:t>3</w:t>
-            </w:r>
-          </w:p>
-        </w:tc>
-        <w:tc>
-          <w:tcPr>
-            <w:tcW w:type="dxa" w:w="7632"/>
-            <w:tcMar>
-              <w:top w:w="10" w:type="dxa"/>
-              <w:bottom w:w="10" w:type="dxa"/>
-              <w:left w:w="30" w:type="dxa"/>
-              <w:right w:w="30" w:type="dxa"/>
-            </w:tcMar>
-            <w:tcBorders>
-              <w:top w:val="single" w:sz="4" w:color="000000"/>
-              <w:left w:val="single" w:sz="4" w:color="000000"/>
-              <w:bottom w:val="single" w:sz="4" w:color="000000"/>
-              <w:right w:val="single" w:sz="4" w:color="000000"/>
-            </w:tcBorders>
-          </w:tcPr>
-          <w:p>
-            <w:r>
-              <w:rPr>
-                <w:rFonts w:ascii="Times New Roman" w:hAnsi="Times New Roman"/>
-                <w:sz w:val="16"/>
-              </w:rPr>
-              <w:t>System integration testing: simulating simultaneous mass casualty incident reports and automated responder dispatches.</w:t>
-            </w:r>
-          </w:p>
-        </w:tc>
-      </w:tr>
-      <w:tr>
-        <w:tc>
-          <w:tcPr>
-            <w:tcW w:type="dxa" w:w="1512"/>
-            <w:tcMar>
-              <w:top w:w="10" w:type="dxa"/>
-              <w:bottom w:w="10" w:type="dxa"/>
-              <w:left w:w="30" w:type="dxa"/>
-              <w:right w:w="30" w:type="dxa"/>
-            </w:tcMar>
-            <w:tcBorders>
-              <w:top w:val="single" w:sz="4" w:color="000000"/>
-              <w:left w:val="single" w:sz="4" w:color="000000"/>
-              <w:bottom w:val="single" w:sz="4" w:color="000000"/>
-              <w:right w:val="single" w:sz="4" w:color="000000"/>
-            </w:tcBorders>
-          </w:tcPr>
-          <w:p>
-            <w:pPr>
-              <w:jc w:val="center"/>
-            </w:pPr>
-            <w:r>
-              <w:rPr>
-                <w:rFonts w:ascii="Times New Roman" w:hAnsi="Times New Roman"/>
-                <w:sz w:val="16"/>
-              </w:rPr>
-              <w:t>25/08/2026</w:t>
-            </w:r>
-          </w:p>
-        </w:tc>
-        <w:tc>
-          <w:tcPr>
-            <w:tcW w:type="dxa" w:w="936"/>
-            <w:tcMar>
-              <w:top w:w="10" w:type="dxa"/>
-              <w:bottom w:w="10" w:type="dxa"/>
-              <w:left w:w="30" w:type="dxa"/>
-              <w:right w:w="30" w:type="dxa"/>
-            </w:tcMar>
-            <w:tcBorders>
-              <w:top w:val="single" w:sz="4" w:color="000000"/>
-              <w:left w:val="single" w:sz="4" w:color="000000"/>
-              <w:bottom w:val="single" w:sz="4" w:color="000000"/>
-              <w:right w:val="single" w:sz="4" w:color="000000"/>
-            </w:tcBorders>
-          </w:tcPr>
-          <w:p>
-            <w:pPr>
-              <w:jc w:val="center"/>
-            </w:pPr>
-            <w:r>
-              <w:rPr>
-                <w:rFonts w:ascii="Times New Roman" w:hAnsi="Times New Roman"/>
-                <w:b/>
-                <w:sz w:val="16"/>
-              </w:rPr>
-              <w:t>3</w:t>
-            </w:r>
-          </w:p>
-        </w:tc>
-        <w:tc>
-          <w:tcPr>
-            <w:tcW w:type="dxa" w:w="7632"/>
-            <w:tcMar>
-              <w:top w:w="10" w:type="dxa"/>
-              <w:bottom w:w="10" w:type="dxa"/>
-              <w:left w:w="30" w:type="dxa"/>
-              <w:right w:w="30" w:type="dxa"/>
-            </w:tcMar>
-            <w:tcBorders>
-              <w:top w:val="single" w:sz="4" w:color="000000"/>
-              <w:left w:val="single" w:sz="4" w:color="000000"/>
-              <w:bottom w:val="single" w:sz="4" w:color="000000"/>
-              <w:right w:val="single" w:sz="4" w:color="000000"/>
-            </w:tcBorders>
-          </w:tcPr>
-          <w:p>
-            <w:r>
-              <w:rPr>
-                <w:rFonts w:ascii="Times New Roman" w:hAnsi="Times New Roman"/>
-                <w:sz w:val="16"/>
-              </w:rPr>
-              <w:t>Security hardening: SQL injection prevention, rate limiting on emergency endpoints, and encrypted audit logging.</w:t>
-            </w:r>
-          </w:p>
-        </w:tc>
-      </w:tr>
-      <w:tr>
-        <w:tc>
-          <w:tcPr>
-            <w:tcW w:type="dxa" w:w="1512"/>
-            <w:tcMar>
-              <w:top w:w="10" w:type="dxa"/>
-              <w:bottom w:w="10" w:type="dxa"/>
-              <w:left w:w="30" w:type="dxa"/>
-              <w:right w:w="30" w:type="dxa"/>
-            </w:tcMar>
-            <w:tcBorders>
-              <w:top w:val="single" w:sz="4" w:color="000000"/>
-              <w:left w:val="single" w:sz="4" w:color="000000"/>
-              <w:bottom w:val="single" w:sz="4" w:color="000000"/>
-              <w:right w:val="single" w:sz="4" w:color="000000"/>
-            </w:tcBorders>
-          </w:tcPr>
-          <w:p>
-            <w:pPr>
-              <w:jc w:val="center"/>
-            </w:pPr>
-            <w:r>
-              <w:rPr>
-                <w:rFonts w:ascii="Times New Roman" w:hAnsi="Times New Roman"/>
-                <w:sz w:val="16"/>
-              </w:rPr>
-              <w:t>02/09/2026</w:t>
-            </w:r>
-          </w:p>
-        </w:tc>
-        <w:tc>
-          <w:tcPr>
-            <w:tcW w:type="dxa" w:w="936"/>
-            <w:tcMar>
-              <w:top w:w="10" w:type="dxa"/>
-              <w:bottom w:w="10" w:type="dxa"/>
-              <w:left w:w="30" w:type="dxa"/>
-              <w:right w:w="30" w:type="dxa"/>
-            </w:tcMar>
-            <w:tcBorders>
-              <w:top w:val="single" w:sz="4" w:color="000000"/>
-              <w:left w:val="single" w:sz="4" w:color="000000"/>
-              <w:bottom w:val="single" w:sz="4" w:color="000000"/>
-              <w:right w:val="single" w:sz="4" w:color="000000"/>
-            </w:tcBorders>
-          </w:tcPr>
-          <w:p>
-            <w:pPr>
-              <w:jc w:val="center"/>
-            </w:pPr>
-            <w:r>
-              <w:rPr>
-                <w:rFonts w:ascii="Times New Roman" w:hAnsi="Times New Roman"/>
-                <w:b/>
-                <w:sz w:val="16"/>
-              </w:rPr>
-              <w:t>3</w:t>
-            </w:r>
-          </w:p>
-        </w:tc>
-        <w:tc>
-          <w:tcPr>
-            <w:tcW w:type="dxa" w:w="7632"/>
-            <w:tcMar>
-              <w:top w:w="10" w:type="dxa"/>
-              <w:bottom w:w="10" w:type="dxa"/>
-              <w:left w:w="30" w:type="dxa"/>
-              <w:right w:w="30" w:type="dxa"/>
-            </w:tcMar>
-            <w:tcBorders>
-              <w:top w:val="single" w:sz="4" w:color="000000"/>
-              <w:left w:val="single" w:sz="4" w:color="000000"/>
-              <w:bottom w:val="single" w:sz="4" w:color="000000"/>
-              <w:right w:val="single" w:sz="4" w:color="000000"/>
-            </w:tcBorders>
-          </w:tcPr>
-          <w:p>
-            <w:r>
-              <w:rPr>
-                <w:rFonts w:ascii="Times New Roman" w:hAnsi="Times New Roman"/>
-                <w:sz w:val="16"/>
-              </w:rPr>
-              <w:t>ER Diagram and Relational Schema finalization across 16 database entities and referential integrity constraints.</w:t>
-            </w:r>
-          </w:p>
-        </w:tc>
-      </w:tr>
-      <w:tr>
-        <w:tc>
-          <w:tcPr>
-            <w:tcW w:type="dxa" w:w="1512"/>
-            <w:tcMar>
-              <w:top w:w="10" w:type="dxa"/>
-              <w:bottom w:w="10" w:type="dxa"/>
-              <w:left w:w="30" w:type="dxa"/>
-              <w:right w:w="30" w:type="dxa"/>
-            </w:tcMar>
-            <w:tcBorders>
-              <w:top w:val="single" w:sz="4" w:color="000000"/>
-              <w:left w:val="single" w:sz="4" w:color="000000"/>
-              <w:bottom w:val="single" w:sz="4" w:color="000000"/>
-              <w:right w:val="single" w:sz="4" w:color="000000"/>
-            </w:tcBorders>
-          </w:tcPr>
-          <w:p>
-            <w:pPr>
-              <w:jc w:val="center"/>
-            </w:pPr>
-            <w:r>
-              <w:rPr>
-                <w:rFonts w:ascii="Times New Roman" w:hAnsi="Times New Roman"/>
-                <w:sz w:val="16"/>
-              </w:rPr>
-              <w:t>08/09/2026</w:t>
-            </w:r>
-          </w:p>
-        </w:tc>
-        <w:tc>
-          <w:tcPr>
-            <w:tcW w:type="dxa" w:w="936"/>
-            <w:tcMar>
-              <w:top w:w="10" w:type="dxa"/>
-              <w:bottom w:w="10" w:type="dxa"/>
-              <w:left w:w="30" w:type="dxa"/>
-              <w:right w:w="30" w:type="dxa"/>
-            </w:tcMar>
-            <w:tcBorders>
-              <w:top w:val="single" w:sz="4" w:color="000000"/>
-              <w:left w:val="single" w:sz="4" w:color="000000"/>
-              <w:bottom w:val="single" w:sz="4" w:color="000000"/>
-              <w:right w:val="single" w:sz="4" w:color="000000"/>
-            </w:tcBorders>
-          </w:tcPr>
-          <w:p>
-            <w:pPr>
-              <w:jc w:val="center"/>
-            </w:pPr>
-            <w:r>
-              <w:rPr>
-                <w:rFonts w:ascii="Times New Roman" w:hAnsi="Times New Roman"/>
-                <w:b/>
-                <w:sz w:val="16"/>
-              </w:rPr>
-              <w:t>3</w:t>
-            </w:r>
-          </w:p>
-        </w:tc>
-        <w:tc>
-          <w:tcPr>
-            <w:tcW w:type="dxa" w:w="7632"/>
-            <w:tcMar>
-              <w:top w:w="10" w:type="dxa"/>
-              <w:bottom w:w="10" w:type="dxa"/>
-              <w:left w:w="30" w:type="dxa"/>
-              <w:right w:w="30" w:type="dxa"/>
-            </w:tcMar>
-            <w:tcBorders>
-              <w:top w:val="single" w:sz="4" w:color="000000"/>
-              <w:left w:val="single" w:sz="4" w:color="000000"/>
-              <w:bottom w:val="single" w:sz="4" w:color="000000"/>
-              <w:right w:val="single" w:sz="4" w:color="000000"/>
-            </w:tcBorders>
-          </w:tcPr>
-          <w:p>
-            <w:r>
-              <w:rPr>
-                <w:rFonts w:ascii="Times New Roman" w:hAnsi="Times New Roman"/>
-                <w:sz w:val="16"/>
-              </w:rPr>
-              <w:t>User Interface design polish: Leaflet heatmaps, emergency resource status indicators, and responsive mobile layouts.</w:t>
-            </w:r>
-          </w:p>
-        </w:tc>
-      </w:tr>
-      <w:tr>
-        <w:tc>
-          <w:tcPr>
-            <w:tcW w:type="dxa" w:w="1512"/>
-            <w:tcMar>
-              <w:top w:w="10" w:type="dxa"/>
-              <w:bottom w:w="10" w:type="dxa"/>
-              <w:left w:w="30" w:type="dxa"/>
-              <w:right w:w="30" w:type="dxa"/>
-            </w:tcMar>
-            <w:tcBorders>
-              <w:top w:val="single" w:sz="4" w:color="000000"/>
-              <w:left w:val="single" w:sz="4" w:color="000000"/>
-              <w:bottom w:val="single" w:sz="4" w:color="000000"/>
-              <w:right w:val="single" w:sz="4" w:color="000000"/>
-            </w:tcBorders>
-          </w:tcPr>
-          <w:p>
-            <w:pPr>
-              <w:jc w:val="center"/>
-            </w:pPr>
-            <w:r>
-              <w:rPr>
-                <w:rFonts w:ascii="Times New Roman" w:hAnsi="Times New Roman"/>
-                <w:sz w:val="16"/>
-              </w:rPr>
-              <w:t>14/09/2026</w:t>
-            </w:r>
-          </w:p>
-        </w:tc>
-        <w:tc>
-          <w:tcPr>
-            <w:tcW w:type="dxa" w:w="936"/>
-            <w:tcMar>
-              <w:top w:w="10" w:type="dxa"/>
-              <w:bottom w:w="10" w:type="dxa"/>
-              <w:left w:w="30" w:type="dxa"/>
-              <w:right w:w="30" w:type="dxa"/>
-            </w:tcMar>
-            <w:tcBorders>
-              <w:top w:val="single" w:sz="4" w:color="000000"/>
-              <w:left w:val="single" w:sz="4" w:color="000000"/>
-              <w:bottom w:val="single" w:sz="4" w:color="000000"/>
-              <w:right w:val="single" w:sz="4" w:color="000000"/>
-            </w:tcBorders>
-          </w:tcPr>
-          <w:p>
-            <w:pPr>
-              <w:jc w:val="center"/>
-            </w:pPr>
-            <w:r>
-              <w:rPr>
-                <w:rFonts w:ascii="Times New Roman" w:hAnsi="Times New Roman"/>
-                <w:b/>
-                <w:sz w:val="16"/>
-              </w:rPr>
-              <w:t>3</w:t>
-            </w:r>
-          </w:p>
-        </w:tc>
-        <w:tc>
-          <w:tcPr>
-            <w:tcW w:type="dxa" w:w="7632"/>
-            <w:tcMar>
-              <w:top w:w="10" w:type="dxa"/>
-              <w:bottom w:w="10" w:type="dxa"/>
-              <w:left w:w="30" w:type="dxa"/>
-              <w:right w:w="30" w:type="dxa"/>
-            </w:tcMar>
-            <w:tcBorders>
-              <w:top w:val="single" w:sz="4" w:color="000000"/>
-              <w:left w:val="single" w:sz="4" w:color="000000"/>
-              <w:bottom w:val="single" w:sz="4" w:color="000000"/>
-              <w:right w:val="single" w:sz="4" w:color="000000"/>
-            </w:tcBorders>
-          </w:tcPr>
-          <w:p>
-            <w:r>
-              <w:rPr>
-                <w:rFonts w:ascii="Times New Roman" w:hAnsi="Times New Roman"/>
-                <w:sz w:val="16"/>
-              </w:rPr>
-              <w:t>Comprehensive test case authoring and execution across unit, integration, stress, and disaster failover scenarios.</w:t>
-            </w:r>
-          </w:p>
-        </w:tc>
-      </w:tr>
-      <w:tr>
-        <w:tc>
-          <w:tcPr>
-            <w:tcW w:type="dxa" w:w="1512"/>
-            <w:tcMar>
-              <w:top w:w="10" w:type="dxa"/>
-              <w:bottom w:w="10" w:type="dxa"/>
-              <w:left w:w="30" w:type="dxa"/>
-              <w:right w:w="30" w:type="dxa"/>
-            </w:tcMar>
-            <w:tcBorders>
-              <w:top w:val="single" w:sz="4" w:color="000000"/>
-              <w:left w:val="single" w:sz="4" w:color="000000"/>
-              <w:bottom w:val="single" w:sz="4" w:color="000000"/>
-              <w:right w:val="single" w:sz="4" w:color="000000"/>
-            </w:tcBorders>
-          </w:tcPr>
-          <w:p>
-            <w:pPr>
-              <w:jc w:val="center"/>
-            </w:pPr>
-            <w:r>
-              <w:rPr>
-                <w:rFonts w:ascii="Times New Roman" w:hAnsi="Times New Roman"/>
-                <w:sz w:val="16"/>
-              </w:rPr>
-              <w:t>20/09/2026</w:t>
-            </w:r>
-          </w:p>
-        </w:tc>
-        <w:tc>
-          <w:tcPr>
-            <w:tcW w:type="dxa" w:w="936"/>
-            <w:tcMar>
-              <w:top w:w="10" w:type="dxa"/>
-              <w:bottom w:w="10" w:type="dxa"/>
-              <w:left w:w="30" w:type="dxa"/>
-              <w:right w:w="30" w:type="dxa"/>
-            </w:tcMar>
-            <w:tcBorders>
-              <w:top w:val="single" w:sz="4" w:color="000000"/>
-              <w:left w:val="single" w:sz="4" w:color="000000"/>
-              <w:bottom w:val="single" w:sz="4" w:color="000000"/>
-              <w:right w:val="single" w:sz="4" w:color="000000"/>
-            </w:tcBorders>
-          </w:tcPr>
-          <w:p>
-            <w:pPr>
-              <w:jc w:val="center"/>
-            </w:pPr>
-            <w:r>
-              <w:rPr>
-                <w:rFonts w:ascii="Times New Roman" w:hAnsi="Times New Roman"/>
-                <w:b/>
-                <w:sz w:val="16"/>
-              </w:rPr>
-              <w:t>3</w:t>
-            </w:r>
-          </w:p>
-        </w:tc>
-        <w:tc>
-          <w:tcPr>
-            <w:tcW w:type="dxa" w:w="7632"/>
-            <w:tcMar>
-              <w:top w:w="10" w:type="dxa"/>
-              <w:bottom w:w="10" w:type="dxa"/>
-              <w:left w:w="30" w:type="dxa"/>
-              <w:right w:w="30" w:type="dxa"/>
-            </w:tcMar>
-            <w:tcBorders>
-              <w:top w:val="single" w:sz="4" w:color="000000"/>
-              <w:left w:val="single" w:sz="4" w:color="000000"/>
-              <w:bottom w:val="single" w:sz="4" w:color="000000"/>
-              <w:right w:val="single" w:sz="4" w:color="000000"/>
-            </w:tcBorders>
-          </w:tcPr>
-          <w:p>
-            <w:r>
-              <w:rPr>
-                <w:rFonts w:ascii="Times New Roman" w:hAnsi="Times New Roman"/>
-                <w:sz w:val="16"/>
-              </w:rPr>
-              <w:t>Final report proofreading, high-resolution diagram vectorization, logbook synchronization, and submission binding.</w:t>
-            </w:r>
-          </w:p>
-        </w:tc>
-      </w:tr>
-    </w:tbl>
-    <w:p>
-      <w:pPr>
-        <w:spacing w:before="160" w:after="400"/>
-        <w:jc w:val="center"/>
-      </w:pPr>
-      <w:r>
-        <w:rPr>
-          <w:rFonts w:ascii="Times New Roman" w:hAnsi="Times New Roman"/>
-          <w:b/>
-          <w:sz w:val="19"/>
-        </w:rPr>
-        <w:t>Total Student Work: 60 Hours  |  Combined Field Project Total: 90 Hours Completed</w:t>
-      </w:r>
-    </w:p>
-    <w:tbl>
-      <w:tblPr>
-        <w:tblW w:type="auto" w:w="0"/>
-        <w:jc w:val="center"/>
-        <w:tblLayout w:type="fixed"/>
-        <w:tblLook w:firstColumn="1" w:firstRow="1" w:lastColumn="0" w:lastRow="0" w:noHBand="0" w:noVBand="1" w:val="04A0"/>
-      </w:tblPr>
-      <w:tblGrid>
-        <w:gridCol w:w="5040"/>
-        <w:gridCol w:w="5040"/>
-      </w:tblGrid>
-      <w:tr>
-        <w:tc>
-          <w:tcPr>
-            <w:tcW w:type="dxa" w:w="5040"/>
-          </w:tcPr>
-          <w:p>
-            <w:r>
-              <w:rPr>
-                <w:rFonts w:ascii="Times New Roman" w:hAnsi="Times New Roman"/>
-                <w:b/>
-                <w:sz w:val="20"/>
+                <w:sz w:val="18"/>
               </w:rPr>
               <w:t>Name &amp; Signature of Company / Organization</w:t>
               <w:br/>
               <w:br/>
-              <w:br/>
               <w:t>Disaster Response &amp; Crisis Tech Labs</w:t>
             </w:r>
           </w:p>
         </w:tc>
         <w:tc>
           <w:tcPr>
-            <w:tcW w:type="dxa" w:w="5040"/>
+            <w:tcW w:type="dxa" w:w="5184"/>
           </w:tcPr>
           <w:p>
             <w:r>
               <w:rPr>
                 <w:rFonts w:ascii="Times New Roman" w:hAnsi="Times New Roman"/>
                 <w:b/>
-                <w:sz w:val="20"/>
+                <w:sz w:val="18"/>
               </w:rPr>
               <w:t>Name &amp; Signature of Teacher</w:t>
               <w:br/>
               <w:br/>
-              <w:br/>
               <w:t>Dr. Manisha Divate</w:t>
             </w:r>
           </w:p>
@@ -6065,29 +5812,28 @@
       <w:tr>
         <w:tc>
           <w:tcPr>
-            <w:tcW w:type="dxa" w:w="5040"/>
+            <w:tcW w:type="dxa" w:w="5184"/>
           </w:tcPr>
           <w:p>
             <w:pPr>
-              <w:spacing w:before="240"/>
+              <w:spacing w:before="120"/>
             </w:pPr>
             <w:r>
               <w:rPr>
                 <w:rFonts w:ascii="Times New Roman" w:hAnsi="Times New Roman"/>
                 <w:b/>
-                <w:sz w:val="20"/>
+                <w:sz w:val="18"/>
               </w:rPr>
               <w:t>Name &amp; Signature of Student</w:t>
               <w:br/>
               <w:br/>
-              <w:br/>
               <w:t>Dev Vikam</w:t>
             </w:r>
           </w:p>
         </w:tc>
         <w:tc>
           <w:tcPr>
-            <w:tcW w:type="dxa" w:w="5040"/>
+            <w:tcW w:type="dxa" w:w="5184"/>
           </w:tcPr>
           <w:p/>
         </w:tc>
@@ -18362,7 +18108,7 @@
           <wp:inline distT="0" distB="0" distL="0" distR="0" wp14:anchorId="3F1447DE" wp14:editId="06E54346">
             <wp:extent cx="5731510" cy="4587240"/>
             <wp:effectExtent l="0" t="0" r="2540" b="3810"/>
-            <wp:docPr id="5" name="Picture 2"/>
+            <wp:docPr id="3" name="Picture 2"/>
             <wp:cNvGraphicFramePr>
               <a:graphicFrameLocks xmlns:a="http://schemas.openxmlformats.org/drawingml/2006/main" noChangeAspect="1"/>
             </wp:cNvGraphicFramePr>
@@ -18370,13 +18116,13 @@
               <a:graphicData uri="http://schemas.openxmlformats.org/drawingml/2006/picture">
                 <pic:pic xmlns:pic="http://schemas.openxmlformats.org/drawingml/2006/picture">
                   <pic:nvPicPr>
-                    <pic:cNvPr id="5" name="Picture 16"/>
+                    <pic:cNvPr id="3" name="Picture 16"/>
                     <pic:cNvPicPr>
                       <a:picLocks noChangeAspect="1" noChangeArrowheads="1"/>
                     </pic:cNvPicPr>
                   </pic:nvPicPr>
                   <pic:blipFill>
-                    <a:blip r:embed="rId18" cstate="print">
+                    <a:blip r:embed="rId25" cstate="print">
                       <a:extLst>
                         <a:ext uri="{28A0092B-C50C-407E-A947-70E740481C1C}">
                           <a14:useLocalDpi xmlns:a14="http://schemas.microsoft.com/office/drawing/2010/main" val="0"/>
@@ -18503,7 +18249,7 @@
           <wp:inline distT="0" distB="0" distL="0" distR="0" wp14:anchorId="74C1B705" wp14:editId="2E121611">
             <wp:extent cx="5731510" cy="3820795"/>
             <wp:effectExtent l="0" t="0" r="2540" b="8255"/>
-            <wp:docPr id="6" name="Picture 3"/>
+            <wp:docPr id="4" name="Picture 3"/>
             <wp:cNvGraphicFramePr>
               <a:graphicFrameLocks xmlns:a="http://schemas.openxmlformats.org/drawingml/2006/main" noChangeAspect="1"/>
             </wp:cNvGraphicFramePr>
@@ -18511,13 +18257,13 @@
               <a:graphicData uri="http://schemas.openxmlformats.org/drawingml/2006/picture">
                 <pic:pic xmlns:pic="http://schemas.openxmlformats.org/drawingml/2006/picture">
                   <pic:nvPicPr>
-                    <pic:cNvPr id="6" name="Picture 18"/>
+                    <pic:cNvPr id="4" name="Picture 18"/>
                     <pic:cNvPicPr>
                       <a:picLocks noChangeAspect="1" noChangeArrowheads="1"/>
                     </pic:cNvPicPr>
                   </pic:nvPicPr>
                   <pic:blipFill>
-                    <a:blip r:embed="rId19" cstate="print">
+                    <a:blip r:embed="rId26" cstate="print">
                       <a:extLst>
                         <a:ext uri="{28A0092B-C50C-407E-A947-70E740481C1C}">
                           <a14:useLocalDpi xmlns:a14="http://schemas.microsoft.com/office/drawing/2010/main" val="0"/>
@@ -27327,7 +27073,7 @@
           <wp:inline distT="0" distB="0" distL="0" distR="0" wp14:anchorId="107BFC77" wp14:editId="29EF459B">
             <wp:extent cx="2867371" cy="7107555"/>
             <wp:effectExtent l="0" t="0" r="9525" b="0"/>
-            <wp:docPr id="7" name="Picture 7"/>
+            <wp:docPr id="5" name="Picture 7"/>
             <wp:cNvGraphicFramePr>
               <a:graphicFrameLocks xmlns:a="http://schemas.openxmlformats.org/drawingml/2006/main" noChangeAspect="1"/>
             </wp:cNvGraphicFramePr>
@@ -27335,13 +27081,13 @@
               <a:graphicData uri="http://schemas.openxmlformats.org/drawingml/2006/picture">
                 <pic:pic xmlns:pic="http://schemas.openxmlformats.org/drawingml/2006/picture">
                   <pic:nvPicPr>
-                    <pic:cNvPr id="7" name="Picture 195"/>
+                    <pic:cNvPr id="5" name="Picture 195"/>
                     <pic:cNvPicPr>
                       <a:picLocks noChangeAspect="1" noChangeArrowheads="1"/>
                     </pic:cNvPicPr>
                   </pic:nvPicPr>
                   <pic:blipFill>
-                    <a:blip r:embed="rId20" cstate="print">
+                    <a:blip r:embed="rId27" cstate="print">
                       <a:extLst>
                         <a:ext uri="{28A0092B-C50C-407E-A947-70E740481C1C}">
                           <a14:useLocalDpi xmlns:a14="http://schemas.microsoft.com/office/drawing/2010/main" val="0"/>
@@ -27411,7 +27157,7 @@
           <wp:inline distT="0" distB="0" distL="0" distR="0" wp14:anchorId="3C7E07B2" wp14:editId="6C6CEDE4">
             <wp:extent cx="3649357" cy="8059766"/>
             <wp:effectExtent l="0" t="0" r="8255" b="0"/>
-            <wp:docPr id="8" name="Picture 9"/>
+            <wp:docPr id="6" name="Picture 9"/>
             <wp:cNvGraphicFramePr>
               <a:graphicFrameLocks xmlns:a="http://schemas.openxmlformats.org/drawingml/2006/main" noChangeAspect="1"/>
             </wp:cNvGraphicFramePr>
@@ -27419,13 +27165,13 @@
               <a:graphicData uri="http://schemas.openxmlformats.org/drawingml/2006/picture">
                 <pic:pic xmlns:pic="http://schemas.openxmlformats.org/drawingml/2006/picture">
                   <pic:nvPicPr>
-                    <pic:cNvPr id="8" name="Picture 198"/>
+                    <pic:cNvPr id="6" name="Picture 198"/>
                     <pic:cNvPicPr>
                       <a:picLocks noChangeAspect="1" noChangeArrowheads="1"/>
                     </pic:cNvPicPr>
                   </pic:nvPicPr>
                   <pic:blipFill>
-                    <a:blip r:embed="rId21" cstate="print">
+                    <a:blip r:embed="rId28" cstate="print">
                       <a:extLst>
                         <a:ext uri="{28A0092B-C50C-407E-A947-70E740481C1C}">
                           <a14:useLocalDpi xmlns:a14="http://schemas.microsoft.com/office/drawing/2010/main" val="0"/>
@@ -27538,7 +27284,7 @@
           <wp:inline distT="0" distB="0" distL="0" distR="0" wp14:anchorId="396CDDD2" wp14:editId="57FE0C0A">
             <wp:extent cx="3719945" cy="8217924"/>
             <wp:effectExtent l="0" t="0" r="0" b="0"/>
-            <wp:docPr id="9" name="Picture 11"/>
+            <wp:docPr id="7" name="Picture 11"/>
             <wp:cNvGraphicFramePr>
               <a:graphicFrameLocks xmlns:a="http://schemas.openxmlformats.org/drawingml/2006/main" noChangeAspect="1"/>
             </wp:cNvGraphicFramePr>
@@ -27546,13 +27292,13 @@
               <a:graphicData uri="http://schemas.openxmlformats.org/drawingml/2006/picture">
                 <pic:pic xmlns:pic="http://schemas.openxmlformats.org/drawingml/2006/picture">
                   <pic:nvPicPr>
-                    <pic:cNvPr id="9" name="Picture 215"/>
+                    <pic:cNvPr id="7" name="Picture 215"/>
                     <pic:cNvPicPr>
                       <a:picLocks noChangeAspect="1" noChangeArrowheads="1"/>
                     </pic:cNvPicPr>
                   </pic:nvPicPr>
                   <pic:blipFill>
-                    <a:blip r:embed="rId22" cstate="print">
+                    <a:blip r:embed="rId29" cstate="print">
                       <a:extLst>
                         <a:ext uri="{28A0092B-C50C-407E-A947-70E740481C1C}">
                           <a14:useLocalDpi xmlns:a14="http://schemas.microsoft.com/office/drawing/2010/main" val="0"/>
@@ -27685,7 +27431,7 @@
           <wp:inline distT="0" distB="0" distL="0" distR="0" wp14:anchorId="52D4C7A2" wp14:editId="66E0C54D">
             <wp:extent cx="3927764" cy="8262339"/>
             <wp:effectExtent l="0" t="0" r="0" b="5715"/>
-            <wp:docPr id="10" name="Picture 13"/>
+            <wp:docPr id="8" name="Picture 13"/>
             <wp:cNvGraphicFramePr>
               <a:graphicFrameLocks xmlns:a="http://schemas.openxmlformats.org/drawingml/2006/main" noChangeAspect="1"/>
             </wp:cNvGraphicFramePr>
@@ -27693,13 +27439,13 @@
               <a:graphicData uri="http://schemas.openxmlformats.org/drawingml/2006/picture">
                 <pic:pic xmlns:pic="http://schemas.openxmlformats.org/drawingml/2006/picture">
                   <pic:nvPicPr>
-                    <pic:cNvPr id="10" name="Picture 217"/>
+                    <pic:cNvPr id="8" name="Picture 217"/>
                     <pic:cNvPicPr>
                       <a:picLocks noChangeAspect="1" noChangeArrowheads="1"/>
                     </pic:cNvPicPr>
                   </pic:nvPicPr>
                   <pic:blipFill>
-                    <a:blip r:embed="rId23" cstate="print">
+                    <a:blip r:embed="rId30" cstate="print">
                       <a:extLst>
                         <a:ext uri="{28A0092B-C50C-407E-A947-70E740481C1C}">
                           <a14:useLocalDpi xmlns:a14="http://schemas.microsoft.com/office/drawing/2010/main" val="0"/>
@@ -27780,7 +27526,7 @@
           <wp:inline distT="0" distB="0" distL="0" distR="0" wp14:anchorId="30B45F1D" wp14:editId="46708D12">
             <wp:extent cx="3650673" cy="8156679"/>
             <wp:effectExtent l="0" t="0" r="6985" b="0"/>
-            <wp:docPr id="11" name="Picture 14"/>
+            <wp:docPr id="9" name="Picture 14"/>
             <wp:cNvGraphicFramePr>
               <a:graphicFrameLocks xmlns:a="http://schemas.openxmlformats.org/drawingml/2006/main" noChangeAspect="1"/>
             </wp:cNvGraphicFramePr>
@@ -27788,13 +27534,13 @@
               <a:graphicData uri="http://schemas.openxmlformats.org/drawingml/2006/picture">
                 <pic:pic xmlns:pic="http://schemas.openxmlformats.org/drawingml/2006/picture">
                   <pic:nvPicPr>
-                    <pic:cNvPr id="11" name="Picture 273"/>
+                    <pic:cNvPr id="9" name="Picture 273"/>
                     <pic:cNvPicPr>
                       <a:picLocks noChangeAspect="1" noChangeArrowheads="1"/>
                     </pic:cNvPicPr>
                   </pic:nvPicPr>
                   <pic:blipFill>
-                    <a:blip r:embed="rId24" cstate="print">
+                    <a:blip r:embed="rId31" cstate="print">
                       <a:extLst>
                         <a:ext uri="{28A0092B-C50C-407E-A947-70E740481C1C}">
                           <a14:useLocalDpi xmlns:a14="http://schemas.microsoft.com/office/drawing/2010/main" val="0"/>
@@ -30867,9 +30613,10 @@
     </w:p>
     <w:p/>
     <w:sectPr>
-      <w:footerReference w:type="default" r:id="rId17"/>
+      <w:headerReference w:type="default" r:id="rId23"/>
+      <w:footerReference w:type="default" r:id="rId24"/>
       <w:pgSz w:w="12240" w:h="15840"/>
-      <w:pgMar w:top="792" w:right="1080" w:bottom="792" w:left="1080" w:header="720" w:footer="720" w:gutter="0"/>
+      <w:pgMar w:top="648" w:right="936" w:bottom="576" w:left="936" w:header="720" w:footer="720" w:gutter="0"/>
       <w:cols w:space="720"/>
       <w:docGrid w:linePitch="360"/>
     </w:sectPr>
@@ -30882,18 +30629,8 @@
   <w:p>
     <w:pPr>
       <w:pStyle w:val="Footer"/>
-      <w:jc w:val="center"/>
     </w:pPr>
     <w:r/>
-    <w:r>
-      <w:rPr>
-        <w:rFonts w:ascii="Times New Roman" w:hAnsi="Times New Roman"/>
-        <w:b w:val="0"/>
-        <w:color w:val="000000"/>
-        <w:sz w:val="22"/>
-      </w:rPr>
-      <w:t>i</w:t>
-    </w:r>
   </w:p>
 </w:ftr>
 </file>
@@ -30903,18 +30640,8 @@
   <w:p>
     <w:pPr>
       <w:pStyle w:val="Footer"/>
-      <w:jc w:val="center"/>
     </w:pPr>
     <w:r/>
-    <w:r>
-      <w:rPr>
-        <w:rFonts w:ascii="Times New Roman" w:hAnsi="Times New Roman"/>
-        <w:b w:val="0"/>
-        <w:color w:val="000000"/>
-        <w:sz w:val="22"/>
-      </w:rPr>
-      <w:t>ii</w:t>
-    </w:r>
   </w:p>
 </w:ftr>
 </file>
@@ -30924,18 +30651,8 @@
   <w:p>
     <w:pPr>
       <w:pStyle w:val="Footer"/>
-      <w:jc w:val="center"/>
     </w:pPr>
     <w:r/>
-    <w:r>
-      <w:rPr>
-        <w:rFonts w:ascii="Times New Roman" w:hAnsi="Times New Roman"/>
-        <w:b w:val="0"/>
-        <w:color w:val="000000"/>
-        <w:sz w:val="22"/>
-      </w:rPr>
-      <w:t>iii</w:t>
-    </w:r>
   </w:p>
 </w:ftr>
 </file>
@@ -30945,18 +30662,8 @@
   <w:p>
     <w:pPr>
       <w:pStyle w:val="Footer"/>
-      <w:jc w:val="center"/>
     </w:pPr>
     <w:r/>
-    <w:r>
-      <w:rPr>
-        <w:rFonts w:ascii="Times New Roman" w:hAnsi="Times New Roman"/>
-        <w:b w:val="0"/>
-        <w:color w:val="000000"/>
-        <w:sz w:val="22"/>
-      </w:rPr>
-      <w:t>iv</w:t>
-    </w:r>
   </w:p>
 </w:ftr>
 </file>
@@ -30966,18 +30673,8 @@
   <w:p>
     <w:pPr>
       <w:pStyle w:val="Footer"/>
-      <w:jc w:val="center"/>
     </w:pPr>
     <w:r/>
-    <w:r>
-      <w:rPr>
-        <w:rFonts w:ascii="Times New Roman" w:hAnsi="Times New Roman"/>
-        <w:b w:val="0"/>
-        <w:color w:val="000000"/>
-        <w:sz w:val="22"/>
-      </w:rPr>
-      <w:t>v</w:t>
-    </w:r>
   </w:p>
 </w:ftr>
 </file>
@@ -30987,18 +30684,8 @@
   <w:p>
     <w:pPr>
       <w:pStyle w:val="Footer"/>
-      <w:jc w:val="center"/>
     </w:pPr>
     <w:r/>
-    <w:r>
-      <w:rPr>
-        <w:rFonts w:ascii="Times New Roman" w:hAnsi="Times New Roman"/>
-        <w:b w:val="0"/>
-        <w:color w:val="000000"/>
-        <w:sz w:val="22"/>
-      </w:rPr>
-      <w:t>vi</w:t>
-    </w:r>
   </w:p>
 </w:ftr>
 </file>
@@ -31008,20 +30695,87 @@
   <w:p>
     <w:pPr>
       <w:pStyle w:val="Footer"/>
-      <w:jc w:val="center"/>
     </w:pPr>
     <w:r/>
-    <w:r>
-      <w:rPr>
-        <w:rFonts w:ascii="Times New Roman" w:hAnsi="Times New Roman"/>
-        <w:b w:val="0"/>
-        <w:color w:val="000000"/>
-        <w:sz w:val="22"/>
-      </w:rPr>
-      <w:t>vii</w:t>
-    </w:r>
   </w:p>
 </w:ftr>
+</file>
+
+<file path=word/header1.xml><?xml version="1.0" encoding="utf-8"?>
+<w:hdr xmlns:m="http://schemas.openxmlformats.org/officeDocument/2006/math" xmlns:mc="http://schemas.openxmlformats.org/markup-compatibility/2006" xmlns:mo="http://schemas.microsoft.com/office/mac/office/2008/main" xmlns:mv="urn:schemas-microsoft-com:mac:vml" xmlns:o="urn:schemas-microsoft-com:office:office" xmlns:r="http://schemas.openxmlformats.org/officeDocument/2006/relationships" xmlns:v="urn:schemas-microsoft-com:vml" xmlns:w10="urn:schemas-microsoft-com:office:word" xmlns:w14="http://schemas.microsoft.com/office/word/2010/wordml" xmlns:w="http://schemas.openxmlformats.org/wordprocessingml/2006/main" xmlns:wne="http://schemas.microsoft.com/office/word/2006/wordml" xmlns:wp14="http://schemas.microsoft.com/office/word/2010/wordprocessingDrawing" xmlns:wp="http://schemas.openxmlformats.org/drawingml/2006/wordprocessingDrawing" xmlns:wpc="http://schemas.microsoft.com/office/word/2010/wordprocessingCanvas" xmlns:wpg="http://schemas.microsoft.com/office/word/2010/wordprocessingGroup" xmlns:wpi="http://schemas.microsoft.com/office/word/2010/wordprocessingInk" xmlns:wps="http://schemas.microsoft.com/office/word/2010/wordprocessingShape" mc:Ignorable="w14 wp14">
+  <w:p>
+    <w:pPr>
+      <w:pStyle w:val="Header"/>
+    </w:pPr>
+    <w:r/>
+  </w:p>
+</w:hdr>
+</file>
+
+<file path=word/header2.xml><?xml version="1.0" encoding="utf-8"?>
+<w:hdr xmlns:m="http://schemas.openxmlformats.org/officeDocument/2006/math" xmlns:mc="http://schemas.openxmlformats.org/markup-compatibility/2006" xmlns:mo="http://schemas.microsoft.com/office/mac/office/2008/main" xmlns:mv="urn:schemas-microsoft-com:mac:vml" xmlns:o="urn:schemas-microsoft-com:office:office" xmlns:r="http://schemas.openxmlformats.org/officeDocument/2006/relationships" xmlns:v="urn:schemas-microsoft-com:vml" xmlns:w10="urn:schemas-microsoft-com:office:word" xmlns:w14="http://schemas.microsoft.com/office/word/2010/wordml" xmlns:w="http://schemas.openxmlformats.org/wordprocessingml/2006/main" xmlns:wne="http://schemas.microsoft.com/office/word/2006/wordml" xmlns:wp14="http://schemas.microsoft.com/office/word/2010/wordprocessingDrawing" xmlns:wp="http://schemas.openxmlformats.org/drawingml/2006/wordprocessingDrawing" xmlns:wpc="http://schemas.microsoft.com/office/word/2010/wordprocessingCanvas" xmlns:wpg="http://schemas.microsoft.com/office/word/2010/wordprocessingGroup" xmlns:wpi="http://schemas.microsoft.com/office/word/2010/wordprocessingInk" xmlns:wps="http://schemas.microsoft.com/office/word/2010/wordprocessingShape" mc:Ignorable="w14 wp14">
+  <w:p>
+    <w:pPr>
+      <w:pStyle w:val="Header"/>
+    </w:pPr>
+    <w:r/>
+  </w:p>
+</w:hdr>
+</file>
+
+<file path=word/header3.xml><?xml version="1.0" encoding="utf-8"?>
+<w:hdr xmlns:m="http://schemas.openxmlformats.org/officeDocument/2006/math" xmlns:mc="http://schemas.openxmlformats.org/markup-compatibility/2006" xmlns:mo="http://schemas.microsoft.com/office/mac/office/2008/main" xmlns:mv="urn:schemas-microsoft-com:mac:vml" xmlns:o="urn:schemas-microsoft-com:office:office" xmlns:r="http://schemas.openxmlformats.org/officeDocument/2006/relationships" xmlns:v="urn:schemas-microsoft-com:vml" xmlns:w10="urn:schemas-microsoft-com:office:word" xmlns:w14="http://schemas.microsoft.com/office/word/2010/wordml" xmlns:w="http://schemas.openxmlformats.org/wordprocessingml/2006/main" xmlns:wne="http://schemas.microsoft.com/office/word/2006/wordml" xmlns:wp14="http://schemas.microsoft.com/office/word/2010/wordprocessingDrawing" xmlns:wp="http://schemas.openxmlformats.org/drawingml/2006/wordprocessingDrawing" xmlns:wpc="http://schemas.microsoft.com/office/word/2010/wordprocessingCanvas" xmlns:wpg="http://schemas.microsoft.com/office/word/2010/wordprocessingGroup" xmlns:wpi="http://schemas.microsoft.com/office/word/2010/wordprocessingInk" xmlns:wps="http://schemas.microsoft.com/office/word/2010/wordprocessingShape" mc:Ignorable="w14 wp14">
+  <w:p>
+    <w:pPr>
+      <w:pStyle w:val="Header"/>
+    </w:pPr>
+    <w:r/>
+  </w:p>
+</w:hdr>
+</file>
+
+<file path=word/header4.xml><?xml version="1.0" encoding="utf-8"?>
+<w:hdr xmlns:m="http://schemas.openxmlformats.org/officeDocument/2006/math" xmlns:mc="http://schemas.openxmlformats.org/markup-compatibility/2006" xmlns:mo="http://schemas.microsoft.com/office/mac/office/2008/main" xmlns:mv="urn:schemas-microsoft-com:mac:vml" xmlns:o="urn:schemas-microsoft-com:office:office" xmlns:r="http://schemas.openxmlformats.org/officeDocument/2006/relationships" xmlns:v="urn:schemas-microsoft-com:vml" xmlns:w10="urn:schemas-microsoft-com:office:word" xmlns:w14="http://schemas.microsoft.com/office/word/2010/wordml" xmlns:w="http://schemas.openxmlformats.org/wordprocessingml/2006/main" xmlns:wne="http://schemas.microsoft.com/office/word/2006/wordml" xmlns:wp14="http://schemas.microsoft.com/office/word/2010/wordprocessingDrawing" xmlns:wp="http://schemas.openxmlformats.org/drawingml/2006/wordprocessingDrawing" xmlns:wpc="http://schemas.microsoft.com/office/word/2010/wordprocessingCanvas" xmlns:wpg="http://schemas.microsoft.com/office/word/2010/wordprocessingGroup" xmlns:wpi="http://schemas.microsoft.com/office/word/2010/wordprocessingInk" xmlns:wps="http://schemas.microsoft.com/office/word/2010/wordprocessingShape" mc:Ignorable="w14 wp14">
+  <w:p>
+    <w:pPr>
+      <w:pStyle w:val="Header"/>
+    </w:pPr>
+    <w:r/>
+  </w:p>
+</w:hdr>
+</file>
+
+<file path=word/header5.xml><?xml version="1.0" encoding="utf-8"?>
+<w:hdr xmlns:m="http://schemas.openxmlformats.org/officeDocument/2006/math" xmlns:mc="http://schemas.openxmlformats.org/markup-compatibility/2006" xmlns:mo="http://schemas.microsoft.com/office/mac/office/2008/main" xmlns:mv="urn:schemas-microsoft-com:mac:vml" xmlns:o="urn:schemas-microsoft-com:office:office" xmlns:r="http://schemas.openxmlformats.org/officeDocument/2006/relationships" xmlns:v="urn:schemas-microsoft-com:vml" xmlns:w10="urn:schemas-microsoft-com:office:word" xmlns:w14="http://schemas.microsoft.com/office/word/2010/wordml" xmlns:w="http://schemas.openxmlformats.org/wordprocessingml/2006/main" xmlns:wne="http://schemas.microsoft.com/office/word/2006/wordml" xmlns:wp14="http://schemas.microsoft.com/office/word/2010/wordprocessingDrawing" xmlns:wp="http://schemas.openxmlformats.org/drawingml/2006/wordprocessingDrawing" xmlns:wpc="http://schemas.microsoft.com/office/word/2010/wordprocessingCanvas" xmlns:wpg="http://schemas.microsoft.com/office/word/2010/wordprocessingGroup" xmlns:wpi="http://schemas.microsoft.com/office/word/2010/wordprocessingInk" xmlns:wps="http://schemas.microsoft.com/office/word/2010/wordprocessingShape" mc:Ignorable="w14 wp14">
+  <w:p>
+    <w:pPr>
+      <w:pStyle w:val="Header"/>
+    </w:pPr>
+    <w:r/>
+  </w:p>
+</w:hdr>
+</file>
+
+<file path=word/header6.xml><?xml version="1.0" encoding="utf-8"?>
+<w:hdr xmlns:m="http://schemas.openxmlformats.org/officeDocument/2006/math" xmlns:mc="http://schemas.openxmlformats.org/markup-compatibility/2006" xmlns:mo="http://schemas.microsoft.com/office/mac/office/2008/main" xmlns:mv="urn:schemas-microsoft-com:mac:vml" xmlns:o="urn:schemas-microsoft-com:office:office" xmlns:r="http://schemas.openxmlformats.org/officeDocument/2006/relationships" xmlns:v="urn:schemas-microsoft-com:vml" xmlns:w10="urn:schemas-microsoft-com:office:word" xmlns:w14="http://schemas.microsoft.com/office/word/2010/wordml" xmlns:w="http://schemas.openxmlformats.org/wordprocessingml/2006/main" xmlns:wne="http://schemas.microsoft.com/office/word/2006/wordml" xmlns:wp14="http://schemas.microsoft.com/office/word/2010/wordprocessingDrawing" xmlns:wp="http://schemas.openxmlformats.org/drawingml/2006/wordprocessingDrawing" xmlns:wpc="http://schemas.microsoft.com/office/word/2010/wordprocessingCanvas" xmlns:wpg="http://schemas.microsoft.com/office/word/2010/wordprocessingGroup" xmlns:wpi="http://schemas.microsoft.com/office/word/2010/wordprocessingInk" xmlns:wps="http://schemas.microsoft.com/office/word/2010/wordprocessingShape" mc:Ignorable="w14 wp14">
+  <w:p>
+    <w:pPr>
+      <w:pStyle w:val="Header"/>
+    </w:pPr>
+    <w:r/>
+  </w:p>
+</w:hdr>
+</file>
+
+<file path=word/header7.xml><?xml version="1.0" encoding="utf-8"?>
+<w:hdr xmlns:m="http://schemas.openxmlformats.org/officeDocument/2006/math" xmlns:mc="http://schemas.openxmlformats.org/markup-compatibility/2006" xmlns:mo="http://schemas.microsoft.com/office/mac/office/2008/main" xmlns:mv="urn:schemas-microsoft-com:mac:vml" xmlns:o="urn:schemas-microsoft-com:office:office" xmlns:r="http://schemas.openxmlformats.org/officeDocument/2006/relationships" xmlns:v="urn:schemas-microsoft-com:vml" xmlns:w10="urn:schemas-microsoft-com:office:word" xmlns:w14="http://schemas.microsoft.com/office/word/2010/wordml" xmlns:w="http://schemas.openxmlformats.org/wordprocessingml/2006/main" xmlns:wne="http://schemas.microsoft.com/office/word/2006/wordml" xmlns:wp14="http://schemas.microsoft.com/office/word/2010/wordprocessingDrawing" xmlns:wp="http://schemas.openxmlformats.org/drawingml/2006/wordprocessingDrawing" xmlns:wpc="http://schemas.microsoft.com/office/word/2010/wordprocessingCanvas" xmlns:wpg="http://schemas.microsoft.com/office/word/2010/wordprocessingGroup" xmlns:wpi="http://schemas.microsoft.com/office/word/2010/wordprocessingInk" xmlns:wps="http://schemas.microsoft.com/office/word/2010/wordprocessingShape" mc:Ignorable="w14 wp14">
+  <w:p>
+    <w:pPr>
+      <w:pStyle w:val="Header"/>
+    </w:pPr>
+    <w:r/>
+  </w:p>
+</w:hdr>
 </file>
 
 <file path=word/numbering.xml><?xml version="1.0" encoding="utf-8"?>
@@ -31198,7 +30952,7 @@
     </w:lvl>
   </w:abstractNum>
   <w:abstractNum xmlns:w15="http://schemas.microsoft.com/office/word/2012/wordml" w:abstractNumId="9" w15:restartNumberingAfterBreak="0">
-    <w:nsid w:val="04010005"/>
+    <w:nsid w:val="01DD8EAB"/>
     <w:multiLevelType w:val="multilevel"/>
     <w:tmpl w:val="DBD04366"/>
     <w:lvl w:ilvl="0">
@@ -31311,7 +31065,7 @@
     </w:lvl>
   </w:abstractNum>
   <w:abstractNum xmlns:w15="http://schemas.microsoft.com/office/word/2012/wordml" w:abstractNumId="10" w15:restartNumberingAfterBreak="0">
-    <w:nsid w:val="02321DBE"/>
+    <w:nsid w:val="04F19F58"/>
     <w:multiLevelType w:val="multilevel"/>
     <w:tmpl w:val="C3DA0652"/>
     <w:lvl w:ilvl="0">
@@ -31460,7 +31214,7 @@
     </w:lvl>
   </w:abstractNum>
   <w:abstractNum xmlns:w15="http://schemas.microsoft.com/office/word/2012/wordml" w:abstractNumId="11" w15:restartNumberingAfterBreak="0">
-    <w:nsid w:val="0554CEF7"/>
+    <w:nsid w:val="041A06C5"/>
     <w:multiLevelType w:val="multilevel"/>
     <w:tmpl w:val="5874C7FA"/>
     <w:lvl w:ilvl="0">
@@ -31609,7 +31363,7 @@
     </w:lvl>
   </w:abstractNum>
   <w:abstractNum xmlns:w15="http://schemas.microsoft.com/office/word/2012/wordml" w:abstractNumId="12" w15:restartNumberingAfterBreak="0">
-    <w:nsid w:val="00DC387F"/>
+    <w:nsid w:val="0206AFEC"/>
     <w:multiLevelType w:val="multilevel"/>
     <w:tmpl w:val="3836CC10"/>
     <w:lvl w:ilvl="0">
@@ -31758,7 +31512,7 @@
     </w:lvl>
   </w:abstractNum>
   <w:abstractNum xmlns:w15="http://schemas.microsoft.com/office/word/2012/wordml" w:abstractNumId="13" w15:restartNumberingAfterBreak="0">
-    <w:nsid w:val="028C9C2A"/>
+    <w:nsid w:val="05471BCA"/>
     <w:multiLevelType w:val="multilevel"/>
     <w:tmpl w:val="8F703BE0"/>
     <w:lvl w:ilvl="0">
@@ -31907,7 +31661,7 @@
     </w:lvl>
   </w:abstractNum>
   <w:abstractNum xmlns:w15="http://schemas.microsoft.com/office/word/2012/wordml" w:abstractNumId="14" w15:restartNumberingAfterBreak="0">
-    <w:nsid w:val="0250DFC8"/>
+    <w:nsid w:val="0236E516"/>
     <w:multiLevelType w:val="multilevel"/>
     <w:tmpl w:val="1ED2D07E"/>
     <w:lvl w:ilvl="0">
@@ -32056,7 +31810,7 @@
     </w:lvl>
   </w:abstractNum>
   <w:abstractNum xmlns:w15="http://schemas.microsoft.com/office/word/2012/wordml" w:abstractNumId="15" w15:restartNumberingAfterBreak="0">
-    <w:nsid w:val="03F6D268"/>
+    <w:nsid w:val="02BBCAB8"/>
     <w:multiLevelType w:val="multilevel"/>
     <w:tmpl w:val="56BAB812"/>
     <w:lvl w:ilvl="0">
@@ -32205,7 +31959,7 @@
     </w:lvl>
   </w:abstractNum>
   <w:abstractNum xmlns:w15="http://schemas.microsoft.com/office/word/2012/wordml" w:abstractNumId="16" w15:restartNumberingAfterBreak="0">
-    <w:nsid w:val="03627F05"/>
+    <w:nsid w:val="036FCB49"/>
     <w:multiLevelType w:val="multilevel"/>
     <w:tmpl w:val="14F09716"/>
     <w:lvl w:ilvl="0">
@@ -32354,7 +32108,7 @@
     </w:lvl>
   </w:abstractNum>
   <w:abstractNum xmlns:w15="http://schemas.microsoft.com/office/word/2012/wordml" w:abstractNumId="17" w15:restartNumberingAfterBreak="0">
-    <w:nsid w:val="052A7BB1"/>
+    <w:nsid w:val="030BC6F2"/>
     <w:multiLevelType w:val="multilevel"/>
     <w:tmpl w:val="25E05E0C"/>
     <w:lvl w:ilvl="0">
@@ -32503,7 +32257,7 @@
     </w:lvl>
   </w:abstractNum>
   <w:abstractNum xmlns:w15="http://schemas.microsoft.com/office/word/2012/wordml" w:abstractNumId="18" w15:restartNumberingAfterBreak="0">
-    <w:nsid w:val="006947CA"/>
+    <w:nsid w:val="05A7EFC9"/>
     <w:multiLevelType w:val="multilevel"/>
     <w:tmpl w:val="EBC20560"/>
     <w:lvl w:ilvl="0">
@@ -32652,7 +32406,7 @@
     </w:lvl>
   </w:abstractNum>
   <w:abstractNum xmlns:w15="http://schemas.microsoft.com/office/word/2012/wordml" w:abstractNumId="19" w15:restartNumberingAfterBreak="0">
-    <w:nsid w:val="023CDD62"/>
+    <w:nsid w:val="02A5DD54"/>
     <w:multiLevelType w:val="multilevel"/>
     <w:tmpl w:val="1F789084"/>
     <w:lvl w:ilvl="0">
@@ -32765,7 +32519,7 @@
     </w:lvl>
   </w:abstractNum>
   <w:abstractNum xmlns:w15="http://schemas.microsoft.com/office/word/2012/wordml" w:abstractNumId="20" w15:restartNumberingAfterBreak="0">
-    <w:nsid w:val="03BF4831"/>
+    <w:nsid w:val="0228595E"/>
     <w:multiLevelType w:val="multilevel"/>
     <w:tmpl w:val="4FC23966"/>
     <w:lvl w:ilvl="0">
@@ -32914,7 +32668,7 @@
     </w:lvl>
   </w:abstractNum>
   <w:abstractNum xmlns:w15="http://schemas.microsoft.com/office/word/2012/wordml" w:abstractNumId="21" w15:restartNumberingAfterBreak="0">
-    <w:nsid w:val="001A2B2F"/>
+    <w:nsid w:val="0369FF06"/>
     <w:multiLevelType w:val="multilevel"/>
     <w:tmpl w:val="0246A34E"/>
     <w:lvl w:ilvl="0">
@@ -33063,7 +32817,7 @@
     </w:lvl>
   </w:abstractNum>
   <w:abstractNum xmlns:w15="http://schemas.microsoft.com/office/word/2012/wordml" w:abstractNumId="22" w15:restartNumberingAfterBreak="0">
-    <w:nsid w:val="04FE1627"/>
+    <w:nsid w:val="052AAD51"/>
     <w:multiLevelType w:val="multilevel"/>
     <w:tmpl w:val="6A4C872A"/>
     <w:lvl w:ilvl="0">
@@ -33212,7 +32966,7 @@
     </w:lvl>
   </w:abstractNum>
   <w:abstractNum xmlns:w15="http://schemas.microsoft.com/office/word/2012/wordml" w:abstractNumId="23" w15:restartNumberingAfterBreak="0">
-    <w:nsid w:val="0048BD5B"/>
+    <w:nsid w:val="00F4CE7D"/>
     <w:multiLevelType w:val="multilevel"/>
     <w:tmpl w:val="C530572A"/>
     <w:lvl w:ilvl="0">
@@ -33361,7 +33115,7 @@
     </w:lvl>
   </w:abstractNum>
   <w:abstractNum xmlns:w15="http://schemas.microsoft.com/office/word/2012/wordml" w:abstractNumId="24" w15:restartNumberingAfterBreak="0">
-    <w:nsid w:val="00AC6783"/>
+    <w:nsid w:val="042724B7"/>
     <w:multiLevelType w:val="multilevel"/>
     <w:tmpl w:val="EF52C5E0"/>
     <w:lvl w:ilvl="0">
@@ -33510,7 +33264,7 @@
     </w:lvl>
   </w:abstractNum>
   <w:abstractNum xmlns:w15="http://schemas.microsoft.com/office/word/2012/wordml" w:abstractNumId="25" w15:restartNumberingAfterBreak="0">
-    <w:nsid w:val="004D836C"/>
+    <w:nsid w:val="018D8140"/>
     <w:multiLevelType w:val="multilevel"/>
     <w:tmpl w:val="EBD01504"/>
     <w:lvl w:ilvl="0">
@@ -33659,7 +33413,7 @@
     </w:lvl>
   </w:abstractNum>
   <w:abstractNum xmlns:w15="http://schemas.microsoft.com/office/word/2012/wordml" w:abstractNumId="26" w15:restartNumberingAfterBreak="0">
-    <w:nsid w:val="0069BA93"/>
+    <w:nsid w:val="04D0B952"/>
     <w:multiLevelType w:val="multilevel"/>
     <w:tmpl w:val="D12AF8AC"/>
     <w:lvl w:ilvl="0">
@@ -33808,7 +33562,7 @@
     </w:lvl>
   </w:abstractNum>
   <w:abstractNum xmlns:w15="http://schemas.microsoft.com/office/word/2012/wordml" w:abstractNumId="27" w15:restartNumberingAfterBreak="0">
-    <w:nsid w:val="0499661E"/>
+    <w:nsid w:val="04827CEE"/>
     <w:multiLevelType w:val="multilevel"/>
     <w:tmpl w:val="6B12E9B6"/>
     <w:lvl w:ilvl="0">
@@ -33957,7 +33711,7 @@
     </w:lvl>
   </w:abstractNum>
   <w:abstractNum xmlns:w15="http://schemas.microsoft.com/office/word/2012/wordml" w:abstractNumId="28" w15:restartNumberingAfterBreak="0">
-    <w:nsid w:val="04685736"/>
+    <w:nsid w:val="00DCAA16"/>
     <w:multiLevelType w:val="multilevel"/>
     <w:tmpl w:val="5432618E"/>
     <w:lvl w:ilvl="0">
@@ -34106,7 +33860,7 @@
     </w:lvl>
   </w:abstractNum>
   <w:abstractNum xmlns:w15="http://schemas.microsoft.com/office/word/2012/wordml" w:abstractNumId="29" w15:restartNumberingAfterBreak="0">
-    <w:nsid w:val="00584D19"/>
+    <w:nsid w:val="056ED49C"/>
     <w:multiLevelType w:val="multilevel"/>
     <w:tmpl w:val="03B0F108"/>
     <w:lvl w:ilvl="0">
@@ -34255,7 +34009,7 @@
     </w:lvl>
   </w:abstractNum>
   <w:abstractNum xmlns:w15="http://schemas.microsoft.com/office/word/2012/wordml" w:abstractNumId="30" w15:restartNumberingAfterBreak="0">
-    <w:nsid w:val="05CD251D"/>
+    <w:nsid w:val="021DBABD"/>
     <w:multiLevelType w:val="multilevel"/>
     <w:tmpl w:val="E124E6EC"/>
     <w:lvl w:ilvl="0">
@@ -34404,7 +34158,7 @@
     </w:lvl>
   </w:abstractNum>
   <w:abstractNum xmlns:w15="http://schemas.microsoft.com/office/word/2012/wordml" w:abstractNumId="31" w15:restartNumberingAfterBreak="0">
-    <w:nsid w:val="04C2886F"/>
+    <w:nsid w:val="01EF2486"/>
     <w:multiLevelType w:val="multilevel"/>
     <w:tmpl w:val="A7B68B0A"/>
     <w:lvl w:ilvl="0">
@@ -34517,7 +34271,7 @@
     </w:lvl>
   </w:abstractNum>
   <w:abstractNum xmlns:w15="http://schemas.microsoft.com/office/word/2012/wordml" w:abstractNumId="32" w15:restartNumberingAfterBreak="0">
-    <w:nsid w:val="02AA4FA2"/>
+    <w:nsid w:val="04363B12"/>
     <w:multiLevelType w:val="hybridMultilevel"/>
     <w:tmpl w:val="785E38F0"/>
     <w:lvl w:ilvl="0" w:tplc="4009000F">
@@ -34606,7 +34360,7 @@
     </w:lvl>
   </w:abstractNum>
   <w:abstractNum xmlns:w15="http://schemas.microsoft.com/office/word/2012/wordml" w:abstractNumId="33" w15:restartNumberingAfterBreak="0">
-    <w:nsid w:val="01B9E2E2"/>
+    <w:nsid w:val="01B3E3B4"/>
     <w:multiLevelType w:val="multilevel"/>
     <w:tmpl w:val="AA3AE844"/>
     <w:lvl w:ilvl="0">
@@ -34755,7 +34509,7 @@
     </w:lvl>
   </w:abstractNum>
   <w:abstractNum xmlns:w15="http://schemas.microsoft.com/office/word/2012/wordml" w:abstractNumId="34" w15:restartNumberingAfterBreak="0">
-    <w:nsid w:val="040379A8"/>
+    <w:nsid w:val="03987636"/>
     <w:multiLevelType w:val="multilevel"/>
     <w:tmpl w:val="9154D8D0"/>
     <w:lvl w:ilvl="0">
@@ -34904,7 +34658,7 @@
     </w:lvl>
   </w:abstractNum>
   <w:abstractNum xmlns:w15="http://schemas.microsoft.com/office/word/2012/wordml" w:abstractNumId="35" w15:restartNumberingAfterBreak="0">
-    <w:nsid w:val="05B817FC"/>
+    <w:nsid w:val="0521938A"/>
     <w:multiLevelType w:val="multilevel"/>
     <w:tmpl w:val="CC9898F4"/>
     <w:lvl w:ilvl="0">
@@ -35053,7 +34807,7 @@
     </w:lvl>
   </w:abstractNum>
   <w:abstractNum xmlns:w15="http://schemas.microsoft.com/office/word/2012/wordml" w:abstractNumId="36" w15:restartNumberingAfterBreak="0">
-    <w:nsid w:val="02594B04"/>
+    <w:nsid w:val="03F56A9F"/>
     <w:multiLevelType w:val="multilevel"/>
     <w:tmpl w:val="5E3C9B54"/>
     <w:lvl w:ilvl="0">
@@ -35202,7 +34956,7 @@
     </w:lvl>
   </w:abstractNum>
   <w:abstractNum xmlns:w15="http://schemas.microsoft.com/office/word/2012/wordml" w:abstractNumId="37" w15:restartNumberingAfterBreak="0">
-    <w:nsid w:val="005BEAAE"/>
+    <w:nsid w:val="02D76551"/>
     <w:multiLevelType w:val="multilevel"/>
     <w:tmpl w:val="04B2A070"/>
     <w:lvl w:ilvl="0">
@@ -35351,7 +35105,7 @@
     </w:lvl>
   </w:abstractNum>
   <w:abstractNum xmlns:w15="http://schemas.microsoft.com/office/word/2012/wordml" w:abstractNumId="38" w15:restartNumberingAfterBreak="0">
-    <w:nsid w:val="0201D63B"/>
+    <w:nsid w:val="003CD4A5"/>
     <w:multiLevelType w:val="multilevel"/>
     <w:tmpl w:val="17AA17F2"/>
     <w:lvl w:ilvl="0">
@@ -35500,7 +35254,7 @@
     </w:lvl>
   </w:abstractNum>
   <w:abstractNum xmlns:w15="http://schemas.microsoft.com/office/word/2012/wordml" w:abstractNumId="39" w15:restartNumberingAfterBreak="0">
-    <w:nsid w:val="002DEC28"/>
+    <w:nsid w:val="022F9B0A"/>
     <w:multiLevelType w:val="multilevel"/>
     <w:tmpl w:val="5C6053B0"/>
     <w:lvl w:ilvl="0">
@@ -35649,7 +35403,7 @@
     </w:lvl>
   </w:abstractNum>
   <w:abstractNum xmlns:w15="http://schemas.microsoft.com/office/word/2012/wordml" w:abstractNumId="40" w15:restartNumberingAfterBreak="0">
-    <w:nsid w:val="02C29D9A"/>
+    <w:nsid w:val="01B91B85"/>
     <w:multiLevelType w:val="multilevel"/>
     <w:tmpl w:val="E3D4D136"/>
     <w:lvl w:ilvl="0">
@@ -35798,7 +35552,7 @@
     </w:lvl>
   </w:abstractNum>
   <w:abstractNum xmlns:w15="http://schemas.microsoft.com/office/word/2012/wordml" w:abstractNumId="41" w15:restartNumberingAfterBreak="0">
-    <w:nsid w:val="04A50812"/>
+    <w:nsid w:val="021A7C9E"/>
     <w:multiLevelType w:val="multilevel"/>
     <w:tmpl w:val="3F121F5A"/>
     <w:lvl w:ilvl="0">
@@ -35947,7 +35701,7 @@
     </w:lvl>
   </w:abstractNum>
   <w:abstractNum xmlns:w15="http://schemas.microsoft.com/office/word/2012/wordml" w:abstractNumId="42" w15:restartNumberingAfterBreak="0">
-    <w:nsid w:val="03F30209"/>
+    <w:nsid w:val="0222CB79"/>
     <w:multiLevelType w:val="multilevel"/>
     <w:tmpl w:val="ACBC1308"/>
     <w:lvl w:ilvl="0">
@@ -36096,7 +35850,7 @@
     </w:lvl>
   </w:abstractNum>
   <w:abstractNum xmlns:w15="http://schemas.microsoft.com/office/word/2012/wordml" w:abstractNumId="43" w15:restartNumberingAfterBreak="0">
-    <w:nsid w:val="026BA3A3"/>
+    <w:nsid w:val="02467F7B"/>
     <w:multiLevelType w:val="multilevel"/>
     <w:tmpl w:val="E524479C"/>
     <w:lvl w:ilvl="0">
@@ -36245,7 +35999,7 @@
     </w:lvl>
   </w:abstractNum>
   <w:abstractNum xmlns:w15="http://schemas.microsoft.com/office/word/2012/wordml" w:abstractNumId="44" w15:restartNumberingAfterBreak="0">
-    <w:nsid w:val="042F9104"/>
+    <w:nsid w:val="035A5D7D"/>
     <w:multiLevelType w:val="multilevel"/>
     <w:tmpl w:val="395CCD4C"/>
     <w:lvl w:ilvl="0">
@@ -36394,7 +36148,7 @@
     </w:lvl>
   </w:abstractNum>
   <w:abstractNum xmlns:w15="http://schemas.microsoft.com/office/word/2012/wordml" w:abstractNumId="45" w15:restartNumberingAfterBreak="0">
-    <w:nsid w:val="053F6CE4"/>
+    <w:nsid w:val="052B278C"/>
     <w:multiLevelType w:val="multilevel"/>
     <w:tmpl w:val="68A03BB4"/>
     <w:lvl w:ilvl="0">
@@ -36543,7 +36297,7 @@
     </w:lvl>
   </w:abstractNum>
   <w:abstractNum xmlns:w15="http://schemas.microsoft.com/office/word/2012/wordml" w:abstractNumId="46" w15:restartNumberingAfterBreak="0">
-    <w:nsid w:val="02C3F92A"/>
+    <w:nsid w:val="009C914B"/>
     <w:multiLevelType w:val="multilevel"/>
     <w:tmpl w:val="01C4354C"/>
     <w:lvl w:ilvl="0">
@@ -36692,7 +36446,7 @@
     </w:lvl>
   </w:abstractNum>
   <w:abstractNum xmlns:w15="http://schemas.microsoft.com/office/word/2012/wordml" w:abstractNumId="47" w15:restartNumberingAfterBreak="0">
-    <w:nsid w:val="009691EA"/>
+    <w:nsid w:val="042D36D9"/>
     <w:multiLevelType w:val="multilevel"/>
     <w:tmpl w:val="3AD69EF2"/>
     <w:lvl w:ilvl="0">
@@ -36841,7 +36595,7 @@
     </w:lvl>
   </w:abstractNum>
   <w:abstractNum xmlns:w15="http://schemas.microsoft.com/office/word/2012/wordml" w:abstractNumId="48" w15:restartNumberingAfterBreak="0">
-    <w:nsid w:val="0581B7F7"/>
+    <w:nsid w:val="056A6842"/>
     <w:multiLevelType w:val="multilevel"/>
     <w:tmpl w:val="2E04D86E"/>
     <w:lvl w:ilvl="0">
@@ -36990,7 +36744,7 @@
     </w:lvl>
   </w:abstractNum>
   <w:abstractNum xmlns:w15="http://schemas.microsoft.com/office/word/2012/wordml" w:abstractNumId="49" w15:restartNumberingAfterBreak="0">
-    <w:nsid w:val="004346AA"/>
+    <w:nsid w:val="012F7128"/>
     <w:multiLevelType w:val="multilevel"/>
     <w:tmpl w:val="6B645864"/>
     <w:lvl w:ilvl="0">
@@ -37139,7 +36893,7 @@
     </w:lvl>
   </w:abstractNum>
   <w:abstractNum xmlns:w15="http://schemas.microsoft.com/office/word/2012/wordml" w:abstractNumId="50" w15:restartNumberingAfterBreak="0">
-    <w:nsid w:val="009275C2"/>
+    <w:nsid w:val="02101C0A"/>
     <w:multiLevelType w:val="multilevel"/>
     <w:tmpl w:val="F25EAEE0"/>
     <w:lvl w:ilvl="0">
@@ -37288,7 +37042,7 @@
     </w:lvl>
   </w:abstractNum>
   <w:abstractNum xmlns:w15="http://schemas.microsoft.com/office/word/2012/wordml" w:abstractNumId="51" w15:restartNumberingAfterBreak="0">
-    <w:nsid w:val="01D6FB63"/>
+    <w:nsid w:val="02CA4767"/>
     <w:multiLevelType w:val="multilevel"/>
     <w:tmpl w:val="7646E6DA"/>
     <w:lvl w:ilvl="0">
@@ -37437,7 +37191,7 @@
     </w:lvl>
   </w:abstractNum>
   <w:abstractNum xmlns:w15="http://schemas.microsoft.com/office/word/2012/wordml" w:abstractNumId="52" w15:restartNumberingAfterBreak="0">
-    <w:nsid w:val="03D3E4E8"/>
+    <w:nsid w:val="00CB36F8"/>
     <w:multiLevelType w:val="multilevel"/>
     <w:tmpl w:val="EC0C2D7A"/>
     <w:lvl w:ilvl="0">
@@ -37550,7 +37304,7 @@
     </w:lvl>
   </w:abstractNum>
   <w:abstractNum xmlns:w15="http://schemas.microsoft.com/office/word/2012/wordml" w:abstractNumId="53" w15:restartNumberingAfterBreak="0">
-    <w:nsid w:val="008FB901"/>
+    <w:nsid w:val="030262BC"/>
     <w:multiLevelType w:val="multilevel"/>
     <w:tmpl w:val="AC44280E"/>
     <w:lvl w:ilvl="0">
@@ -37699,7 +37453,7 @@
     </w:lvl>
   </w:abstractNum>
   <w:abstractNum xmlns:w15="http://schemas.microsoft.com/office/word/2012/wordml" w:abstractNumId="54" w15:restartNumberingAfterBreak="0">
-    <w:nsid w:val="05382F46"/>
+    <w:nsid w:val="031B6156"/>
     <w:multiLevelType w:val="multilevel"/>
     <w:tmpl w:val="A3F4486E"/>
     <w:lvl w:ilvl="0">
@@ -37848,7 +37602,7 @@
     </w:lvl>
   </w:abstractNum>
   <w:abstractNum xmlns:w15="http://schemas.microsoft.com/office/word/2012/wordml" w:abstractNumId="55" w15:restartNumberingAfterBreak="0">
-    <w:nsid w:val="0179C133"/>
+    <w:nsid w:val="05ECC1B0"/>
     <w:multiLevelType w:val="multilevel"/>
     <w:tmpl w:val="21A04972"/>
     <w:lvl w:ilvl="0">
@@ -37997,7 +37751,7 @@
     </w:lvl>
   </w:abstractNum>
   <w:abstractNum xmlns:w15="http://schemas.microsoft.com/office/word/2012/wordml" w:abstractNumId="56" w15:restartNumberingAfterBreak="0">
-    <w:nsid w:val="052D2157"/>
+    <w:nsid w:val="0469FF76"/>
     <w:multiLevelType w:val="multilevel"/>
     <w:tmpl w:val="C28019D8"/>
     <w:lvl w:ilvl="0">
@@ -38146,7 +37900,7 @@
     </w:lvl>
   </w:abstractNum>
   <w:abstractNum xmlns:w15="http://schemas.microsoft.com/office/word/2012/wordml" w:abstractNumId="57" w15:restartNumberingAfterBreak="0">
-    <w:nsid w:val="01A6A3DB"/>
+    <w:nsid w:val="02562EF8"/>
     <w:multiLevelType w:val="multilevel"/>
     <w:tmpl w:val="64E2A65E"/>
     <w:lvl w:ilvl="0">
